--- a/prp/ip data/topics/springboot/BeanLIfeCycle.docx
+++ b/prp/ip data/topics/springboot/BeanLIfeCycle.docx
@@ -241,15 +241,35 @@
           <w:szCs w:val="28"/>
           <w:lang w:eastAsia="en-IN"/>
         </w:rPr>
-        <w:t xml:space="preserve"> You have to build objects manually using the new keyword everywhere (Car myCar = new Car();). If Car needs an Engine, you have to build that too. It gets messy.</w:t>
-      </w:r>
-    </w:p>
-    <w:p>
-      <w:pPr>
-        <w:rPr>
-          <w:rFonts w:ascii="Arial" w:eastAsia="Times New Roman" w:hAnsi="Arial" w:cs="Arial"/>
-          <w:sz w:val="24"/>
-          <w:szCs w:val="24"/>
+        <w:t xml:space="preserve"> You have to build objects manually using the new keyword everywhere (Car myCar = new </w:t>
+      </w:r>
+      <w:proofErr w:type="gramStart"/>
+      <w:r>
+        <w:rPr>
+          <w:rFonts w:ascii="Times New Roman" w:eastAsia="Times New Roman" w:hAnsi="Times New Roman" w:cs="Times New Roman"/>
+          <w:sz w:val="28"/>
+          <w:szCs w:val="28"/>
+          <w:lang w:eastAsia="en-IN"/>
+        </w:rPr>
+        <w:t>Car(</w:t>
+      </w:r>
+      <w:proofErr w:type="gramEnd"/>
+      <w:r>
+        <w:rPr>
+          <w:rFonts w:ascii="Times New Roman" w:eastAsia="Times New Roman" w:hAnsi="Times New Roman" w:cs="Times New Roman"/>
+          <w:sz w:val="28"/>
+          <w:szCs w:val="28"/>
+          <w:lang w:eastAsia="en-IN"/>
+        </w:rPr>
+        <w:t>);). If Car needs an Engine, you have to build that too. It gets messy.</w:t>
+      </w:r>
+    </w:p>
+    <w:p>
+      <w:pPr>
+        <w:rPr>
+          <w:rFonts w:ascii="Times New Roman" w:eastAsia="Times New Roman" w:hAnsi="Times New Roman" w:cs="Times New Roman"/>
+          <w:sz w:val="28"/>
+          <w:szCs w:val="28"/>
           <w:lang w:eastAsia="en-IN"/>
         </w:rPr>
       </w:pPr>
@@ -319,23 +339,15 @@
           <w:lang w:eastAsia="en-IN"/>
         </w:rPr>
         <w:br/>
-      </w:r>
-      <w:r>
-        <w:rPr>
-          <w:rFonts w:ascii="Arial" w:eastAsia="Times New Roman" w:hAnsi="Arial" w:cs="Arial"/>
-          <w:sz w:val="24"/>
-          <w:szCs w:val="24"/>
-          <w:lang w:eastAsia="en-IN"/>
-        </w:rPr>
         <w:t>The shortest summary of the difference is: All Spring beans are objects, but not all objects are Spring beans. [</w:t>
       </w:r>
       <w:hyperlink r:id="rId5" w:history="1">
         <w:r>
           <w:rPr>
-            <w:rFonts w:ascii="Arial" w:eastAsia="Times New Roman" w:hAnsi="Arial" w:cs="Arial"/>
+            <w:rFonts w:ascii="Times New Roman" w:eastAsia="Times New Roman" w:hAnsi="Times New Roman" w:cs="Times New Roman"/>
             <w:color w:val="0000FF"/>
-            <w:sz w:val="24"/>
-            <w:szCs w:val="24"/>
+            <w:sz w:val="28"/>
+            <w:szCs w:val="28"/>
             <w:u w:val="single"/>
             <w:lang w:eastAsia="en-IN"/>
           </w:rPr>
@@ -344,9 +356,9 @@
       </w:hyperlink>
       <w:r>
         <w:rPr>
-          <w:rFonts w:ascii="Arial" w:eastAsia="Times New Roman" w:hAnsi="Arial" w:cs="Arial"/>
-          <w:sz w:val="24"/>
-          <w:szCs w:val="24"/>
+          <w:rFonts w:ascii="Times New Roman" w:eastAsia="Times New Roman" w:hAnsi="Times New Roman" w:cs="Times New Roman"/>
+          <w:sz w:val="28"/>
+          <w:szCs w:val="28"/>
           <w:lang w:eastAsia="en-IN"/>
         </w:rPr>
         <w:t>]</w:t>
@@ -356,57 +368,57 @@
       <w:pPr>
         <w:spacing w:line="240" w:lineRule="auto"/>
         <w:rPr>
-          <w:rFonts w:ascii="Arial" w:eastAsia="Times New Roman" w:hAnsi="Arial" w:cs="Arial"/>
-          <w:sz w:val="24"/>
-          <w:szCs w:val="24"/>
-          <w:lang w:eastAsia="en-IN"/>
-        </w:rPr>
-      </w:pPr>
-      <w:r>
-        <w:rPr>
-          <w:rFonts w:ascii="Arial" w:eastAsia="Times New Roman" w:hAnsi="Arial" w:cs="Arial"/>
-          <w:sz w:val="24"/>
-          <w:szCs w:val="24"/>
+          <w:rFonts w:ascii="Times New Roman" w:eastAsia="Times New Roman" w:hAnsi="Times New Roman" w:cs="Times New Roman"/>
+          <w:sz w:val="28"/>
+          <w:szCs w:val="28"/>
+          <w:lang w:eastAsia="en-IN"/>
+        </w:rPr>
+      </w:pPr>
+      <w:r>
+        <w:rPr>
+          <w:rFonts w:ascii="Times New Roman" w:eastAsia="Times New Roman" w:hAnsi="Times New Roman" w:cs="Times New Roman"/>
+          <w:sz w:val="28"/>
+          <w:szCs w:val="28"/>
           <w:lang w:eastAsia="en-IN"/>
         </w:rPr>
         <w:t xml:space="preserve">A </w:t>
       </w:r>
       <w:r>
         <w:rPr>
-          <w:rFonts w:ascii="Arial" w:eastAsia="Times New Roman" w:hAnsi="Arial" w:cs="Arial"/>
+          <w:rFonts w:ascii="Times New Roman" w:eastAsia="Times New Roman" w:hAnsi="Times New Roman" w:cs="Times New Roman"/>
           <w:b/>
           <w:bCs/>
-          <w:sz w:val="24"/>
-          <w:szCs w:val="24"/>
+          <w:sz w:val="28"/>
+          <w:szCs w:val="28"/>
           <w:lang w:eastAsia="en-IN"/>
         </w:rPr>
         <w:t>Java Object</w:t>
       </w:r>
       <w:r>
         <w:rPr>
-          <w:rFonts w:ascii="Arial" w:eastAsia="Times New Roman" w:hAnsi="Arial" w:cs="Arial"/>
-          <w:sz w:val="24"/>
-          <w:szCs w:val="24"/>
+          <w:rFonts w:ascii="Times New Roman" w:eastAsia="Times New Roman" w:hAnsi="Times New Roman" w:cs="Times New Roman"/>
+          <w:sz w:val="28"/>
+          <w:szCs w:val="28"/>
           <w:lang w:eastAsia="en-IN"/>
         </w:rPr>
         <w:t xml:space="preserve"> is any standard instance of a class that you instantiate manually in code, whereas a </w:t>
       </w:r>
       <w:r>
         <w:rPr>
-          <w:rFonts w:ascii="Arial" w:eastAsia="Times New Roman" w:hAnsi="Arial" w:cs="Arial"/>
+          <w:rFonts w:ascii="Times New Roman" w:eastAsia="Times New Roman" w:hAnsi="Times New Roman" w:cs="Times New Roman"/>
           <w:b/>
           <w:bCs/>
-          <w:sz w:val="24"/>
-          <w:szCs w:val="24"/>
+          <w:sz w:val="28"/>
+          <w:szCs w:val="28"/>
           <w:lang w:eastAsia="en-IN"/>
         </w:rPr>
         <w:t>Spring Bean</w:t>
       </w:r>
       <w:r>
         <w:rPr>
-          <w:rFonts w:ascii="Arial" w:eastAsia="Times New Roman" w:hAnsi="Arial" w:cs="Arial"/>
-          <w:sz w:val="24"/>
-          <w:szCs w:val="24"/>
+          <w:rFonts w:ascii="Times New Roman" w:eastAsia="Times New Roman" w:hAnsi="Times New Roman" w:cs="Times New Roman"/>
+          <w:sz w:val="28"/>
+          <w:szCs w:val="28"/>
           <w:lang w:eastAsia="en-IN"/>
         </w:rPr>
         <w:t xml:space="preserve"> is a Java object that is specifically created, configured, and managed by the Spring Inversion of Control (IoC) container. [</w:t>
@@ -414,10 +426,10 @@
       <w:hyperlink r:id="rId6" w:history="1">
         <w:r>
           <w:rPr>
-            <w:rFonts w:ascii="Arial" w:eastAsia="Times New Roman" w:hAnsi="Arial" w:cs="Arial"/>
+            <w:rFonts w:ascii="Times New Roman" w:eastAsia="Times New Roman" w:hAnsi="Times New Roman" w:cs="Times New Roman"/>
             <w:color w:val="0000FF"/>
-            <w:sz w:val="24"/>
-            <w:szCs w:val="24"/>
+            <w:sz w:val="28"/>
+            <w:szCs w:val="28"/>
             <w:u w:val="single"/>
             <w:lang w:eastAsia="en-IN"/>
           </w:rPr>
@@ -426,9 +438,9 @@
       </w:hyperlink>
       <w:r>
         <w:rPr>
-          <w:rFonts w:ascii="Arial" w:eastAsia="Times New Roman" w:hAnsi="Arial" w:cs="Arial"/>
-          <w:sz w:val="24"/>
-          <w:szCs w:val="24"/>
+          <w:rFonts w:ascii="Times New Roman" w:eastAsia="Times New Roman" w:hAnsi="Times New Roman" w:cs="Times New Roman"/>
+          <w:sz w:val="28"/>
+          <w:szCs w:val="28"/>
           <w:lang w:eastAsia="en-IN"/>
         </w:rPr>
         <w:t xml:space="preserve">, </w:t>
@@ -436,10 +448,10 @@
       <w:hyperlink r:id="rId7" w:history="1">
         <w:r>
           <w:rPr>
-            <w:rFonts w:ascii="Arial" w:eastAsia="Times New Roman" w:hAnsi="Arial" w:cs="Arial"/>
+            <w:rFonts w:ascii="Times New Roman" w:eastAsia="Times New Roman" w:hAnsi="Times New Roman" w:cs="Times New Roman"/>
             <w:color w:val="0000FF"/>
-            <w:sz w:val="24"/>
-            <w:szCs w:val="24"/>
+            <w:sz w:val="28"/>
+            <w:szCs w:val="28"/>
             <w:u w:val="single"/>
             <w:lang w:eastAsia="en-IN"/>
           </w:rPr>
@@ -448,9 +460,9 @@
       </w:hyperlink>
       <w:r>
         <w:rPr>
-          <w:rFonts w:ascii="Arial" w:eastAsia="Times New Roman" w:hAnsi="Arial" w:cs="Arial"/>
-          <w:sz w:val="24"/>
-          <w:szCs w:val="24"/>
+          <w:rFonts w:ascii="Times New Roman" w:eastAsia="Times New Roman" w:hAnsi="Times New Roman" w:cs="Times New Roman"/>
+          <w:sz w:val="28"/>
+          <w:szCs w:val="28"/>
           <w:lang w:eastAsia="en-IN"/>
         </w:rPr>
         <w:t>]</w:t>
@@ -460,21 +472,21 @@
       <w:pPr>
         <w:spacing w:line="240" w:lineRule="auto"/>
         <w:rPr>
-          <w:rFonts w:ascii="Arial" w:eastAsia="Times New Roman" w:hAnsi="Arial" w:cs="Arial"/>
+          <w:rFonts w:ascii="Times New Roman" w:eastAsia="Times New Roman" w:hAnsi="Times New Roman" w:cs="Times New Roman"/>
           <w:b/>
           <w:bCs/>
-          <w:sz w:val="30"/>
-          <w:szCs w:val="30"/>
-          <w:lang w:eastAsia="en-IN"/>
-        </w:rPr>
-      </w:pPr>
-      <w:r>
-        <w:rPr>
-          <w:rFonts w:ascii="Arial" w:eastAsia="Times New Roman" w:hAnsi="Arial" w:cs="Arial"/>
+          <w:sz w:val="28"/>
+          <w:szCs w:val="28"/>
+          <w:lang w:eastAsia="en-IN"/>
+        </w:rPr>
+      </w:pPr>
+      <w:r>
+        <w:rPr>
+          <w:rFonts w:ascii="Times New Roman" w:eastAsia="Times New Roman" w:hAnsi="Times New Roman" w:cs="Times New Roman"/>
           <w:b/>
           <w:bCs/>
-          <w:sz w:val="30"/>
-          <w:szCs w:val="30"/>
+          <w:sz w:val="28"/>
+          <w:szCs w:val="28"/>
           <w:lang w:eastAsia="en-IN"/>
         </w:rPr>
         <w:t>Direct Comparison</w:t>
@@ -493,9 +505,9 @@
         <w:tblLook w:val="04A0" w:firstRow="1" w:lastRow="0" w:firstColumn="1" w:lastColumn="0" w:noHBand="0" w:noVBand="1"/>
       </w:tblPr>
       <w:tblGrid>
-        <w:gridCol w:w="1643"/>
-        <w:gridCol w:w="3093"/>
-        <w:gridCol w:w="4290"/>
+        <w:gridCol w:w="1881"/>
+        <w:gridCol w:w="3062"/>
+        <w:gridCol w:w="4083"/>
       </w:tblGrid>
       <w:tr>
         <w:trPr>
@@ -515,21 +527,21 @@
               <w:spacing w:after="0" w:line="240" w:lineRule="auto"/>
               <w:jc w:val="center"/>
               <w:rPr>
-                <w:rFonts w:ascii="Arial" w:eastAsia="Times New Roman" w:hAnsi="Arial" w:cs="Arial"/>
+                <w:rFonts w:ascii="Times New Roman" w:eastAsia="Times New Roman" w:hAnsi="Times New Roman" w:cs="Times New Roman"/>
                 <w:b/>
                 <w:bCs/>
-                <w:sz w:val="21"/>
-                <w:szCs w:val="21"/>
+                <w:sz w:val="28"/>
+                <w:szCs w:val="28"/>
                 <w:lang w:eastAsia="en-IN"/>
               </w:rPr>
             </w:pPr>
             <w:r>
               <w:rPr>
-                <w:rFonts w:ascii="Arial" w:eastAsia="Times New Roman" w:hAnsi="Arial" w:cs="Arial"/>
+                <w:rFonts w:ascii="Times New Roman" w:eastAsia="Times New Roman" w:hAnsi="Times New Roman" w:cs="Times New Roman"/>
                 <w:b/>
                 <w:bCs/>
-                <w:sz w:val="21"/>
-                <w:szCs w:val="21"/>
+                <w:sz w:val="28"/>
+                <w:szCs w:val="28"/>
                 <w:lang w:eastAsia="en-IN"/>
               </w:rPr>
               <w:t>Feature</w:t>
@@ -550,21 +562,21 @@
               <w:spacing w:after="0" w:line="240" w:lineRule="auto"/>
               <w:jc w:val="center"/>
               <w:rPr>
-                <w:rFonts w:ascii="Arial" w:eastAsia="Times New Roman" w:hAnsi="Arial" w:cs="Arial"/>
+                <w:rFonts w:ascii="Times New Roman" w:eastAsia="Times New Roman" w:hAnsi="Times New Roman" w:cs="Times New Roman"/>
                 <w:b/>
                 <w:bCs/>
-                <w:sz w:val="21"/>
-                <w:szCs w:val="21"/>
+                <w:sz w:val="28"/>
+                <w:szCs w:val="28"/>
                 <w:lang w:eastAsia="en-IN"/>
               </w:rPr>
             </w:pPr>
             <w:r>
               <w:rPr>
-                <w:rFonts w:ascii="Arial" w:eastAsia="Times New Roman" w:hAnsi="Arial" w:cs="Arial"/>
+                <w:rFonts w:ascii="Times New Roman" w:eastAsia="Times New Roman" w:hAnsi="Times New Roman" w:cs="Times New Roman"/>
                 <w:b/>
                 <w:bCs/>
-                <w:sz w:val="21"/>
-                <w:szCs w:val="21"/>
+                <w:sz w:val="28"/>
+                <w:szCs w:val="28"/>
                 <w:lang w:eastAsia="en-IN"/>
               </w:rPr>
               <w:t>Java Object</w:t>
@@ -585,21 +597,21 @@
               <w:spacing w:after="0" w:line="240" w:lineRule="auto"/>
               <w:jc w:val="center"/>
               <w:rPr>
-                <w:rFonts w:ascii="Arial" w:eastAsia="Times New Roman" w:hAnsi="Arial" w:cs="Arial"/>
+                <w:rFonts w:ascii="Times New Roman" w:eastAsia="Times New Roman" w:hAnsi="Times New Roman" w:cs="Times New Roman"/>
                 <w:b/>
                 <w:bCs/>
-                <w:sz w:val="21"/>
-                <w:szCs w:val="21"/>
+                <w:sz w:val="28"/>
+                <w:szCs w:val="28"/>
                 <w:lang w:eastAsia="en-IN"/>
               </w:rPr>
             </w:pPr>
             <w:r>
               <w:rPr>
-                <w:rFonts w:ascii="Arial" w:eastAsia="Times New Roman" w:hAnsi="Arial" w:cs="Arial"/>
+                <w:rFonts w:ascii="Times New Roman" w:eastAsia="Times New Roman" w:hAnsi="Times New Roman" w:cs="Times New Roman"/>
                 <w:b/>
                 <w:bCs/>
-                <w:sz w:val="21"/>
-                <w:szCs w:val="21"/>
+                <w:sz w:val="28"/>
+                <w:szCs w:val="28"/>
                 <w:lang w:eastAsia="en-IN"/>
               </w:rPr>
               <w:t>Spring Bean</w:t>
@@ -624,19 +636,19 @@
             <w:pPr>
               <w:spacing w:after="0" w:line="240" w:lineRule="auto"/>
               <w:rPr>
-                <w:rFonts w:ascii="Arial" w:eastAsia="Times New Roman" w:hAnsi="Arial" w:cs="Arial"/>
-                <w:sz w:val="21"/>
-                <w:szCs w:val="21"/>
+                <w:rFonts w:ascii="Times New Roman" w:eastAsia="Times New Roman" w:hAnsi="Times New Roman" w:cs="Times New Roman"/>
+                <w:sz w:val="28"/>
+                <w:szCs w:val="28"/>
                 <w:lang w:eastAsia="en-IN"/>
               </w:rPr>
             </w:pPr>
             <w:r>
               <w:rPr>
-                <w:rFonts w:ascii="Arial" w:eastAsia="Times New Roman" w:hAnsi="Arial" w:cs="Arial"/>
+                <w:rFonts w:ascii="Times New Roman" w:eastAsia="Times New Roman" w:hAnsi="Times New Roman" w:cs="Times New Roman"/>
                 <w:b/>
                 <w:bCs/>
-                <w:sz w:val="21"/>
-                <w:szCs w:val="21"/>
+                <w:sz w:val="28"/>
+                <w:szCs w:val="28"/>
                 <w:lang w:eastAsia="en-IN"/>
               </w:rPr>
               <w:t>Creation</w:t>
@@ -656,38 +668,20 @@
             <w:pPr>
               <w:spacing w:after="0" w:line="240" w:lineRule="auto"/>
               <w:rPr>
-                <w:rFonts w:ascii="Arial" w:eastAsia="Times New Roman" w:hAnsi="Arial" w:cs="Arial"/>
-                <w:sz w:val="21"/>
-                <w:szCs w:val="21"/>
+                <w:rFonts w:ascii="Times New Roman" w:eastAsia="Times New Roman" w:hAnsi="Times New Roman" w:cs="Times New Roman"/>
+                <w:sz w:val="28"/>
+                <w:szCs w:val="28"/>
                 <w:lang w:eastAsia="en-IN"/>
               </w:rPr>
             </w:pPr>
             <w:r>
               <w:rPr>
-                <w:rFonts w:ascii="Arial" w:eastAsia="Times New Roman" w:hAnsi="Arial" w:cs="Arial"/>
-                <w:sz w:val="21"/>
-                <w:szCs w:val="21"/>
-                <w:lang w:eastAsia="en-IN"/>
-              </w:rPr>
-              <w:t xml:space="preserve">Manually instantiated by you using the </w:t>
-            </w:r>
-            <w:r>
-              <w:rPr>
-                <w:rFonts w:ascii="Courier New" w:eastAsia="Times New Roman" w:hAnsi="Courier New" w:cs="Courier New"/>
-                <w:sz w:val="21"/>
-                <w:szCs w:val="21"/>
-                <w:lang w:eastAsia="en-IN"/>
-              </w:rPr>
-              <w:t>new</w:t>
-            </w:r>
-            <w:r>
-              <w:rPr>
-                <w:rFonts w:ascii="Arial" w:eastAsia="Times New Roman" w:hAnsi="Arial" w:cs="Arial"/>
-                <w:sz w:val="21"/>
-                <w:szCs w:val="21"/>
-                <w:lang w:eastAsia="en-IN"/>
-              </w:rPr>
-              <w:t xml:space="preserve"> keyword.</w:t>
+                <w:rFonts w:ascii="Times New Roman" w:eastAsia="Times New Roman" w:hAnsi="Times New Roman" w:cs="Times New Roman"/>
+                <w:sz w:val="28"/>
+                <w:szCs w:val="28"/>
+                <w:lang w:eastAsia="en-IN"/>
+              </w:rPr>
+              <w:t>Manually instantiated by you using the new keyword.</w:t>
             </w:r>
           </w:p>
         </w:tc>
@@ -704,17 +698,17 @@
             <w:pPr>
               <w:spacing w:after="0" w:line="240" w:lineRule="auto"/>
               <w:rPr>
-                <w:rFonts w:ascii="Arial" w:eastAsia="Times New Roman" w:hAnsi="Arial" w:cs="Arial"/>
-                <w:sz w:val="21"/>
-                <w:szCs w:val="21"/>
+                <w:rFonts w:ascii="Times New Roman" w:eastAsia="Times New Roman" w:hAnsi="Times New Roman" w:cs="Times New Roman"/>
+                <w:sz w:val="28"/>
+                <w:szCs w:val="28"/>
                 <w:lang w:eastAsia="en-IN"/>
               </w:rPr>
             </w:pPr>
             <w:r>
               <w:rPr>
-                <w:rFonts w:ascii="Arial" w:eastAsia="Times New Roman" w:hAnsi="Arial" w:cs="Arial"/>
-                <w:sz w:val="21"/>
-                <w:szCs w:val="21"/>
+                <w:rFonts w:ascii="Times New Roman" w:eastAsia="Times New Roman" w:hAnsi="Times New Roman" w:cs="Times New Roman"/>
+                <w:sz w:val="28"/>
+                <w:szCs w:val="28"/>
                 <w:lang w:eastAsia="en-IN"/>
               </w:rPr>
               <w:t>Automatically instantiated by the Spring IoC container.</w:t>
@@ -739,19 +733,19 @@
             <w:pPr>
               <w:spacing w:after="0" w:line="240" w:lineRule="auto"/>
               <w:rPr>
-                <w:rFonts w:ascii="Arial" w:eastAsia="Times New Roman" w:hAnsi="Arial" w:cs="Arial"/>
-                <w:sz w:val="21"/>
-                <w:szCs w:val="21"/>
+                <w:rFonts w:ascii="Times New Roman" w:eastAsia="Times New Roman" w:hAnsi="Times New Roman" w:cs="Times New Roman"/>
+                <w:sz w:val="28"/>
+                <w:szCs w:val="28"/>
                 <w:lang w:eastAsia="en-IN"/>
               </w:rPr>
             </w:pPr>
             <w:r>
               <w:rPr>
-                <w:rFonts w:ascii="Arial" w:eastAsia="Times New Roman" w:hAnsi="Arial" w:cs="Arial"/>
+                <w:rFonts w:ascii="Times New Roman" w:eastAsia="Times New Roman" w:hAnsi="Times New Roman" w:cs="Times New Roman"/>
                 <w:b/>
                 <w:bCs/>
-                <w:sz w:val="21"/>
-                <w:szCs w:val="21"/>
+                <w:sz w:val="28"/>
+                <w:szCs w:val="28"/>
                 <w:lang w:eastAsia="en-IN"/>
               </w:rPr>
               <w:t>Management</w:t>
@@ -771,17 +765,17 @@
             <w:pPr>
               <w:spacing w:after="0" w:line="240" w:lineRule="auto"/>
               <w:rPr>
-                <w:rFonts w:ascii="Arial" w:eastAsia="Times New Roman" w:hAnsi="Arial" w:cs="Arial"/>
-                <w:sz w:val="21"/>
-                <w:szCs w:val="21"/>
+                <w:rFonts w:ascii="Times New Roman" w:eastAsia="Times New Roman" w:hAnsi="Times New Roman" w:cs="Times New Roman"/>
+                <w:sz w:val="28"/>
+                <w:szCs w:val="28"/>
                 <w:lang w:eastAsia="en-IN"/>
               </w:rPr>
             </w:pPr>
             <w:r>
               <w:rPr>
-                <w:rFonts w:ascii="Arial" w:eastAsia="Times New Roman" w:hAnsi="Arial" w:cs="Arial"/>
-                <w:sz w:val="21"/>
-                <w:szCs w:val="21"/>
+                <w:rFonts w:ascii="Times New Roman" w:eastAsia="Times New Roman" w:hAnsi="Times New Roman" w:cs="Times New Roman"/>
+                <w:sz w:val="28"/>
+                <w:szCs w:val="28"/>
                 <w:lang w:eastAsia="en-IN"/>
               </w:rPr>
               <w:t>Handled by you; subject to standard JVM Garbage Collection.</w:t>
@@ -801,17 +795,17 @@
             <w:pPr>
               <w:spacing w:after="0" w:line="240" w:lineRule="auto"/>
               <w:rPr>
-                <w:rFonts w:ascii="Arial" w:eastAsia="Times New Roman" w:hAnsi="Arial" w:cs="Arial"/>
-                <w:sz w:val="21"/>
-                <w:szCs w:val="21"/>
+                <w:rFonts w:ascii="Times New Roman" w:eastAsia="Times New Roman" w:hAnsi="Times New Roman" w:cs="Times New Roman"/>
+                <w:sz w:val="28"/>
+                <w:szCs w:val="28"/>
                 <w:lang w:eastAsia="en-IN"/>
               </w:rPr>
             </w:pPr>
             <w:r>
               <w:rPr>
-                <w:rFonts w:ascii="Arial" w:eastAsia="Times New Roman" w:hAnsi="Arial" w:cs="Arial"/>
-                <w:sz w:val="21"/>
-                <w:szCs w:val="21"/>
+                <w:rFonts w:ascii="Times New Roman" w:eastAsia="Times New Roman" w:hAnsi="Times New Roman" w:cs="Times New Roman"/>
+                <w:sz w:val="28"/>
+                <w:szCs w:val="28"/>
                 <w:lang w:eastAsia="en-IN"/>
               </w:rPr>
               <w:t>Lifecycle (creation, initialization, destruction) is entirely managed by Spring.</w:t>
@@ -836,21 +830,22 @@
             <w:pPr>
               <w:spacing w:after="0" w:line="240" w:lineRule="auto"/>
               <w:rPr>
-                <w:rFonts w:ascii="Arial" w:eastAsia="Times New Roman" w:hAnsi="Arial" w:cs="Arial"/>
-                <w:sz w:val="21"/>
-                <w:szCs w:val="21"/>
+                <w:rFonts w:ascii="Times New Roman" w:eastAsia="Times New Roman" w:hAnsi="Times New Roman" w:cs="Times New Roman"/>
+                <w:sz w:val="28"/>
+                <w:szCs w:val="28"/>
                 <w:lang w:eastAsia="en-IN"/>
               </w:rPr>
             </w:pPr>
             <w:r>
               <w:rPr>
-                <w:rFonts w:ascii="Arial" w:eastAsia="Times New Roman" w:hAnsi="Arial" w:cs="Arial"/>
+                <w:rFonts w:ascii="Times New Roman" w:eastAsia="Times New Roman" w:hAnsi="Times New Roman" w:cs="Times New Roman"/>
                 <w:b/>
                 <w:bCs/>
-                <w:sz w:val="21"/>
-                <w:szCs w:val="21"/>
-                <w:lang w:eastAsia="en-IN"/>
-              </w:rPr>
+                <w:sz w:val="28"/>
+                <w:szCs w:val="28"/>
+                <w:lang w:eastAsia="en-IN"/>
+              </w:rPr>
+              <w:lastRenderedPageBreak/>
               <w:t>Dependency Injection</w:t>
             </w:r>
           </w:p>
@@ -868,17 +863,17 @@
             <w:pPr>
               <w:spacing w:after="0" w:line="240" w:lineRule="auto"/>
               <w:rPr>
-                <w:rFonts w:ascii="Arial" w:eastAsia="Times New Roman" w:hAnsi="Arial" w:cs="Arial"/>
-                <w:sz w:val="21"/>
-                <w:szCs w:val="21"/>
+                <w:rFonts w:ascii="Times New Roman" w:eastAsia="Times New Roman" w:hAnsi="Times New Roman" w:cs="Times New Roman"/>
+                <w:sz w:val="28"/>
+                <w:szCs w:val="28"/>
                 <w:lang w:eastAsia="en-IN"/>
               </w:rPr>
             </w:pPr>
             <w:r>
               <w:rPr>
-                <w:rFonts w:ascii="Arial" w:eastAsia="Times New Roman" w:hAnsi="Arial" w:cs="Arial"/>
-                <w:sz w:val="21"/>
-                <w:szCs w:val="21"/>
+                <w:rFonts w:ascii="Times New Roman" w:eastAsia="Times New Roman" w:hAnsi="Times New Roman" w:cs="Times New Roman"/>
+                <w:sz w:val="28"/>
+                <w:szCs w:val="28"/>
                 <w:lang w:eastAsia="en-IN"/>
               </w:rPr>
               <w:t>You must manually pass dependencies via constructors or setters.</w:t>
@@ -898,38 +893,20 @@
             <w:pPr>
               <w:spacing w:after="0" w:line="240" w:lineRule="auto"/>
               <w:rPr>
-                <w:rFonts w:ascii="Arial" w:eastAsia="Times New Roman" w:hAnsi="Arial" w:cs="Arial"/>
-                <w:sz w:val="21"/>
-                <w:szCs w:val="21"/>
+                <w:rFonts w:ascii="Times New Roman" w:eastAsia="Times New Roman" w:hAnsi="Times New Roman" w:cs="Times New Roman"/>
+                <w:sz w:val="28"/>
+                <w:szCs w:val="28"/>
                 <w:lang w:eastAsia="en-IN"/>
               </w:rPr>
             </w:pPr>
             <w:r>
               <w:rPr>
-                <w:rFonts w:ascii="Arial" w:eastAsia="Times New Roman" w:hAnsi="Arial" w:cs="Arial"/>
-                <w:sz w:val="21"/>
-                <w:szCs w:val="21"/>
-                <w:lang w:eastAsia="en-IN"/>
-              </w:rPr>
-              <w:t xml:space="preserve">Spring automatically wires and injects required dependencies (via </w:t>
-            </w:r>
-            <w:r>
-              <w:rPr>
-                <w:rFonts w:ascii="Courier New" w:eastAsia="Times New Roman" w:hAnsi="Courier New" w:cs="Courier New"/>
-                <w:sz w:val="21"/>
-                <w:szCs w:val="21"/>
-                <w:lang w:eastAsia="en-IN"/>
-              </w:rPr>
-              <w:t>@Autowired</w:t>
-            </w:r>
-            <w:r>
-              <w:rPr>
-                <w:rFonts w:ascii="Arial" w:eastAsia="Times New Roman" w:hAnsi="Arial" w:cs="Arial"/>
-                <w:sz w:val="21"/>
-                <w:szCs w:val="21"/>
-                <w:lang w:eastAsia="en-IN"/>
-              </w:rPr>
-              <w:t>).</w:t>
+                <w:rFonts w:ascii="Times New Roman" w:eastAsia="Times New Roman" w:hAnsi="Times New Roman" w:cs="Times New Roman"/>
+                <w:sz w:val="28"/>
+                <w:szCs w:val="28"/>
+                <w:lang w:eastAsia="en-IN"/>
+              </w:rPr>
+              <w:t>Spring automatically wires and injects required dependencies (via @Autowired).</w:t>
             </w:r>
           </w:p>
         </w:tc>
@@ -951,19 +928,19 @@
             <w:pPr>
               <w:spacing w:after="0" w:line="240" w:lineRule="auto"/>
               <w:rPr>
-                <w:rFonts w:ascii="Arial" w:eastAsia="Times New Roman" w:hAnsi="Arial" w:cs="Arial"/>
-                <w:sz w:val="21"/>
-                <w:szCs w:val="21"/>
+                <w:rFonts w:ascii="Times New Roman" w:eastAsia="Times New Roman" w:hAnsi="Times New Roman" w:cs="Times New Roman"/>
+                <w:sz w:val="28"/>
+                <w:szCs w:val="28"/>
                 <w:lang w:eastAsia="en-IN"/>
               </w:rPr>
             </w:pPr>
             <w:r>
               <w:rPr>
-                <w:rFonts w:ascii="Arial" w:eastAsia="Times New Roman" w:hAnsi="Arial" w:cs="Arial"/>
+                <w:rFonts w:ascii="Times New Roman" w:eastAsia="Times New Roman" w:hAnsi="Times New Roman" w:cs="Times New Roman"/>
                 <w:b/>
                 <w:bCs/>
-                <w:sz w:val="21"/>
-                <w:szCs w:val="21"/>
+                <w:sz w:val="28"/>
+                <w:szCs w:val="28"/>
                 <w:lang w:eastAsia="en-IN"/>
               </w:rPr>
               <w:t>Scope Context</w:t>
@@ -983,17 +960,17 @@
             <w:pPr>
               <w:spacing w:after="0" w:line="240" w:lineRule="auto"/>
               <w:rPr>
-                <w:rFonts w:ascii="Arial" w:eastAsia="Times New Roman" w:hAnsi="Arial" w:cs="Arial"/>
-                <w:sz w:val="21"/>
-                <w:szCs w:val="21"/>
+                <w:rFonts w:ascii="Times New Roman" w:eastAsia="Times New Roman" w:hAnsi="Times New Roman" w:cs="Times New Roman"/>
+                <w:sz w:val="28"/>
+                <w:szCs w:val="28"/>
                 <w:lang w:eastAsia="en-IN"/>
               </w:rPr>
             </w:pPr>
             <w:r>
               <w:rPr>
-                <w:rFonts w:ascii="Arial" w:eastAsia="Times New Roman" w:hAnsi="Arial" w:cs="Arial"/>
-                <w:sz w:val="21"/>
-                <w:szCs w:val="21"/>
+                <w:rFonts w:ascii="Times New Roman" w:eastAsia="Times New Roman" w:hAnsi="Times New Roman" w:cs="Times New Roman"/>
+                <w:sz w:val="28"/>
+                <w:szCs w:val="28"/>
                 <w:lang w:eastAsia="en-IN"/>
               </w:rPr>
               <w:t>Exists standalone within the standard Java Runtime Environment (JRE).</w:t>
@@ -1013,46 +990,28 @@
             <w:pPr>
               <w:spacing w:after="0" w:line="240" w:lineRule="auto"/>
               <w:rPr>
-                <w:rFonts w:ascii="Arial" w:eastAsia="Times New Roman" w:hAnsi="Arial" w:cs="Arial"/>
-                <w:sz w:val="21"/>
-                <w:szCs w:val="21"/>
+                <w:rFonts w:ascii="Times New Roman" w:eastAsia="Times New Roman" w:hAnsi="Times New Roman" w:cs="Times New Roman"/>
+                <w:sz w:val="28"/>
+                <w:szCs w:val="28"/>
                 <w:lang w:eastAsia="en-IN"/>
               </w:rPr>
             </w:pPr>
             <w:r>
               <w:rPr>
-                <w:rFonts w:ascii="Arial" w:eastAsia="Times New Roman" w:hAnsi="Arial" w:cs="Arial"/>
-                <w:sz w:val="21"/>
-                <w:szCs w:val="21"/>
-                <w:lang w:eastAsia="en-IN"/>
-              </w:rPr>
-              <w:t xml:space="preserve">Exists specifically inside the </w:t>
-            </w:r>
-            <w:r>
-              <w:rPr>
-                <w:rFonts w:ascii="Courier New" w:eastAsia="Times New Roman" w:hAnsi="Courier New" w:cs="Courier New"/>
-                <w:sz w:val="21"/>
-                <w:szCs w:val="21"/>
-                <w:lang w:eastAsia="en-IN"/>
-              </w:rPr>
-              <w:t>ApplicationContext</w:t>
-            </w:r>
-            <w:r>
-              <w:rPr>
-                <w:rFonts w:ascii="Arial" w:eastAsia="Times New Roman" w:hAnsi="Arial" w:cs="Arial"/>
-                <w:sz w:val="21"/>
-                <w:szCs w:val="21"/>
-                <w:lang w:eastAsia="en-IN"/>
-              </w:rPr>
-              <w:t xml:space="preserve"> container of the </w:t>
+                <w:rFonts w:ascii="Times New Roman" w:eastAsia="Times New Roman" w:hAnsi="Times New Roman" w:cs="Times New Roman"/>
+                <w:sz w:val="28"/>
+                <w:szCs w:val="28"/>
+                <w:lang w:eastAsia="en-IN"/>
+              </w:rPr>
+              <w:t xml:space="preserve">Exists specifically inside the ApplicationContext container of the </w:t>
             </w:r>
             <w:hyperlink r:id="rId8" w:tgtFrame="_blank" w:history="1">
               <w:r>
                 <w:rPr>
-                  <w:rFonts w:ascii="Arial" w:eastAsia="Times New Roman" w:hAnsi="Arial" w:cs="Arial"/>
+                  <w:rFonts w:ascii="Times New Roman" w:eastAsia="Times New Roman" w:hAnsi="Times New Roman" w:cs="Times New Roman"/>
                   <w:color w:val="0000FF"/>
-                  <w:sz w:val="21"/>
-                  <w:szCs w:val="21"/>
+                  <w:sz w:val="28"/>
+                  <w:szCs w:val="28"/>
                   <w:u w:val="single"/>
                   <w:lang w:eastAsia="en-IN"/>
                 </w:rPr>
@@ -1061,9 +1020,9 @@
             </w:hyperlink>
             <w:r>
               <w:rPr>
-                <w:rFonts w:ascii="Arial" w:eastAsia="Times New Roman" w:hAnsi="Arial" w:cs="Arial"/>
-                <w:sz w:val="21"/>
-                <w:szCs w:val="21"/>
+                <w:rFonts w:ascii="Times New Roman" w:eastAsia="Times New Roman" w:hAnsi="Times New Roman" w:cs="Times New Roman"/>
+                <w:sz w:val="28"/>
+                <w:szCs w:val="28"/>
                 <w:lang w:eastAsia="en-IN"/>
               </w:rPr>
               <w:t>.</w:t>
@@ -1088,22 +1047,21 @@
             <w:pPr>
               <w:spacing w:after="0" w:line="240" w:lineRule="auto"/>
               <w:rPr>
-                <w:rFonts w:ascii="Arial" w:eastAsia="Times New Roman" w:hAnsi="Arial" w:cs="Arial"/>
-                <w:sz w:val="21"/>
-                <w:szCs w:val="21"/>
+                <w:rFonts w:ascii="Times New Roman" w:eastAsia="Times New Roman" w:hAnsi="Times New Roman" w:cs="Times New Roman"/>
+                <w:sz w:val="28"/>
+                <w:szCs w:val="28"/>
                 <w:lang w:eastAsia="en-IN"/>
               </w:rPr>
             </w:pPr>
             <w:r>
               <w:rPr>
-                <w:rFonts w:ascii="Arial" w:eastAsia="Times New Roman" w:hAnsi="Arial" w:cs="Arial"/>
+                <w:rFonts w:ascii="Times New Roman" w:eastAsia="Times New Roman" w:hAnsi="Times New Roman" w:cs="Times New Roman"/>
                 <w:b/>
                 <w:bCs/>
-                <w:sz w:val="21"/>
-                <w:szCs w:val="21"/>
-                <w:lang w:eastAsia="en-IN"/>
-              </w:rPr>
-              <w:lastRenderedPageBreak/>
+                <w:sz w:val="28"/>
+                <w:szCs w:val="28"/>
+                <w:lang w:eastAsia="en-IN"/>
+              </w:rPr>
               <w:t>Declaration</w:t>
             </w:r>
           </w:p>
@@ -1121,17 +1079,17 @@
             <w:pPr>
               <w:spacing w:after="0" w:line="240" w:lineRule="auto"/>
               <w:rPr>
-                <w:rFonts w:ascii="Arial" w:eastAsia="Times New Roman" w:hAnsi="Arial" w:cs="Arial"/>
-                <w:sz w:val="21"/>
-                <w:szCs w:val="21"/>
+                <w:rFonts w:ascii="Times New Roman" w:eastAsia="Times New Roman" w:hAnsi="Times New Roman" w:cs="Times New Roman"/>
+                <w:sz w:val="28"/>
+                <w:szCs w:val="28"/>
                 <w:lang w:eastAsia="en-IN"/>
               </w:rPr>
             </w:pPr>
             <w:r>
               <w:rPr>
-                <w:rFonts w:ascii="Arial" w:eastAsia="Times New Roman" w:hAnsi="Arial" w:cs="Arial"/>
-                <w:sz w:val="21"/>
-                <w:szCs w:val="21"/>
+                <w:rFonts w:ascii="Times New Roman" w:eastAsia="Times New Roman" w:hAnsi="Times New Roman" w:cs="Times New Roman"/>
+                <w:sz w:val="28"/>
+                <w:szCs w:val="28"/>
                 <w:lang w:eastAsia="en-IN"/>
               </w:rPr>
               <w:t>Written as a plain Java class (POJO).</w:t>
@@ -1151,74 +1109,20 @@
             <w:pPr>
               <w:spacing w:after="0" w:line="240" w:lineRule="auto"/>
               <w:rPr>
-                <w:rFonts w:ascii="Arial" w:eastAsia="Times New Roman" w:hAnsi="Arial" w:cs="Arial"/>
-                <w:sz w:val="21"/>
-                <w:szCs w:val="21"/>
+                <w:rFonts w:ascii="Times New Roman" w:eastAsia="Times New Roman" w:hAnsi="Times New Roman" w:cs="Times New Roman"/>
+                <w:sz w:val="28"/>
+                <w:szCs w:val="28"/>
                 <w:lang w:eastAsia="en-IN"/>
               </w:rPr>
             </w:pPr>
             <w:r>
               <w:rPr>
-                <w:rFonts w:ascii="Arial" w:eastAsia="Times New Roman" w:hAnsi="Arial" w:cs="Arial"/>
-                <w:sz w:val="21"/>
-                <w:szCs w:val="21"/>
-                <w:lang w:eastAsia="en-IN"/>
-              </w:rPr>
-              <w:t xml:space="preserve">Defined using annotations like </w:t>
-            </w:r>
-            <w:r>
-              <w:rPr>
-                <w:rFonts w:ascii="Courier New" w:eastAsia="Times New Roman" w:hAnsi="Courier New" w:cs="Courier New"/>
-                <w:sz w:val="21"/>
-                <w:szCs w:val="21"/>
-                <w:lang w:eastAsia="en-IN"/>
-              </w:rPr>
-              <w:t>@Component</w:t>
-            </w:r>
-            <w:r>
-              <w:rPr>
-                <w:rFonts w:ascii="Arial" w:eastAsia="Times New Roman" w:hAnsi="Arial" w:cs="Arial"/>
-                <w:sz w:val="21"/>
-                <w:szCs w:val="21"/>
-                <w:lang w:eastAsia="en-IN"/>
-              </w:rPr>
-              <w:t xml:space="preserve">, </w:t>
-            </w:r>
-            <w:r>
-              <w:rPr>
-                <w:rFonts w:ascii="Courier New" w:eastAsia="Times New Roman" w:hAnsi="Courier New" w:cs="Courier New"/>
-                <w:sz w:val="21"/>
-                <w:szCs w:val="21"/>
-                <w:lang w:eastAsia="en-IN"/>
-              </w:rPr>
-              <w:t>@Service</w:t>
-            </w:r>
-            <w:r>
-              <w:rPr>
-                <w:rFonts w:ascii="Arial" w:eastAsia="Times New Roman" w:hAnsi="Arial" w:cs="Arial"/>
-                <w:sz w:val="21"/>
-                <w:szCs w:val="21"/>
-                <w:lang w:eastAsia="en-IN"/>
-              </w:rPr>
-              <w:t xml:space="preserve">, or methods marked with </w:t>
-            </w:r>
-            <w:r>
-              <w:rPr>
-                <w:rFonts w:ascii="Courier New" w:eastAsia="Times New Roman" w:hAnsi="Courier New" w:cs="Courier New"/>
-                <w:sz w:val="21"/>
-                <w:szCs w:val="21"/>
-                <w:lang w:eastAsia="en-IN"/>
-              </w:rPr>
-              <w:t>@Bean</w:t>
-            </w:r>
-            <w:r>
-              <w:rPr>
-                <w:rFonts w:ascii="Arial" w:eastAsia="Times New Roman" w:hAnsi="Arial" w:cs="Arial"/>
-                <w:sz w:val="21"/>
-                <w:szCs w:val="21"/>
-                <w:lang w:eastAsia="en-IN"/>
-              </w:rPr>
-              <w:t>.</w:t>
+                <w:rFonts w:ascii="Times New Roman" w:eastAsia="Times New Roman" w:hAnsi="Times New Roman" w:cs="Times New Roman"/>
+                <w:sz w:val="28"/>
+                <w:szCs w:val="28"/>
+                <w:lang w:eastAsia="en-IN"/>
+              </w:rPr>
+              <w:t>Defined using annotations like @Component, @Service, or methods marked with @Bean.</w:t>
             </w:r>
           </w:p>
         </w:tc>
@@ -1228,21 +1132,21 @@
       <w:pPr>
         <w:spacing w:line="240" w:lineRule="auto"/>
         <w:rPr>
-          <w:rFonts w:ascii="Arial" w:eastAsia="Times New Roman" w:hAnsi="Arial" w:cs="Arial"/>
+          <w:rFonts w:ascii="Times New Roman" w:eastAsia="Times New Roman" w:hAnsi="Times New Roman" w:cs="Times New Roman"/>
           <w:b/>
           <w:bCs/>
-          <w:sz w:val="30"/>
-          <w:szCs w:val="30"/>
-          <w:lang w:eastAsia="en-IN"/>
-        </w:rPr>
-      </w:pPr>
-      <w:r>
-        <w:rPr>
-          <w:rFonts w:ascii="Arial" w:eastAsia="Times New Roman" w:hAnsi="Arial" w:cs="Arial"/>
+          <w:sz w:val="28"/>
+          <w:szCs w:val="28"/>
+          <w:lang w:eastAsia="en-IN"/>
+        </w:rPr>
+      </w:pPr>
+      <w:r>
+        <w:rPr>
+          <w:rFonts w:ascii="Times New Roman" w:eastAsia="Times New Roman" w:hAnsi="Times New Roman" w:cs="Times New Roman"/>
           <w:b/>
           <w:bCs/>
-          <w:sz w:val="30"/>
-          <w:szCs w:val="30"/>
+          <w:sz w:val="28"/>
+          <w:szCs w:val="28"/>
           <w:lang w:eastAsia="en-IN"/>
         </w:rPr>
         <w:t>Code Example</w:t>
@@ -1252,19 +1156,19 @@
       <w:pPr>
         <w:spacing w:line="240" w:lineRule="auto"/>
         <w:rPr>
-          <w:rFonts w:ascii="Arial" w:eastAsia="Times New Roman" w:hAnsi="Arial" w:cs="Arial"/>
-          <w:sz w:val="24"/>
-          <w:szCs w:val="24"/>
-          <w:lang w:eastAsia="en-IN"/>
-        </w:rPr>
-      </w:pPr>
-      <w:r>
-        <w:rPr>
-          <w:rFonts w:ascii="Arial" w:eastAsia="Times New Roman" w:hAnsi="Arial" w:cs="Arial"/>
+          <w:rFonts w:ascii="Times New Roman" w:eastAsia="Times New Roman" w:hAnsi="Times New Roman" w:cs="Times New Roman"/>
+          <w:sz w:val="28"/>
+          <w:szCs w:val="28"/>
+          <w:lang w:eastAsia="en-IN"/>
+        </w:rPr>
+      </w:pPr>
+      <w:r>
+        <w:rPr>
+          <w:rFonts w:ascii="Times New Roman" w:eastAsia="Times New Roman" w:hAnsi="Times New Roman" w:cs="Times New Roman"/>
           <w:b/>
           <w:bCs/>
-          <w:sz w:val="24"/>
-          <w:szCs w:val="24"/>
+          <w:sz w:val="28"/>
+          <w:szCs w:val="28"/>
           <w:lang w:eastAsia="en-IN"/>
         </w:rPr>
         <w:t>1. Normal Java Object:</w:t>
@@ -1274,17 +1178,17 @@
       <w:pPr>
         <w:spacing w:after="0" w:line="240" w:lineRule="auto"/>
         <w:rPr>
-          <w:rFonts w:ascii="Arial" w:eastAsia="Times New Roman" w:hAnsi="Arial" w:cs="Arial"/>
-          <w:sz w:val="30"/>
-          <w:szCs w:val="30"/>
-          <w:lang w:eastAsia="en-IN"/>
-        </w:rPr>
-      </w:pPr>
-      <w:r>
-        <w:rPr>
-          <w:rFonts w:ascii="Arial" w:eastAsia="Times New Roman" w:hAnsi="Arial" w:cs="Arial"/>
-          <w:sz w:val="30"/>
-          <w:szCs w:val="30"/>
+          <w:rFonts w:ascii="Times New Roman" w:eastAsia="Times New Roman" w:hAnsi="Times New Roman" w:cs="Times New Roman"/>
+          <w:sz w:val="28"/>
+          <w:szCs w:val="28"/>
+          <w:lang w:eastAsia="en-IN"/>
+        </w:rPr>
+      </w:pPr>
+      <w:r>
+        <w:rPr>
+          <w:rFonts w:ascii="Times New Roman" w:eastAsia="Times New Roman" w:hAnsi="Times New Roman" w:cs="Times New Roman"/>
+          <w:sz w:val="28"/>
+          <w:szCs w:val="28"/>
           <w:lang w:eastAsia="en-IN"/>
         </w:rPr>
         <w:t>java</w:t>
@@ -1312,17 +1216,17 @@
         </w:tabs>
         <w:spacing w:after="0" w:line="240" w:lineRule="auto"/>
         <w:rPr>
-          <w:rFonts w:ascii="Courier New" w:eastAsia="Times New Roman" w:hAnsi="Courier New" w:cs="Courier New"/>
-          <w:sz w:val="21"/>
-          <w:szCs w:val="21"/>
-          <w:lang w:eastAsia="en-IN"/>
-        </w:rPr>
-      </w:pPr>
-      <w:r>
-        <w:rPr>
-          <w:rFonts w:ascii="Courier New" w:eastAsia="Times New Roman" w:hAnsi="Courier New" w:cs="Courier New"/>
-          <w:sz w:val="21"/>
-          <w:szCs w:val="21"/>
+          <w:rFonts w:ascii="Times New Roman" w:eastAsia="Times New Roman" w:hAnsi="Times New Roman" w:cs="Times New Roman"/>
+          <w:sz w:val="28"/>
+          <w:szCs w:val="28"/>
+          <w:lang w:eastAsia="en-IN"/>
+        </w:rPr>
+      </w:pPr>
+      <w:r>
+        <w:rPr>
+          <w:rFonts w:ascii="Times New Roman" w:eastAsia="Times New Roman" w:hAnsi="Times New Roman" w:cs="Times New Roman"/>
+          <w:sz w:val="28"/>
+          <w:szCs w:val="28"/>
           <w:lang w:eastAsia="en-IN"/>
         </w:rPr>
         <w:t>// You control the instantiation and management manually</w:t>
@@ -1350,20 +1254,40 @@
         </w:tabs>
         <w:spacing w:after="0" w:line="240" w:lineRule="auto"/>
         <w:rPr>
-          <w:rFonts w:ascii="Courier New" w:eastAsia="Times New Roman" w:hAnsi="Courier New" w:cs="Courier New"/>
-          <w:sz w:val="21"/>
-          <w:szCs w:val="21"/>
-          <w:lang w:eastAsia="en-IN"/>
-        </w:rPr>
-      </w:pPr>
-      <w:r>
-        <w:rPr>
-          <w:rFonts w:ascii="Courier New" w:eastAsia="Times New Roman" w:hAnsi="Courier New" w:cs="Courier New"/>
-          <w:sz w:val="21"/>
-          <w:szCs w:val="21"/>
-          <w:lang w:eastAsia="en-IN"/>
-        </w:rPr>
-        <w:t xml:space="preserve">Engine engine = new Engine(); </w:t>
+          <w:rFonts w:ascii="Times New Roman" w:eastAsia="Times New Roman" w:hAnsi="Times New Roman" w:cs="Times New Roman"/>
+          <w:sz w:val="28"/>
+          <w:szCs w:val="28"/>
+          <w:lang w:eastAsia="en-IN"/>
+        </w:rPr>
+      </w:pPr>
+      <w:r>
+        <w:rPr>
+          <w:rFonts w:ascii="Times New Roman" w:eastAsia="Times New Roman" w:hAnsi="Times New Roman" w:cs="Times New Roman"/>
+          <w:sz w:val="28"/>
+          <w:szCs w:val="28"/>
+          <w:lang w:eastAsia="en-IN"/>
+        </w:rPr>
+        <w:t xml:space="preserve">Engine engine = new </w:t>
+      </w:r>
+      <w:proofErr w:type="gramStart"/>
+      <w:r>
+        <w:rPr>
+          <w:rFonts w:ascii="Times New Roman" w:eastAsia="Times New Roman" w:hAnsi="Times New Roman" w:cs="Times New Roman"/>
+          <w:sz w:val="28"/>
+          <w:szCs w:val="28"/>
+          <w:lang w:eastAsia="en-IN"/>
+        </w:rPr>
+        <w:t>Engine(</w:t>
+      </w:r>
+      <w:proofErr w:type="gramEnd"/>
+      <w:r>
+        <w:rPr>
+          <w:rFonts w:ascii="Times New Roman" w:eastAsia="Times New Roman" w:hAnsi="Times New Roman" w:cs="Times New Roman"/>
+          <w:sz w:val="28"/>
+          <w:szCs w:val="28"/>
+          <w:lang w:eastAsia="en-IN"/>
+        </w:rPr>
+        <w:t xml:space="preserve">); </w:t>
       </w:r>
     </w:p>
     <w:p>
@@ -1388,17 +1312,17 @@
         </w:tabs>
         <w:spacing w:after="0" w:line="240" w:lineRule="auto"/>
         <w:rPr>
-          <w:rFonts w:ascii="Courier New" w:eastAsia="Times New Roman" w:hAnsi="Courier New" w:cs="Courier New"/>
-          <w:sz w:val="21"/>
-          <w:szCs w:val="21"/>
-          <w:lang w:eastAsia="en-IN"/>
-        </w:rPr>
-      </w:pPr>
-      <w:r>
-        <w:rPr>
-          <w:rFonts w:ascii="Courier New" w:eastAsia="Times New Roman" w:hAnsi="Courier New" w:cs="Courier New"/>
-          <w:sz w:val="21"/>
-          <w:szCs w:val="21"/>
+          <w:rFonts w:ascii="Times New Roman" w:eastAsia="Times New Roman" w:hAnsi="Times New Roman" w:cs="Times New Roman"/>
+          <w:sz w:val="28"/>
+          <w:szCs w:val="28"/>
+          <w:lang w:eastAsia="en-IN"/>
+        </w:rPr>
+      </w:pPr>
+      <w:r>
+        <w:rPr>
+          <w:rFonts w:ascii="Times New Roman" w:eastAsia="Times New Roman" w:hAnsi="Times New Roman" w:cs="Times New Roman"/>
+          <w:sz w:val="28"/>
+          <w:szCs w:val="28"/>
           <w:lang w:eastAsia="en-IN"/>
         </w:rPr>
         <w:t xml:space="preserve">Car myCar = new Car(engine); </w:t>
@@ -1408,17 +1332,17 @@
       <w:pPr>
         <w:spacing w:after="0" w:line="240" w:lineRule="auto"/>
         <w:rPr>
-          <w:rFonts w:ascii="Arial" w:eastAsia="Times New Roman" w:hAnsi="Arial" w:cs="Arial"/>
-          <w:sz w:val="18"/>
-          <w:szCs w:val="18"/>
-          <w:lang w:eastAsia="en-IN"/>
-        </w:rPr>
-      </w:pPr>
-      <w:r>
-        <w:rPr>
-          <w:rFonts w:ascii="Arial" w:eastAsia="Times New Roman" w:hAnsi="Arial" w:cs="Arial"/>
-          <w:sz w:val="18"/>
-          <w:szCs w:val="18"/>
+          <w:rFonts w:ascii="Times New Roman" w:eastAsia="Times New Roman" w:hAnsi="Times New Roman" w:cs="Times New Roman"/>
+          <w:sz w:val="28"/>
+          <w:szCs w:val="28"/>
+          <w:lang w:eastAsia="en-IN"/>
+        </w:rPr>
+      </w:pPr>
+      <w:r>
+        <w:rPr>
+          <w:rFonts w:ascii="Times New Roman" w:eastAsia="Times New Roman" w:hAnsi="Times New Roman" w:cs="Times New Roman"/>
+          <w:sz w:val="28"/>
+          <w:szCs w:val="28"/>
           <w:lang w:eastAsia="en-IN"/>
         </w:rPr>
         <w:t>Use code with caution.</w:t>
@@ -1428,19 +1352,19 @@
       <w:pPr>
         <w:spacing w:line="240" w:lineRule="auto"/>
         <w:rPr>
-          <w:rFonts w:ascii="Arial" w:eastAsia="Times New Roman" w:hAnsi="Arial" w:cs="Arial"/>
-          <w:sz w:val="24"/>
-          <w:szCs w:val="24"/>
-          <w:lang w:eastAsia="en-IN"/>
-        </w:rPr>
-      </w:pPr>
-      <w:r>
-        <w:rPr>
-          <w:rFonts w:ascii="Arial" w:eastAsia="Times New Roman" w:hAnsi="Arial" w:cs="Arial"/>
+          <w:rFonts w:ascii="Times New Roman" w:eastAsia="Times New Roman" w:hAnsi="Times New Roman" w:cs="Times New Roman"/>
+          <w:sz w:val="28"/>
+          <w:szCs w:val="28"/>
+          <w:lang w:eastAsia="en-IN"/>
+        </w:rPr>
+      </w:pPr>
+      <w:r>
+        <w:rPr>
+          <w:rFonts w:ascii="Times New Roman" w:eastAsia="Times New Roman" w:hAnsi="Times New Roman" w:cs="Times New Roman"/>
           <w:b/>
           <w:bCs/>
-          <w:sz w:val="24"/>
-          <w:szCs w:val="24"/>
+          <w:sz w:val="28"/>
+          <w:szCs w:val="28"/>
           <w:lang w:eastAsia="en-IN"/>
         </w:rPr>
         <w:t>2. Spring Bean:</w:t>
@@ -1450,17 +1374,17 @@
       <w:pPr>
         <w:spacing w:after="0" w:line="240" w:lineRule="auto"/>
         <w:rPr>
-          <w:rFonts w:ascii="Arial" w:eastAsia="Times New Roman" w:hAnsi="Arial" w:cs="Arial"/>
-          <w:sz w:val="30"/>
-          <w:szCs w:val="30"/>
-          <w:lang w:eastAsia="en-IN"/>
-        </w:rPr>
-      </w:pPr>
-      <w:r>
-        <w:rPr>
-          <w:rFonts w:ascii="Arial" w:eastAsia="Times New Roman" w:hAnsi="Arial" w:cs="Arial"/>
-          <w:sz w:val="30"/>
-          <w:szCs w:val="30"/>
+          <w:rFonts w:ascii="Times New Roman" w:eastAsia="Times New Roman" w:hAnsi="Times New Roman" w:cs="Times New Roman"/>
+          <w:sz w:val="28"/>
+          <w:szCs w:val="28"/>
+          <w:lang w:eastAsia="en-IN"/>
+        </w:rPr>
+      </w:pPr>
+      <w:r>
+        <w:rPr>
+          <w:rFonts w:ascii="Times New Roman" w:eastAsia="Times New Roman" w:hAnsi="Times New Roman" w:cs="Times New Roman"/>
+          <w:sz w:val="28"/>
+          <w:szCs w:val="28"/>
           <w:lang w:eastAsia="en-IN"/>
         </w:rPr>
         <w:t>java</w:t>
@@ -1488,17 +1412,17 @@
         </w:tabs>
         <w:spacing w:after="0" w:line="240" w:lineRule="auto"/>
         <w:rPr>
-          <w:rFonts w:ascii="Courier New" w:eastAsia="Times New Roman" w:hAnsi="Courier New" w:cs="Courier New"/>
-          <w:sz w:val="21"/>
-          <w:szCs w:val="21"/>
-          <w:lang w:eastAsia="en-IN"/>
-        </w:rPr>
-      </w:pPr>
-      <w:r>
-        <w:rPr>
-          <w:rFonts w:ascii="Courier New" w:eastAsia="Times New Roman" w:hAnsi="Courier New" w:cs="Courier New"/>
-          <w:sz w:val="21"/>
-          <w:szCs w:val="21"/>
+          <w:rFonts w:ascii="Times New Roman" w:eastAsia="Times New Roman" w:hAnsi="Times New Roman" w:cs="Times New Roman"/>
+          <w:sz w:val="28"/>
+          <w:szCs w:val="28"/>
+          <w:lang w:eastAsia="en-IN"/>
+        </w:rPr>
+      </w:pPr>
+      <w:r>
+        <w:rPr>
+          <w:rFonts w:ascii="Times New Roman" w:eastAsia="Times New Roman" w:hAnsi="Times New Roman" w:cs="Times New Roman"/>
+          <w:sz w:val="28"/>
+          <w:szCs w:val="28"/>
           <w:lang w:eastAsia="en-IN"/>
         </w:rPr>
         <w:t xml:space="preserve">@Component </w:t>
@@ -1526,17 +1450,17 @@
         </w:tabs>
         <w:spacing w:after="0" w:line="240" w:lineRule="auto"/>
         <w:rPr>
-          <w:rFonts w:ascii="Courier New" w:eastAsia="Times New Roman" w:hAnsi="Courier New" w:cs="Courier New"/>
-          <w:sz w:val="21"/>
-          <w:szCs w:val="21"/>
-          <w:lang w:eastAsia="en-IN"/>
-        </w:rPr>
-      </w:pPr>
-      <w:r>
-        <w:rPr>
-          <w:rFonts w:ascii="Courier New" w:eastAsia="Times New Roman" w:hAnsi="Courier New" w:cs="Courier New"/>
-          <w:sz w:val="21"/>
-          <w:szCs w:val="21"/>
+          <w:rFonts w:ascii="Times New Roman" w:eastAsia="Times New Roman" w:hAnsi="Times New Roman" w:cs="Times New Roman"/>
+          <w:sz w:val="28"/>
+          <w:szCs w:val="28"/>
+          <w:lang w:eastAsia="en-IN"/>
+        </w:rPr>
+      </w:pPr>
+      <w:r>
+        <w:rPr>
+          <w:rFonts w:ascii="Times New Roman" w:eastAsia="Times New Roman" w:hAnsi="Times New Roman" w:cs="Times New Roman"/>
+          <w:sz w:val="28"/>
+          <w:szCs w:val="28"/>
           <w:lang w:eastAsia="en-IN"/>
         </w:rPr>
         <w:t>public class Car {</w:t>
@@ -1564,17 +1488,17 @@
         </w:tabs>
         <w:spacing w:after="0" w:line="240" w:lineRule="auto"/>
         <w:rPr>
-          <w:rFonts w:ascii="Courier New" w:eastAsia="Times New Roman" w:hAnsi="Courier New" w:cs="Courier New"/>
-          <w:sz w:val="21"/>
-          <w:szCs w:val="21"/>
-          <w:lang w:eastAsia="en-IN"/>
-        </w:rPr>
-      </w:pPr>
-      <w:r>
-        <w:rPr>
-          <w:rFonts w:ascii="Courier New" w:eastAsia="Times New Roman" w:hAnsi="Courier New" w:cs="Courier New"/>
-          <w:sz w:val="21"/>
-          <w:szCs w:val="21"/>
+          <w:rFonts w:ascii="Times New Roman" w:eastAsia="Times New Roman" w:hAnsi="Times New Roman" w:cs="Times New Roman"/>
+          <w:sz w:val="28"/>
+          <w:szCs w:val="28"/>
+          <w:lang w:eastAsia="en-IN"/>
+        </w:rPr>
+      </w:pPr>
+      <w:r>
+        <w:rPr>
+          <w:rFonts w:ascii="Times New Roman" w:eastAsia="Times New Roman" w:hAnsi="Times New Roman" w:cs="Times New Roman"/>
+          <w:sz w:val="28"/>
+          <w:szCs w:val="28"/>
           <w:lang w:eastAsia="en-IN"/>
         </w:rPr>
         <w:t xml:space="preserve">    @Autowired</w:t>
@@ -1602,17 +1526,17 @@
         </w:tabs>
         <w:spacing w:after="0" w:line="240" w:lineRule="auto"/>
         <w:rPr>
-          <w:rFonts w:ascii="Courier New" w:eastAsia="Times New Roman" w:hAnsi="Courier New" w:cs="Courier New"/>
-          <w:sz w:val="21"/>
-          <w:szCs w:val="21"/>
-          <w:lang w:eastAsia="en-IN"/>
-        </w:rPr>
-      </w:pPr>
-      <w:r>
-        <w:rPr>
-          <w:rFonts w:ascii="Courier New" w:eastAsia="Times New Roman" w:hAnsi="Courier New" w:cs="Courier New"/>
-          <w:sz w:val="21"/>
-          <w:szCs w:val="21"/>
+          <w:rFonts w:ascii="Times New Roman" w:eastAsia="Times New Roman" w:hAnsi="Times New Roman" w:cs="Times New Roman"/>
+          <w:sz w:val="28"/>
+          <w:szCs w:val="28"/>
+          <w:lang w:eastAsia="en-IN"/>
+        </w:rPr>
+      </w:pPr>
+      <w:r>
+        <w:rPr>
+          <w:rFonts w:ascii="Times New Roman" w:eastAsia="Times New Roman" w:hAnsi="Times New Roman" w:cs="Times New Roman"/>
+          <w:sz w:val="28"/>
+          <w:szCs w:val="28"/>
           <w:lang w:eastAsia="en-IN"/>
         </w:rPr>
         <w:t xml:space="preserve">    private Engine engine; // Spring automatically creates and injects the Engine object</w:t>
@@ -1640,17 +1564,17 @@
         </w:tabs>
         <w:spacing w:after="0" w:line="240" w:lineRule="auto"/>
         <w:rPr>
-          <w:rFonts w:ascii="Courier New" w:eastAsia="Times New Roman" w:hAnsi="Courier New" w:cs="Courier New"/>
-          <w:sz w:val="21"/>
-          <w:szCs w:val="21"/>
-          <w:lang w:eastAsia="en-IN"/>
-        </w:rPr>
-      </w:pPr>
-      <w:r>
-        <w:rPr>
-          <w:rFonts w:ascii="Courier New" w:eastAsia="Times New Roman" w:hAnsi="Courier New" w:cs="Courier New"/>
-          <w:sz w:val="21"/>
-          <w:szCs w:val="21"/>
+          <w:rFonts w:ascii="Times New Roman" w:eastAsia="Times New Roman" w:hAnsi="Times New Roman" w:cs="Times New Roman"/>
+          <w:sz w:val="28"/>
+          <w:szCs w:val="28"/>
+          <w:lang w:eastAsia="en-IN"/>
+        </w:rPr>
+      </w:pPr>
+      <w:r>
+        <w:rPr>
+          <w:rFonts w:ascii="Times New Roman" w:eastAsia="Times New Roman" w:hAnsi="Times New Roman" w:cs="Times New Roman"/>
+          <w:sz w:val="28"/>
+          <w:szCs w:val="28"/>
           <w:lang w:eastAsia="en-IN"/>
         </w:rPr>
         <w:t>}</w:t>
@@ -1660,17 +1584,17 @@
       <w:pPr>
         <w:spacing w:after="0" w:line="240" w:lineRule="auto"/>
         <w:rPr>
-          <w:rFonts w:ascii="Arial" w:eastAsia="Times New Roman" w:hAnsi="Arial" w:cs="Arial"/>
-          <w:sz w:val="18"/>
-          <w:szCs w:val="18"/>
-          <w:lang w:eastAsia="en-IN"/>
-        </w:rPr>
-      </w:pPr>
-      <w:r>
-        <w:rPr>
-          <w:rFonts w:ascii="Arial" w:eastAsia="Times New Roman" w:hAnsi="Arial" w:cs="Arial"/>
-          <w:sz w:val="18"/>
-          <w:szCs w:val="18"/>
+          <w:rFonts w:ascii="Times New Roman" w:eastAsia="Times New Roman" w:hAnsi="Times New Roman" w:cs="Times New Roman"/>
+          <w:sz w:val="28"/>
+          <w:szCs w:val="28"/>
+          <w:lang w:eastAsia="en-IN"/>
+        </w:rPr>
+      </w:pPr>
+      <w:r>
+        <w:rPr>
+          <w:rFonts w:ascii="Times New Roman" w:eastAsia="Times New Roman" w:hAnsi="Times New Roman" w:cs="Times New Roman"/>
+          <w:sz w:val="28"/>
+          <w:szCs w:val="28"/>
           <w:lang w:eastAsia="en-IN"/>
         </w:rPr>
         <w:t>Use code with caution.</w:t>
@@ -1680,77 +1604,77 @@
       <w:pPr>
         <w:spacing w:line="240" w:lineRule="auto"/>
         <w:rPr>
-          <w:rFonts w:ascii="Arial" w:eastAsia="Times New Roman" w:hAnsi="Arial" w:cs="Arial"/>
-          <w:sz w:val="24"/>
-          <w:szCs w:val="24"/>
-          <w:lang w:eastAsia="en-IN"/>
-        </w:rPr>
-      </w:pPr>
-      <w:r>
-        <w:rPr>
-          <w:rFonts w:ascii="Arial" w:eastAsia="Times New Roman" w:hAnsi="Arial" w:cs="Arial"/>
-          <w:sz w:val="24"/>
-          <w:szCs w:val="24"/>
+          <w:rFonts w:ascii="Times New Roman" w:eastAsia="Times New Roman" w:hAnsi="Times New Roman" w:cs="Times New Roman"/>
+          <w:sz w:val="28"/>
+          <w:szCs w:val="28"/>
+          <w:lang w:eastAsia="en-IN"/>
+        </w:rPr>
+      </w:pPr>
+      <w:r>
+        <w:rPr>
+          <w:rFonts w:ascii="Times New Roman" w:eastAsia="Times New Roman" w:hAnsi="Times New Roman" w:cs="Times New Roman"/>
+          <w:sz w:val="28"/>
+          <w:szCs w:val="28"/>
           <w:lang w:eastAsia="en-IN"/>
         </w:rPr>
         <w:t xml:space="preserve">By letting Spring turn your normal objects into "Beans," you gain access to powerful framework features like </w:t>
       </w:r>
       <w:r>
         <w:rPr>
-          <w:rFonts w:ascii="Arial" w:eastAsia="Times New Roman" w:hAnsi="Arial" w:cs="Arial"/>
+          <w:rFonts w:ascii="Times New Roman" w:eastAsia="Times New Roman" w:hAnsi="Times New Roman" w:cs="Times New Roman"/>
           <w:b/>
           <w:bCs/>
-          <w:sz w:val="24"/>
-          <w:szCs w:val="24"/>
+          <w:sz w:val="28"/>
+          <w:szCs w:val="28"/>
           <w:lang w:eastAsia="en-IN"/>
         </w:rPr>
         <w:t>loose coupling</w:t>
       </w:r>
       <w:r>
         <w:rPr>
-          <w:rFonts w:ascii="Arial" w:eastAsia="Times New Roman" w:hAnsi="Arial" w:cs="Arial"/>
-          <w:sz w:val="24"/>
-          <w:szCs w:val="24"/>
+          <w:rFonts w:ascii="Times New Roman" w:eastAsia="Times New Roman" w:hAnsi="Times New Roman" w:cs="Times New Roman"/>
+          <w:sz w:val="28"/>
+          <w:szCs w:val="28"/>
           <w:lang w:eastAsia="en-IN"/>
         </w:rPr>
         <w:t xml:space="preserve">, </w:t>
       </w:r>
       <w:r>
         <w:rPr>
-          <w:rFonts w:ascii="Arial" w:eastAsia="Times New Roman" w:hAnsi="Arial" w:cs="Arial"/>
+          <w:rFonts w:ascii="Times New Roman" w:eastAsia="Times New Roman" w:hAnsi="Times New Roman" w:cs="Times New Roman"/>
           <w:b/>
           <w:bCs/>
-          <w:sz w:val="24"/>
-          <w:szCs w:val="24"/>
+          <w:sz w:val="28"/>
+          <w:szCs w:val="28"/>
           <w:lang w:eastAsia="en-IN"/>
         </w:rPr>
         <w:t>automated testing utilities</w:t>
       </w:r>
       <w:r>
         <w:rPr>
-          <w:rFonts w:ascii="Arial" w:eastAsia="Times New Roman" w:hAnsi="Arial" w:cs="Arial"/>
-          <w:sz w:val="24"/>
-          <w:szCs w:val="24"/>
+          <w:rFonts w:ascii="Times New Roman" w:eastAsia="Times New Roman" w:hAnsi="Times New Roman" w:cs="Times New Roman"/>
+          <w:sz w:val="28"/>
+          <w:szCs w:val="28"/>
           <w:lang w:eastAsia="en-IN"/>
         </w:rPr>
         <w:t xml:space="preserve">, and </w:t>
       </w:r>
       <w:r>
         <w:rPr>
-          <w:rFonts w:ascii="Arial" w:eastAsia="Times New Roman" w:hAnsi="Arial" w:cs="Arial"/>
+          <w:rFonts w:ascii="Times New Roman" w:eastAsia="Times New Roman" w:hAnsi="Times New Roman" w:cs="Times New Roman"/>
           <w:b/>
           <w:bCs/>
-          <w:sz w:val="24"/>
-          <w:szCs w:val="24"/>
+          <w:sz w:val="28"/>
+          <w:szCs w:val="28"/>
           <w:lang w:eastAsia="en-IN"/>
         </w:rPr>
         <w:t>pre-configured lifecycle phases</w:t>
       </w:r>
       <w:r>
         <w:rPr>
-          <w:rFonts w:ascii="Arial" w:eastAsia="Times New Roman" w:hAnsi="Arial" w:cs="Arial"/>
-          <w:sz w:val="24"/>
-          <w:szCs w:val="24"/>
+          <w:rFonts w:ascii="Times New Roman" w:eastAsia="Times New Roman" w:hAnsi="Times New Roman" w:cs="Times New Roman"/>
+          <w:sz w:val="28"/>
+          <w:szCs w:val="28"/>
           <w:lang w:eastAsia="en-IN"/>
         </w:rPr>
         <w:t xml:space="preserve"> (like executing setup code right after the object is built). [</w:t>
@@ -1758,10 +1682,10 @@
       <w:hyperlink r:id="rId9" w:history="1">
         <w:r>
           <w:rPr>
-            <w:rFonts w:ascii="Arial" w:eastAsia="Times New Roman" w:hAnsi="Arial" w:cs="Arial"/>
+            <w:rFonts w:ascii="Times New Roman" w:eastAsia="Times New Roman" w:hAnsi="Times New Roman" w:cs="Times New Roman"/>
             <w:color w:val="0000FF"/>
-            <w:sz w:val="24"/>
-            <w:szCs w:val="24"/>
+            <w:sz w:val="28"/>
+            <w:szCs w:val="28"/>
             <w:u w:val="single"/>
             <w:lang w:eastAsia="en-IN"/>
           </w:rPr>
@@ -1770,9 +1694,9 @@
       </w:hyperlink>
       <w:r>
         <w:rPr>
-          <w:rFonts w:ascii="Arial" w:eastAsia="Times New Roman" w:hAnsi="Arial" w:cs="Arial"/>
-          <w:sz w:val="24"/>
-          <w:szCs w:val="24"/>
+          <w:rFonts w:ascii="Times New Roman" w:eastAsia="Times New Roman" w:hAnsi="Times New Roman" w:cs="Times New Roman"/>
+          <w:sz w:val="28"/>
+          <w:szCs w:val="28"/>
           <w:lang w:eastAsia="en-IN"/>
         </w:rPr>
         <w:t>]</w:t>
@@ -1782,68 +1706,57 @@
       <w:pPr>
         <w:spacing w:line="240" w:lineRule="auto"/>
         <w:rPr>
-          <w:rFonts w:ascii="Arial" w:eastAsia="Times New Roman" w:hAnsi="Arial" w:cs="Arial"/>
-          <w:sz w:val="24"/>
-          <w:szCs w:val="24"/>
-          <w:lang w:eastAsia="en-IN"/>
-        </w:rPr>
-      </w:pPr>
-      <w:r>
-        <w:rPr>
-          <w:rFonts w:ascii="Arial" w:eastAsia="Times New Roman" w:hAnsi="Arial" w:cs="Arial"/>
-          <w:sz w:val="24"/>
-          <w:szCs w:val="24"/>
+          <w:rFonts w:ascii="Times New Roman" w:eastAsia="Times New Roman" w:hAnsi="Times New Roman" w:cs="Times New Roman"/>
+          <w:sz w:val="28"/>
+          <w:szCs w:val="28"/>
+          <w:lang w:eastAsia="en-IN"/>
+        </w:rPr>
+      </w:pPr>
+      <w:r>
+        <w:rPr>
+          <w:rFonts w:ascii="Times New Roman" w:eastAsia="Times New Roman" w:hAnsi="Times New Roman" w:cs="Times New Roman"/>
+          <w:sz w:val="28"/>
+          <w:szCs w:val="28"/>
           <w:lang w:eastAsia="en-IN"/>
         </w:rPr>
         <w:t xml:space="preserve">Are you currently troubleshooting a </w:t>
       </w:r>
       <w:r>
         <w:rPr>
-          <w:rFonts w:ascii="Arial" w:eastAsia="Times New Roman" w:hAnsi="Arial" w:cs="Arial"/>
+          <w:rFonts w:ascii="Times New Roman" w:eastAsia="Times New Roman" w:hAnsi="Times New Roman" w:cs="Times New Roman"/>
           <w:b/>
           <w:bCs/>
-          <w:sz w:val="24"/>
-          <w:szCs w:val="24"/>
+          <w:sz w:val="28"/>
+          <w:szCs w:val="28"/>
           <w:lang w:eastAsia="en-IN"/>
         </w:rPr>
         <w:t>dependency injection issue</w:t>
       </w:r>
       <w:r>
         <w:rPr>
-          <w:rFonts w:ascii="Arial" w:eastAsia="Times New Roman" w:hAnsi="Arial" w:cs="Arial"/>
-          <w:sz w:val="24"/>
-          <w:szCs w:val="24"/>
+          <w:rFonts w:ascii="Times New Roman" w:eastAsia="Times New Roman" w:hAnsi="Times New Roman" w:cs="Times New Roman"/>
+          <w:sz w:val="28"/>
+          <w:szCs w:val="28"/>
           <w:lang w:eastAsia="en-IN"/>
         </w:rPr>
         <w:t xml:space="preserve">, or are you trying to decide whether a specific class in your project should be registered as a </w:t>
       </w:r>
       <w:r>
         <w:rPr>
-          <w:rFonts w:ascii="Arial" w:eastAsia="Times New Roman" w:hAnsi="Arial" w:cs="Arial"/>
+          <w:rFonts w:ascii="Times New Roman" w:eastAsia="Times New Roman" w:hAnsi="Times New Roman" w:cs="Times New Roman"/>
           <w:b/>
           <w:bCs/>
-          <w:sz w:val="24"/>
-          <w:szCs w:val="24"/>
-          <w:lang w:eastAsia="en-IN"/>
-        </w:rPr>
-        <w:t xml:space="preserve">Spring </w:t>
-      </w:r>
-      <w:r>
-        <w:rPr>
-          <w:rFonts w:ascii="Courier New" w:eastAsia="Times New Roman" w:hAnsi="Courier New" w:cs="Courier New"/>
-          <w:b/>
-          <w:bCs/>
-          <w:sz w:val="21"/>
-          <w:szCs w:val="21"/>
-          <w:lang w:eastAsia="en-IN"/>
-        </w:rPr>
-        <w:t>@Component</w:t>
-      </w:r>
-      <w:r>
-        <w:rPr>
-          <w:rFonts w:ascii="Arial" w:eastAsia="Times New Roman" w:hAnsi="Arial" w:cs="Arial"/>
-          <w:sz w:val="24"/>
-          <w:szCs w:val="24"/>
+          <w:sz w:val="28"/>
+          <w:szCs w:val="28"/>
+          <w:lang w:eastAsia="en-IN"/>
+        </w:rPr>
+        <w:t>Spring @Component</w:t>
+      </w:r>
+      <w:r>
+        <w:rPr>
+          <w:rFonts w:ascii="Times New Roman" w:eastAsia="Times New Roman" w:hAnsi="Times New Roman" w:cs="Times New Roman"/>
+          <w:sz w:val="28"/>
+          <w:szCs w:val="28"/>
           <w:lang w:eastAsia="en-IN"/>
         </w:rPr>
         <w:t>? Let me know what you are building! [</w:t>
@@ -1851,10 +1764,10 @@
       <w:hyperlink r:id="rId10" w:history="1">
         <w:r>
           <w:rPr>
-            <w:rFonts w:ascii="Arial" w:eastAsia="Times New Roman" w:hAnsi="Arial" w:cs="Arial"/>
+            <w:rFonts w:ascii="Times New Roman" w:eastAsia="Times New Roman" w:hAnsi="Times New Roman" w:cs="Times New Roman"/>
             <w:color w:val="0000FF"/>
-            <w:sz w:val="24"/>
-            <w:szCs w:val="24"/>
+            <w:sz w:val="28"/>
+            <w:szCs w:val="28"/>
             <w:u w:val="single"/>
             <w:lang w:eastAsia="en-IN"/>
           </w:rPr>
@@ -1863,9 +1776,9 @@
       </w:hyperlink>
       <w:r>
         <w:rPr>
-          <w:rFonts w:ascii="Arial" w:eastAsia="Times New Roman" w:hAnsi="Arial" w:cs="Arial"/>
-          <w:sz w:val="24"/>
-          <w:szCs w:val="24"/>
+          <w:rFonts w:ascii="Times New Roman" w:eastAsia="Times New Roman" w:hAnsi="Times New Roman" w:cs="Times New Roman"/>
+          <w:sz w:val="28"/>
+          <w:szCs w:val="28"/>
           <w:lang w:eastAsia="en-IN"/>
         </w:rPr>
         <w:t>]</w:t>
@@ -1907,6 +1820,28 @@
     <w:p>
       <w:pPr>
         <w:spacing w:before="100" w:beforeAutospacing="1" w:after="100" w:afterAutospacing="1" w:line="240" w:lineRule="auto"/>
+        <w:rPr>
+          <w:rFonts w:ascii="Times New Roman" w:eastAsia="Times New Roman" w:hAnsi="Times New Roman" w:cs="Times New Roman"/>
+          <w:sz w:val="28"/>
+          <w:szCs w:val="28"/>
+          <w:lang w:eastAsia="en-IN"/>
+        </w:rPr>
+      </w:pPr>
+    </w:p>
+    <w:p>
+      <w:pPr>
+        <w:spacing w:before="100" w:beforeAutospacing="1" w:after="100" w:afterAutospacing="1" w:line="240" w:lineRule="auto"/>
+        <w:rPr>
+          <w:rFonts w:ascii="Times New Roman" w:eastAsia="Times New Roman" w:hAnsi="Times New Roman" w:cs="Times New Roman"/>
+          <w:sz w:val="28"/>
+          <w:szCs w:val="28"/>
+          <w:lang w:eastAsia="en-IN"/>
+        </w:rPr>
+      </w:pPr>
+    </w:p>
+    <w:p>
+      <w:pPr>
+        <w:spacing w:before="100" w:beforeAutospacing="1" w:after="100" w:afterAutospacing="1" w:line="240" w:lineRule="auto"/>
         <w:outlineLvl w:val="1"/>
         <w:rPr>
           <w:rFonts w:ascii="Times New Roman" w:eastAsia="Times New Roman" w:hAnsi="Times New Roman" w:cs="Times New Roman"/>
@@ -1926,6 +1861,7 @@
           <w:szCs w:val="28"/>
           <w:lang w:eastAsia="en-IN"/>
         </w:rPr>
+        <w:lastRenderedPageBreak/>
         <w:t>2. What is Bean Scope?</w:t>
       </w:r>
     </w:p>
@@ -2286,17 +2222,7 @@
                 <w:szCs w:val="28"/>
                 <w:lang w:eastAsia="en-IN"/>
               </w:rPr>
-              <w:t xml:space="preserve"> of the bean for the entire application. Every time </w:t>
-            </w:r>
-            <w:r>
-              <w:rPr>
-                <w:rFonts w:ascii="Times New Roman" w:eastAsia="Times New Roman" w:hAnsi="Times New Roman" w:cs="Times New Roman"/>
-                <w:sz w:val="28"/>
-                <w:szCs w:val="28"/>
-                <w:lang w:eastAsia="en-IN"/>
-              </w:rPr>
-              <w:lastRenderedPageBreak/>
-              <w:t>you ask for it, Spring gives you the exact same object.</w:t>
+              <w:t xml:space="preserve"> of the bean for the entire application. Every time you ask for it, Spring gives you the exact same object.</w:t>
             </w:r>
           </w:p>
         </w:tc>
@@ -2337,7 +2263,6 @@
                 <w:szCs w:val="28"/>
                 <w:lang w:eastAsia="en-IN"/>
               </w:rPr>
-              <w:lastRenderedPageBreak/>
               <w:t>The Office Coffee Machine:</w:t>
             </w:r>
             <w:r>
@@ -2347,17 +2272,7 @@
                 <w:szCs w:val="28"/>
                 <w:lang w:eastAsia="en-IN"/>
               </w:rPr>
-              <w:t xml:space="preserve"> Everyone in </w:t>
-            </w:r>
-            <w:r>
-              <w:rPr>
-                <w:rFonts w:ascii="Times New Roman" w:eastAsia="Times New Roman" w:hAnsi="Times New Roman" w:cs="Times New Roman"/>
-                <w:sz w:val="28"/>
-                <w:szCs w:val="28"/>
-                <w:lang w:eastAsia="en-IN"/>
-              </w:rPr>
-              <w:lastRenderedPageBreak/>
-              <w:t>the office shares the exact same machine.</w:t>
+              <w:t xml:space="preserve"> Everyone in the office shares the exact same machine.</w:t>
             </w:r>
           </w:p>
         </w:tc>
@@ -2403,7 +2318,6 @@
                 <w:szCs w:val="28"/>
                 <w:lang w:eastAsia="en-IN"/>
               </w:rPr>
-              <w:lastRenderedPageBreak/>
               <w:t>Prototype</w:t>
             </w:r>
           </w:p>
@@ -3152,6 +3066,7 @@
           <w:szCs w:val="28"/>
           <w:lang w:eastAsia="en-IN"/>
         </w:rPr>
+        <w:lastRenderedPageBreak/>
         <w:pict w14:anchorId="09EEB74D">
           <v:rect id="_x0000_i1025" style="width:0;height:1.5pt" o:hralign="center" o:hrstd="t" o:hr="t" fillcolor="#a0a0a0" stroked="f"/>
         </w:pict>
@@ -3439,7 +3354,6 @@
           <w:szCs w:val="28"/>
           <w:lang w:eastAsia="en-IN"/>
         </w:rPr>
-        <w:lastRenderedPageBreak/>
         <w:t>Session:</w:t>
       </w:r>
     </w:p>
@@ -4100,7 +4014,27 @@
           <w:szCs w:val="28"/>
           <w:lang w:eastAsia="en-IN"/>
         </w:rPr>
-        <w:t xml:space="preserve"> Spring injects any required dependencies (like giving our Robot arms and tools).</w:t>
+        <w:t xml:space="preserve"> Spring injects any required dependencies (like giving our </w:t>
+      </w:r>
+      <w:proofErr w:type="gramStart"/>
+      <w:r>
+        <w:rPr>
+          <w:rFonts w:ascii="Times New Roman" w:eastAsia="Times New Roman" w:hAnsi="Times New Roman" w:cs="Times New Roman"/>
+          <w:sz w:val="28"/>
+          <w:szCs w:val="28"/>
+          <w:lang w:eastAsia="en-IN"/>
+        </w:rPr>
+        <w:t>Robot</w:t>
+      </w:r>
+      <w:proofErr w:type="gramEnd"/>
+      <w:r>
+        <w:rPr>
+          <w:rFonts w:ascii="Times New Roman" w:eastAsia="Times New Roman" w:hAnsi="Times New Roman" w:cs="Times New Roman"/>
+          <w:sz w:val="28"/>
+          <w:szCs w:val="28"/>
+          <w:lang w:eastAsia="en-IN"/>
+        </w:rPr>
+        <w:t xml:space="preserve"> arms and tools).</w:t>
       </w:r>
     </w:p>
     <w:p>
@@ -4181,6 +4115,7 @@
           <w:szCs w:val="28"/>
           <w:lang w:eastAsia="en-IN"/>
         </w:rPr>
+        <w:lastRenderedPageBreak/>
         <w:t>In Use:</w:t>
       </w:r>
       <w:r>
@@ -4283,6 +4218,7 @@
         </w:rPr>
         <w:t xml:space="preserve">We will create a </w:t>
       </w:r>
+      <w:proofErr w:type="gramStart"/>
       <w:r>
         <w:rPr>
           <w:rStyle w:val="HTMLCode"/>
@@ -4292,6 +4228,7 @@
         </w:rPr>
         <w:t>Robot</w:t>
       </w:r>
+      <w:proofErr w:type="gramEnd"/>
       <w:r>
         <w:rPr>
           <w:sz w:val="28"/>
@@ -4335,7 +4272,6 @@
           <w:sz w:val="28"/>
           <w:szCs w:val="28"/>
         </w:rPr>
-        <w:lastRenderedPageBreak/>
         <w:t>The Java Code Example</w:t>
       </w:r>
     </w:p>
@@ -4392,7 +4328,27 @@
           <w:sz w:val="28"/>
           <w:szCs w:val="28"/>
         </w:rPr>
-        <w:t xml:space="preserve"> jakarta.annotation.PostConstruct;</w:t>
+        <w:t xml:space="preserve"> </w:t>
+      </w:r>
+      <w:proofErr w:type="gramStart"/>
+      <w:r>
+        <w:rPr>
+          <w:rStyle w:val="HTMLCode"/>
+          <w:rFonts w:ascii="Times New Roman" w:hAnsi="Times New Roman" w:cs="Times New Roman"/>
+          <w:sz w:val="28"/>
+          <w:szCs w:val="28"/>
+        </w:rPr>
+        <w:t>jakarta.annotation</w:t>
+      </w:r>
+      <w:proofErr w:type="gramEnd"/>
+      <w:r>
+        <w:rPr>
+          <w:rStyle w:val="HTMLCode"/>
+          <w:rFonts w:ascii="Times New Roman" w:hAnsi="Times New Roman" w:cs="Times New Roman"/>
+          <w:sz w:val="28"/>
+          <w:szCs w:val="28"/>
+        </w:rPr>
+        <w:t>.PostConstruct;</w:t>
       </w:r>
     </w:p>
     <w:p>
@@ -4425,7 +4381,27 @@
           <w:sz w:val="28"/>
           <w:szCs w:val="28"/>
         </w:rPr>
-        <w:t xml:space="preserve"> jakarta.annotation.PreDestroy;</w:t>
+        <w:t xml:space="preserve"> </w:t>
+      </w:r>
+      <w:proofErr w:type="gramStart"/>
+      <w:r>
+        <w:rPr>
+          <w:rStyle w:val="HTMLCode"/>
+          <w:rFonts w:ascii="Times New Roman" w:hAnsi="Times New Roman" w:cs="Times New Roman"/>
+          <w:sz w:val="28"/>
+          <w:szCs w:val="28"/>
+        </w:rPr>
+        <w:t>jakarta.annotation</w:t>
+      </w:r>
+      <w:proofErr w:type="gramEnd"/>
+      <w:r>
+        <w:rPr>
+          <w:rStyle w:val="HTMLCode"/>
+          <w:rFonts w:ascii="Times New Roman" w:hAnsi="Times New Roman" w:cs="Times New Roman"/>
+          <w:sz w:val="28"/>
+          <w:szCs w:val="28"/>
+        </w:rPr>
+        <w:t>.PreDestroy;</w:t>
       </w:r>
     </w:p>
     <w:p>
@@ -4458,7 +4434,27 @@
           <w:sz w:val="28"/>
           <w:szCs w:val="28"/>
         </w:rPr>
-        <w:t xml:space="preserve"> org.springframework.context.annotation.Scope;</w:t>
+        <w:t xml:space="preserve"> </w:t>
+      </w:r>
+      <w:proofErr w:type="gramStart"/>
+      <w:r>
+        <w:rPr>
+          <w:rStyle w:val="HTMLCode"/>
+          <w:rFonts w:ascii="Times New Roman" w:hAnsi="Times New Roman" w:cs="Times New Roman"/>
+          <w:sz w:val="28"/>
+          <w:szCs w:val="28"/>
+        </w:rPr>
+        <w:t>org.springframework</w:t>
+      </w:r>
+      <w:proofErr w:type="gramEnd"/>
+      <w:r>
+        <w:rPr>
+          <w:rStyle w:val="HTMLCode"/>
+          <w:rFonts w:ascii="Times New Roman" w:hAnsi="Times New Roman" w:cs="Times New Roman"/>
+          <w:sz w:val="28"/>
+          <w:szCs w:val="28"/>
+        </w:rPr>
+        <w:t>.context.annotation.Scope;</w:t>
       </w:r>
     </w:p>
     <w:p>
@@ -4491,7 +4487,27 @@
           <w:sz w:val="28"/>
           <w:szCs w:val="28"/>
         </w:rPr>
-        <w:t xml:space="preserve"> org.springframework.stereotype.Component;</w:t>
+        <w:t xml:space="preserve"> </w:t>
+      </w:r>
+      <w:proofErr w:type="gramStart"/>
+      <w:r>
+        <w:rPr>
+          <w:rStyle w:val="HTMLCode"/>
+          <w:rFonts w:ascii="Times New Roman" w:hAnsi="Times New Roman" w:cs="Times New Roman"/>
+          <w:sz w:val="28"/>
+          <w:szCs w:val="28"/>
+        </w:rPr>
+        <w:t>org.springframework</w:t>
+      </w:r>
+      <w:proofErr w:type="gramEnd"/>
+      <w:r>
+        <w:rPr>
+          <w:rStyle w:val="HTMLCode"/>
+          <w:rFonts w:ascii="Times New Roman" w:hAnsi="Times New Roman" w:cs="Times New Roman"/>
+          <w:sz w:val="28"/>
+          <w:szCs w:val="28"/>
+        </w:rPr>
+        <w:t>.stereotype.Component;</w:t>
       </w:r>
     </w:p>
     <w:p>
@@ -4578,7 +4594,27 @@
           <w:sz w:val="28"/>
           <w:szCs w:val="28"/>
         </w:rPr>
-        <w:t>// 2. @Scope("prototype") tells Spring: "Build a brand new Robot every time someone asks for one."</w:t>
+        <w:t xml:space="preserve">// 2. @Scope("prototype") tells Spring: "Build a </w:t>
+      </w:r>
+      <w:proofErr w:type="gramStart"/>
+      <w:r>
+        <w:rPr>
+          <w:rStyle w:val="hljs-comment"/>
+          <w:rFonts w:ascii="Times New Roman" w:hAnsi="Times New Roman" w:cs="Times New Roman"/>
+          <w:sz w:val="28"/>
+          <w:szCs w:val="28"/>
+        </w:rPr>
+        <w:t>brand new</w:t>
+      </w:r>
+      <w:proofErr w:type="gramEnd"/>
+      <w:r>
+        <w:rPr>
+          <w:rStyle w:val="hljs-comment"/>
+          <w:rFonts w:ascii="Times New Roman" w:hAnsi="Times New Roman" w:cs="Times New Roman"/>
+          <w:sz w:val="28"/>
+          <w:szCs w:val="28"/>
+        </w:rPr>
+        <w:t xml:space="preserve"> Robot every time someone asks for one."</w:t>
       </w:r>
     </w:p>
     <w:p>
@@ -4781,6 +4817,7 @@
         </w:rPr>
         <w:t xml:space="preserve"> </w:t>
       </w:r>
+      <w:proofErr w:type="gramStart"/>
       <w:r>
         <w:rPr>
           <w:rStyle w:val="hljs-title"/>
@@ -4797,7 +4834,17 @@
           <w:sz w:val="28"/>
           <w:szCs w:val="28"/>
         </w:rPr>
-        <w:t>()</w:t>
+        <w:t>(</w:t>
+      </w:r>
+      <w:proofErr w:type="gramEnd"/>
+      <w:r>
+        <w:rPr>
+          <w:rStyle w:val="hljs-params"/>
+          <w:rFonts w:ascii="Times New Roman" w:hAnsi="Times New Roman" w:cs="Times New Roman"/>
+          <w:sz w:val="28"/>
+          <w:szCs w:val="28"/>
+        </w:rPr>
+        <w:t>)</w:t>
       </w:r>
       <w:r>
         <w:rPr>
@@ -5024,6 +5071,7 @@
         </w:rPr>
         <w:t xml:space="preserve"> </w:t>
       </w:r>
+      <w:proofErr w:type="gramStart"/>
       <w:r>
         <w:rPr>
           <w:rStyle w:val="hljs-title"/>
@@ -5040,7 +5088,17 @@
           <w:sz w:val="28"/>
           <w:szCs w:val="28"/>
         </w:rPr>
-        <w:t>()</w:t>
+        <w:t>(</w:t>
+      </w:r>
+      <w:proofErr w:type="gramEnd"/>
+      <w:r>
+        <w:rPr>
+          <w:rStyle w:val="hljs-params"/>
+          <w:rFonts w:ascii="Times New Roman" w:hAnsi="Times New Roman" w:cs="Times New Roman"/>
+          <w:sz w:val="28"/>
+          <w:szCs w:val="28"/>
+        </w:rPr>
+        <w:t>)</w:t>
       </w:r>
       <w:r>
         <w:rPr>
@@ -5234,6 +5292,7 @@
         </w:rPr>
         <w:t xml:space="preserve"> </w:t>
       </w:r>
+      <w:proofErr w:type="gramStart"/>
       <w:r>
         <w:rPr>
           <w:rStyle w:val="hljs-title"/>
@@ -5250,7 +5309,17 @@
           <w:sz w:val="28"/>
           <w:szCs w:val="28"/>
         </w:rPr>
-        <w:t>()</w:t>
+        <w:t>(</w:t>
+      </w:r>
+      <w:proofErr w:type="gramEnd"/>
+      <w:r>
+        <w:rPr>
+          <w:rStyle w:val="hljs-params"/>
+          <w:rFonts w:ascii="Times New Roman" w:hAnsi="Times New Roman" w:cs="Times New Roman"/>
+          <w:sz w:val="28"/>
+          <w:szCs w:val="28"/>
+        </w:rPr>
+        <w:t>)</w:t>
       </w:r>
       <w:r>
         <w:rPr>
@@ -5373,6 +5442,7 @@
           <w:sz w:val="28"/>
           <w:szCs w:val="28"/>
         </w:rPr>
+        <w:lastRenderedPageBreak/>
         <w:t xml:space="preserve">    </w:t>
       </w:r>
       <w:r>
@@ -5477,6 +5547,7 @@
         </w:rPr>
         <w:t xml:space="preserve"> </w:t>
       </w:r>
+      <w:proofErr w:type="gramStart"/>
       <w:r>
         <w:rPr>
           <w:rStyle w:val="hljs-title"/>
@@ -5493,7 +5564,17 @@
           <w:sz w:val="28"/>
           <w:szCs w:val="28"/>
         </w:rPr>
-        <w:t>()</w:t>
+        <w:t>(</w:t>
+      </w:r>
+      <w:proofErr w:type="gramEnd"/>
+      <w:r>
+        <w:rPr>
+          <w:rStyle w:val="hljs-params"/>
+          <w:rFonts w:ascii="Times New Roman" w:hAnsi="Times New Roman" w:cs="Times New Roman"/>
+          <w:sz w:val="28"/>
+          <w:szCs w:val="28"/>
+        </w:rPr>
+        <w:t>)</w:t>
       </w:r>
       <w:r>
         <w:rPr>
@@ -5623,7 +5704,6 @@
           <w:sz w:val="28"/>
           <w:szCs w:val="28"/>
         </w:rPr>
-        <w:lastRenderedPageBreak/>
         <w:t>What Happens When You Run It?</w:t>
       </w:r>
     </w:p>
@@ -5731,7 +5811,27 @@
           <w:sz w:val="28"/>
           <w:szCs w:val="28"/>
         </w:rPr>
-        <w:t>Robot robot1 = context.getBean(Robot.class);</w:t>
+        <w:t xml:space="preserve">Robot robot1 = </w:t>
+      </w:r>
+      <w:proofErr w:type="gramStart"/>
+      <w:r>
+        <w:rPr>
+          <w:rStyle w:val="HTMLCode"/>
+          <w:rFonts w:ascii="Times New Roman" w:hAnsi="Times New Roman" w:cs="Times New Roman"/>
+          <w:sz w:val="28"/>
+          <w:szCs w:val="28"/>
+        </w:rPr>
+        <w:t>context.getBean</w:t>
+      </w:r>
+      <w:proofErr w:type="gramEnd"/>
+      <w:r>
+        <w:rPr>
+          <w:rStyle w:val="HTMLCode"/>
+          <w:rFonts w:ascii="Times New Roman" w:hAnsi="Times New Roman" w:cs="Times New Roman"/>
+          <w:sz w:val="28"/>
+          <w:szCs w:val="28"/>
+        </w:rPr>
+        <w:t>(Robot.class);</w:t>
       </w:r>
     </w:p>
     <w:p>
@@ -5818,7 +5918,27 @@
           <w:sz w:val="28"/>
           <w:szCs w:val="28"/>
         </w:rPr>
-        <w:t>Robot robot2 = context.getBean(Robot.class);</w:t>
+        <w:t xml:space="preserve">Robot robot2 = </w:t>
+      </w:r>
+      <w:proofErr w:type="gramStart"/>
+      <w:r>
+        <w:rPr>
+          <w:rStyle w:val="HTMLCode"/>
+          <w:rFonts w:ascii="Times New Roman" w:hAnsi="Times New Roman" w:cs="Times New Roman"/>
+          <w:sz w:val="28"/>
+          <w:szCs w:val="28"/>
+        </w:rPr>
+        <w:t>context.getBean</w:t>
+      </w:r>
+      <w:proofErr w:type="gramEnd"/>
+      <w:r>
+        <w:rPr>
+          <w:rStyle w:val="HTMLCode"/>
+          <w:rFonts w:ascii="Times New Roman" w:hAnsi="Times New Roman" w:cs="Times New Roman"/>
+          <w:sz w:val="28"/>
+          <w:szCs w:val="28"/>
+        </w:rPr>
+        <w:t>(Robot.class);</w:t>
       </w:r>
     </w:p>
     <w:p>
@@ -6116,114 +6236,81 @@
       <w:pPr>
         <w:spacing w:line="240" w:lineRule="auto"/>
         <w:rPr>
-          <w:rFonts w:ascii="Arial" w:eastAsia="Times New Roman" w:hAnsi="Arial" w:cs="Arial"/>
-          <w:sz w:val="24"/>
-          <w:szCs w:val="24"/>
-          <w:lang w:eastAsia="en-IN"/>
-        </w:rPr>
-      </w:pPr>
-      <w:r>
-        <w:rPr>
-          <w:rFonts w:ascii="Arial" w:eastAsia="Times New Roman" w:hAnsi="Arial" w:cs="Arial"/>
-          <w:sz w:val="24"/>
-          <w:szCs w:val="24"/>
+          <w:rFonts w:ascii="Times New Roman" w:eastAsia="Times New Roman" w:hAnsi="Times New Roman" w:cs="Times New Roman"/>
+          <w:sz w:val="28"/>
+          <w:szCs w:val="28"/>
+          <w:lang w:eastAsia="en-IN"/>
+        </w:rPr>
+      </w:pPr>
+      <w:r>
+        <w:rPr>
+          <w:rFonts w:ascii="Times New Roman" w:eastAsia="Times New Roman" w:hAnsi="Times New Roman" w:cs="Times New Roman"/>
+          <w:sz w:val="28"/>
+          <w:szCs w:val="28"/>
           <w:lang w:eastAsia="en-IN"/>
         </w:rPr>
         <w:t xml:space="preserve">The </w:t>
       </w:r>
       <w:r>
         <w:rPr>
-          <w:rFonts w:ascii="Courier New" w:eastAsia="Times New Roman" w:hAnsi="Courier New" w:cs="Courier New"/>
+          <w:rFonts w:ascii="Times New Roman" w:eastAsia="Times New Roman" w:hAnsi="Times New Roman" w:cs="Times New Roman"/>
           <w:b/>
           <w:bCs/>
-          <w:sz w:val="21"/>
-          <w:szCs w:val="21"/>
-          <w:lang w:eastAsia="en-IN"/>
-        </w:rPr>
-        <w:t>@Bean</w:t>
-      </w:r>
-      <w:r>
-        <w:rPr>
-          <w:rFonts w:ascii="Arial" w:eastAsia="Times New Roman" w:hAnsi="Arial" w:cs="Arial"/>
-          <w:b/>
-          <w:bCs/>
-          <w:sz w:val="24"/>
-          <w:szCs w:val="24"/>
-          <w:lang w:eastAsia="en-IN"/>
-        </w:rPr>
-        <w:t xml:space="preserve"> annotation</w:t>
-      </w:r>
-      <w:r>
-        <w:rPr>
-          <w:rFonts w:ascii="Arial" w:eastAsia="Times New Roman" w:hAnsi="Arial" w:cs="Arial"/>
-          <w:sz w:val="24"/>
-          <w:szCs w:val="24"/>
+          <w:sz w:val="28"/>
+          <w:szCs w:val="28"/>
+          <w:lang w:eastAsia="en-IN"/>
+        </w:rPr>
+        <w:t>@Bean annotation</w:t>
+      </w:r>
+      <w:r>
+        <w:rPr>
+          <w:rFonts w:ascii="Times New Roman" w:eastAsia="Times New Roman" w:hAnsi="Times New Roman" w:cs="Times New Roman"/>
+          <w:sz w:val="28"/>
+          <w:szCs w:val="28"/>
           <w:lang w:eastAsia="en-IN"/>
         </w:rPr>
         <w:t xml:space="preserve"> is a method-level flag used to tell Spring: </w:t>
       </w:r>
       <w:r>
         <w:rPr>
-          <w:rFonts w:ascii="Arial" w:eastAsia="Times New Roman" w:hAnsi="Arial" w:cs="Arial"/>
+          <w:rFonts w:ascii="Times New Roman" w:eastAsia="Times New Roman" w:hAnsi="Times New Roman" w:cs="Times New Roman"/>
           <w:i/>
           <w:iCs/>
-          <w:sz w:val="24"/>
-          <w:szCs w:val="24"/>
-          <w:lang w:eastAsia="en-IN"/>
-        </w:rPr>
-        <w:t xml:space="preserve">"Hey, I am going to manually instantiate this object inside this method using </w:t>
-      </w:r>
-      <w:r>
-        <w:rPr>
-          <w:rFonts w:ascii="Courier New" w:eastAsia="Times New Roman" w:hAnsi="Courier New" w:cs="Courier New"/>
-          <w:i/>
-          <w:iCs/>
-          <w:sz w:val="21"/>
-          <w:szCs w:val="21"/>
-          <w:lang w:eastAsia="en-IN"/>
-        </w:rPr>
-        <w:t>new</w:t>
-      </w:r>
-      <w:r>
-        <w:rPr>
-          <w:rFonts w:ascii="Arial" w:eastAsia="Times New Roman" w:hAnsi="Arial" w:cs="Arial"/>
-          <w:i/>
-          <w:iCs/>
-          <w:sz w:val="24"/>
-          <w:szCs w:val="24"/>
-          <w:lang w:eastAsia="en-IN"/>
-        </w:rPr>
-        <w:t xml:space="preserve">, but I want </w:t>
-      </w:r>
-      <w:r>
-        <w:rPr>
-          <w:rFonts w:ascii="Arial" w:eastAsia="Times New Roman" w:hAnsi="Arial" w:cs="Arial"/>
+          <w:sz w:val="28"/>
+          <w:szCs w:val="28"/>
+          <w:lang w:eastAsia="en-IN"/>
+        </w:rPr>
+        <w:t xml:space="preserve">"Hey, I am going to manually instantiate this object inside this method using new, but I want </w:t>
+      </w:r>
+      <w:r>
+        <w:rPr>
+          <w:rFonts w:ascii="Times New Roman" w:eastAsia="Times New Roman" w:hAnsi="Times New Roman" w:cs="Times New Roman"/>
           <w:b/>
           <w:bCs/>
           <w:i/>
           <w:iCs/>
-          <w:sz w:val="24"/>
-          <w:szCs w:val="24"/>
+          <w:sz w:val="28"/>
+          <w:szCs w:val="28"/>
           <w:lang w:eastAsia="en-IN"/>
         </w:rPr>
         <w:t>you</w:t>
       </w:r>
       <w:r>
         <w:rPr>
-          <w:rFonts w:ascii="Arial" w:eastAsia="Times New Roman" w:hAnsi="Arial" w:cs="Arial"/>
+          <w:rFonts w:ascii="Times New Roman" w:eastAsia="Times New Roman" w:hAnsi="Times New Roman" w:cs="Times New Roman"/>
           <w:i/>
           <w:iCs/>
-          <w:sz w:val="24"/>
-          <w:szCs w:val="24"/>
+          <w:sz w:val="28"/>
+          <w:szCs w:val="28"/>
           <w:lang w:eastAsia="en-IN"/>
         </w:rPr>
         <w:t xml:space="preserve"> to intercept the return value, register it, and manage it as a Spring Bean inside your container."</w:t>
       </w:r>
       <w:r>
         <w:rPr>
-          <w:rFonts w:ascii="Arial" w:eastAsia="Times New Roman" w:hAnsi="Arial" w:cs="Arial"/>
-          <w:sz w:val="24"/>
-          <w:szCs w:val="24"/>
+          <w:rFonts w:ascii="Times New Roman" w:eastAsia="Times New Roman" w:hAnsi="Times New Roman" w:cs="Times New Roman"/>
+          <w:sz w:val="28"/>
+          <w:szCs w:val="28"/>
           <w:lang w:eastAsia="en-IN"/>
         </w:rPr>
         <w:t xml:space="preserve"> [</w:t>
@@ -6231,10 +6318,10 @@
       <w:hyperlink r:id="rId34" w:history="1">
         <w:r>
           <w:rPr>
-            <w:rFonts w:ascii="Arial" w:eastAsia="Times New Roman" w:hAnsi="Arial" w:cs="Arial"/>
+            <w:rFonts w:ascii="Times New Roman" w:eastAsia="Times New Roman" w:hAnsi="Times New Roman" w:cs="Times New Roman"/>
             <w:color w:val="0000FF"/>
-            <w:sz w:val="24"/>
-            <w:szCs w:val="24"/>
+            <w:sz w:val="28"/>
+            <w:szCs w:val="28"/>
             <w:u w:val="single"/>
             <w:lang w:eastAsia="en-IN"/>
           </w:rPr>
@@ -6243,9 +6330,9 @@
       </w:hyperlink>
       <w:r>
         <w:rPr>
-          <w:rFonts w:ascii="Arial" w:eastAsia="Times New Roman" w:hAnsi="Arial" w:cs="Arial"/>
-          <w:sz w:val="24"/>
-          <w:szCs w:val="24"/>
+          <w:rFonts w:ascii="Times New Roman" w:eastAsia="Times New Roman" w:hAnsi="Times New Roman" w:cs="Times New Roman"/>
+          <w:sz w:val="28"/>
+          <w:szCs w:val="28"/>
           <w:lang w:eastAsia="en-IN"/>
         </w:rPr>
         <w:t xml:space="preserve">, </w:t>
@@ -6253,10 +6340,10 @@
       <w:hyperlink r:id="rId35" w:history="1">
         <w:r>
           <w:rPr>
-            <w:rFonts w:ascii="Arial" w:eastAsia="Times New Roman" w:hAnsi="Arial" w:cs="Arial"/>
+            <w:rFonts w:ascii="Times New Roman" w:eastAsia="Times New Roman" w:hAnsi="Times New Roman" w:cs="Times New Roman"/>
             <w:color w:val="0000FF"/>
-            <w:sz w:val="24"/>
-            <w:szCs w:val="24"/>
+            <w:sz w:val="28"/>
+            <w:szCs w:val="28"/>
             <w:u w:val="single"/>
             <w:lang w:eastAsia="en-IN"/>
           </w:rPr>
@@ -6265,9 +6352,9 @@
       </w:hyperlink>
       <w:r>
         <w:rPr>
-          <w:rFonts w:ascii="Arial" w:eastAsia="Times New Roman" w:hAnsi="Arial" w:cs="Arial"/>
-          <w:sz w:val="24"/>
-          <w:szCs w:val="24"/>
+          <w:rFonts w:ascii="Times New Roman" w:eastAsia="Times New Roman" w:hAnsi="Times New Roman" w:cs="Times New Roman"/>
+          <w:sz w:val="28"/>
+          <w:szCs w:val="28"/>
           <w:lang w:eastAsia="en-IN"/>
         </w:rPr>
         <w:t xml:space="preserve">, </w:t>
@@ -6275,10 +6362,10 @@
       <w:hyperlink r:id="rId36" w:history="1">
         <w:r>
           <w:rPr>
-            <w:rFonts w:ascii="Arial" w:eastAsia="Times New Roman" w:hAnsi="Arial" w:cs="Arial"/>
+            <w:rFonts w:ascii="Times New Roman" w:eastAsia="Times New Roman" w:hAnsi="Times New Roman" w:cs="Times New Roman"/>
             <w:color w:val="0000FF"/>
-            <w:sz w:val="24"/>
-            <w:szCs w:val="24"/>
+            <w:sz w:val="28"/>
+            <w:szCs w:val="28"/>
             <w:u w:val="single"/>
             <w:lang w:eastAsia="en-IN"/>
           </w:rPr>
@@ -6287,9 +6374,9 @@
       </w:hyperlink>
       <w:r>
         <w:rPr>
-          <w:rFonts w:ascii="Arial" w:eastAsia="Times New Roman" w:hAnsi="Arial" w:cs="Arial"/>
-          <w:sz w:val="24"/>
-          <w:szCs w:val="24"/>
+          <w:rFonts w:ascii="Times New Roman" w:eastAsia="Times New Roman" w:hAnsi="Times New Roman" w:cs="Times New Roman"/>
+          <w:sz w:val="28"/>
+          <w:szCs w:val="28"/>
           <w:lang w:eastAsia="en-IN"/>
         </w:rPr>
         <w:t xml:space="preserve">, </w:t>
@@ -6297,10 +6384,10 @@
       <w:hyperlink r:id="rId37" w:history="1">
         <w:r>
           <w:rPr>
-            <w:rFonts w:ascii="Arial" w:eastAsia="Times New Roman" w:hAnsi="Arial" w:cs="Arial"/>
+            <w:rFonts w:ascii="Times New Roman" w:eastAsia="Times New Roman" w:hAnsi="Times New Roman" w:cs="Times New Roman"/>
             <w:color w:val="0000FF"/>
-            <w:sz w:val="24"/>
-            <w:szCs w:val="24"/>
+            <w:sz w:val="28"/>
+            <w:szCs w:val="28"/>
             <w:u w:val="single"/>
             <w:lang w:eastAsia="en-IN"/>
           </w:rPr>
@@ -6309,9 +6396,9 @@
       </w:hyperlink>
       <w:r>
         <w:rPr>
-          <w:rFonts w:ascii="Arial" w:eastAsia="Times New Roman" w:hAnsi="Arial" w:cs="Arial"/>
-          <w:sz w:val="24"/>
-          <w:szCs w:val="24"/>
+          <w:rFonts w:ascii="Times New Roman" w:eastAsia="Times New Roman" w:hAnsi="Times New Roman" w:cs="Times New Roman"/>
+          <w:sz w:val="28"/>
+          <w:szCs w:val="28"/>
           <w:lang w:eastAsia="en-IN"/>
         </w:rPr>
         <w:t>]</w:t>
@@ -6321,66 +6408,48 @@
       <w:pPr>
         <w:spacing w:line="240" w:lineRule="auto"/>
         <w:rPr>
-          <w:rFonts w:ascii="Arial" w:eastAsia="Times New Roman" w:hAnsi="Arial" w:cs="Arial"/>
-          <w:sz w:val="24"/>
-          <w:szCs w:val="24"/>
-          <w:lang w:eastAsia="en-IN"/>
-        </w:rPr>
-      </w:pPr>
-      <w:r>
-        <w:rPr>
-          <w:rFonts w:ascii="Arial" w:eastAsia="Times New Roman" w:hAnsi="Arial" w:cs="Arial"/>
-          <w:sz w:val="24"/>
-          <w:szCs w:val="24"/>
+          <w:rFonts w:ascii="Times New Roman" w:eastAsia="Times New Roman" w:hAnsi="Times New Roman" w:cs="Times New Roman"/>
+          <w:sz w:val="28"/>
+          <w:szCs w:val="28"/>
+          <w:lang w:eastAsia="en-IN"/>
+        </w:rPr>
+      </w:pPr>
+      <w:r>
+        <w:rPr>
+          <w:rFonts w:ascii="Times New Roman" w:eastAsia="Times New Roman" w:hAnsi="Times New Roman" w:cs="Times New Roman"/>
+          <w:sz w:val="28"/>
+          <w:szCs w:val="28"/>
           <w:lang w:eastAsia="en-IN"/>
         </w:rPr>
         <w:t xml:space="preserve">It is the foundation of </w:t>
       </w:r>
       <w:r>
         <w:rPr>
-          <w:rFonts w:ascii="Arial" w:eastAsia="Times New Roman" w:hAnsi="Arial" w:cs="Arial"/>
+          <w:rFonts w:ascii="Times New Roman" w:eastAsia="Times New Roman" w:hAnsi="Times New Roman" w:cs="Times New Roman"/>
           <w:b/>
           <w:bCs/>
-          <w:sz w:val="24"/>
-          <w:szCs w:val="24"/>
+          <w:sz w:val="28"/>
+          <w:szCs w:val="28"/>
           <w:lang w:eastAsia="en-IN"/>
         </w:rPr>
         <w:t>Java-based configuration</w:t>
       </w:r>
       <w:r>
         <w:rPr>
-          <w:rFonts w:ascii="Arial" w:eastAsia="Times New Roman" w:hAnsi="Arial" w:cs="Arial"/>
-          <w:sz w:val="24"/>
-          <w:szCs w:val="24"/>
-          <w:lang w:eastAsia="en-IN"/>
-        </w:rPr>
-        <w:t xml:space="preserve"> in Spring. Instead of letting Spring auto-scan your classes, </w:t>
-      </w:r>
-      <w:r>
-        <w:rPr>
-          <w:rFonts w:ascii="Courier New" w:eastAsia="Times New Roman" w:hAnsi="Courier New" w:cs="Courier New"/>
-          <w:sz w:val="21"/>
-          <w:szCs w:val="21"/>
-          <w:lang w:eastAsia="en-IN"/>
-        </w:rPr>
-        <w:t>@Bean</w:t>
-      </w:r>
-      <w:r>
-        <w:rPr>
-          <w:rFonts w:ascii="Arial" w:eastAsia="Times New Roman" w:hAnsi="Arial" w:cs="Arial"/>
-          <w:sz w:val="24"/>
-          <w:szCs w:val="24"/>
-          <w:lang w:eastAsia="en-IN"/>
-        </w:rPr>
-        <w:t xml:space="preserve"> gives you explicit control over the creation process. [</w:t>
+          <w:rFonts w:ascii="Times New Roman" w:eastAsia="Times New Roman" w:hAnsi="Times New Roman" w:cs="Times New Roman"/>
+          <w:sz w:val="28"/>
+          <w:szCs w:val="28"/>
+          <w:lang w:eastAsia="en-IN"/>
+        </w:rPr>
+        <w:t xml:space="preserve"> in Spring. Instead of letting Spring auto-scan your classes, @Bean gives you explicit control over the creation process. [</w:t>
       </w:r>
       <w:hyperlink r:id="rId38" w:history="1">
         <w:r>
           <w:rPr>
-            <w:rFonts w:ascii="Arial" w:eastAsia="Times New Roman" w:hAnsi="Arial" w:cs="Arial"/>
+            <w:rFonts w:ascii="Times New Roman" w:eastAsia="Times New Roman" w:hAnsi="Times New Roman" w:cs="Times New Roman"/>
             <w:color w:val="0000FF"/>
-            <w:sz w:val="24"/>
-            <w:szCs w:val="24"/>
+            <w:sz w:val="28"/>
+            <w:szCs w:val="28"/>
             <w:u w:val="single"/>
             <w:lang w:eastAsia="en-IN"/>
           </w:rPr>
@@ -6389,9 +6458,9 @@
       </w:hyperlink>
       <w:r>
         <w:rPr>
-          <w:rFonts w:ascii="Arial" w:eastAsia="Times New Roman" w:hAnsi="Arial" w:cs="Arial"/>
-          <w:sz w:val="24"/>
-          <w:szCs w:val="24"/>
+          <w:rFonts w:ascii="Times New Roman" w:eastAsia="Times New Roman" w:hAnsi="Times New Roman" w:cs="Times New Roman"/>
+          <w:sz w:val="28"/>
+          <w:szCs w:val="28"/>
           <w:lang w:eastAsia="en-IN"/>
         </w:rPr>
         <w:t xml:space="preserve">, </w:t>
@@ -6399,10 +6468,10 @@
       <w:hyperlink r:id="rId39" w:history="1">
         <w:r>
           <w:rPr>
-            <w:rFonts w:ascii="Arial" w:eastAsia="Times New Roman" w:hAnsi="Arial" w:cs="Arial"/>
+            <w:rFonts w:ascii="Times New Roman" w:eastAsia="Times New Roman" w:hAnsi="Times New Roman" w:cs="Times New Roman"/>
             <w:color w:val="0000FF"/>
-            <w:sz w:val="24"/>
-            <w:szCs w:val="24"/>
+            <w:sz w:val="28"/>
+            <w:szCs w:val="28"/>
             <w:u w:val="single"/>
             <w:lang w:eastAsia="en-IN"/>
           </w:rPr>
@@ -6411,9 +6480,9 @@
       </w:hyperlink>
       <w:r>
         <w:rPr>
-          <w:rFonts w:ascii="Arial" w:eastAsia="Times New Roman" w:hAnsi="Arial" w:cs="Arial"/>
-          <w:sz w:val="24"/>
-          <w:szCs w:val="24"/>
+          <w:rFonts w:ascii="Times New Roman" w:eastAsia="Times New Roman" w:hAnsi="Times New Roman" w:cs="Times New Roman"/>
+          <w:sz w:val="28"/>
+          <w:szCs w:val="28"/>
           <w:lang w:eastAsia="en-IN"/>
         </w:rPr>
         <w:t xml:space="preserve">, </w:t>
@@ -6421,10 +6490,10 @@
       <w:hyperlink r:id="rId40" w:history="1">
         <w:r>
           <w:rPr>
-            <w:rFonts w:ascii="Arial" w:eastAsia="Times New Roman" w:hAnsi="Arial" w:cs="Arial"/>
+            <w:rFonts w:ascii="Times New Roman" w:eastAsia="Times New Roman" w:hAnsi="Times New Roman" w:cs="Times New Roman"/>
             <w:color w:val="0000FF"/>
-            <w:sz w:val="24"/>
-            <w:szCs w:val="24"/>
+            <w:sz w:val="28"/>
+            <w:szCs w:val="28"/>
             <w:u w:val="single"/>
             <w:lang w:eastAsia="en-IN"/>
           </w:rPr>
@@ -6433,27 +6502,27 @@
       </w:hyperlink>
       <w:r>
         <w:rPr>
-          <w:rFonts w:ascii="Arial" w:eastAsia="Times New Roman" w:hAnsi="Arial" w:cs="Arial"/>
-          <w:sz w:val="24"/>
-          <w:szCs w:val="24"/>
+          <w:rFonts w:ascii="Times New Roman" w:eastAsia="Times New Roman" w:hAnsi="Times New Roman" w:cs="Times New Roman"/>
+          <w:sz w:val="28"/>
+          <w:szCs w:val="28"/>
           <w:lang w:eastAsia="en-IN"/>
         </w:rPr>
         <w:t>]</w:t>
       </w:r>
       <w:r>
         <w:rPr>
-          <w:rFonts w:ascii="Arial" w:eastAsia="Times New Roman" w:hAnsi="Arial" w:cs="Arial"/>
-          <w:sz w:val="24"/>
-          <w:szCs w:val="24"/>
+          <w:rFonts w:ascii="Times New Roman" w:eastAsia="Times New Roman" w:hAnsi="Times New Roman" w:cs="Times New Roman"/>
+          <w:sz w:val="28"/>
+          <w:szCs w:val="28"/>
           <w:lang w:eastAsia="en-IN"/>
         </w:rPr>
         <w:br/>
       </w:r>
       <w:r>
         <w:rPr>
-          <w:rFonts w:ascii="Arial" w:eastAsia="Times New Roman" w:hAnsi="Arial" w:cs="Arial"/>
-          <w:sz w:val="24"/>
-          <w:szCs w:val="24"/>
+          <w:rFonts w:ascii="Times New Roman" w:eastAsia="Times New Roman" w:hAnsi="Times New Roman" w:cs="Times New Roman"/>
+          <w:sz w:val="28"/>
+          <w:szCs w:val="28"/>
           <w:lang w:eastAsia="en-IN"/>
         </w:rPr>
         <w:lastRenderedPageBreak/>
@@ -6461,9 +6530,10 @@
       </w:r>
       <w:r>
         <w:rPr>
-          <w:rFonts w:ascii="Arial" w:eastAsia="Times New Roman" w:hAnsi="Arial" w:cs="Arial"/>
-          <w:sz w:val="24"/>
-          <w:szCs w:val="24"/>
+          <w:rFonts w:ascii="Times New Roman" w:eastAsia="Times New Roman" w:hAnsi="Times New Roman" w:cs="Times New Roman"/>
+          <w:noProof/>
+          <w:sz w:val="28"/>
+          <w:szCs w:val="28"/>
           <w:lang w:eastAsia="en-IN"/>
         </w:rPr>
         <w:drawing>
@@ -6508,20 +6578,20 @@
         <w:spacing w:before="480" w:after="480" w:line="240" w:lineRule="auto"/>
         <w:rPr>
           <w:rFonts w:ascii="Times New Roman" w:eastAsia="Times New Roman" w:hAnsi="Times New Roman" w:cs="Times New Roman"/>
-          <w:sz w:val="24"/>
-          <w:szCs w:val="24"/>
-          <w:lang w:eastAsia="en-IN"/>
-        </w:rPr>
-      </w:pPr>
-      <w:r>
-        <w:rPr>
-          <w:rFonts w:ascii="Times New Roman" w:eastAsia="Times New Roman" w:hAnsi="Times New Roman" w:cs="Times New Roman"/>
-          <w:sz w:val="24"/>
-          <w:szCs w:val="24"/>
+          <w:sz w:val="28"/>
+          <w:szCs w:val="28"/>
+          <w:lang w:eastAsia="en-IN"/>
+        </w:rPr>
+      </w:pPr>
+      <w:r>
+        <w:rPr>
+          <w:rFonts w:ascii="Times New Roman" w:eastAsia="Times New Roman" w:hAnsi="Times New Roman" w:cs="Times New Roman"/>
+          <w:sz w:val="28"/>
+          <w:szCs w:val="28"/>
           <w:lang w:eastAsia="en-IN"/>
         </w:rPr>
         <w:pict w14:anchorId="1D3560AA">
-          <v:rect id="_x0000_i1041" style="width:0;height:1.5pt" o:hralign="center" o:hrstd="t" o:hr="t" fillcolor="#a0a0a0" stroked="f"/>
+          <v:rect id="_x0000_i1026" style="width:0;height:1.5pt" o:hralign="center" o:hrstd="t" o:hr="t" fillcolor="#a0a0a0" stroked="f"/>
         </w:pict>
       </w:r>
     </w:p>
@@ -6529,74 +6599,41 @@
       <w:pPr>
         <w:spacing w:line="240" w:lineRule="auto"/>
         <w:rPr>
-          <w:rFonts w:ascii="Arial" w:eastAsia="Times New Roman" w:hAnsi="Arial" w:cs="Arial"/>
+          <w:rFonts w:ascii="Times New Roman" w:eastAsia="Times New Roman" w:hAnsi="Times New Roman" w:cs="Times New Roman"/>
           <w:b/>
           <w:bCs/>
-          <w:sz w:val="30"/>
-          <w:szCs w:val="30"/>
-          <w:lang w:eastAsia="en-IN"/>
-        </w:rPr>
-      </w:pPr>
-      <w:r>
-        <w:rPr>
-          <w:rFonts w:ascii="Arial" w:eastAsia="Times New Roman" w:hAnsi="Arial" w:cs="Arial"/>
+          <w:sz w:val="28"/>
+          <w:szCs w:val="28"/>
+          <w:lang w:eastAsia="en-IN"/>
+        </w:rPr>
+      </w:pPr>
+      <w:r>
+        <w:rPr>
+          <w:rFonts w:ascii="Times New Roman" w:eastAsia="Times New Roman" w:hAnsi="Times New Roman" w:cs="Times New Roman"/>
           <w:b/>
           <w:bCs/>
-          <w:sz w:val="30"/>
-          <w:szCs w:val="30"/>
-          <w:lang w:eastAsia="en-IN"/>
-        </w:rPr>
-        <w:t xml:space="preserve">The Direct Comparison: </w:t>
-      </w:r>
-      <w:r>
-        <w:rPr>
-          <w:rFonts w:ascii="Courier New" w:eastAsia="Times New Roman" w:hAnsi="Courier New" w:cs="Courier New"/>
-          <w:b/>
-          <w:bCs/>
-          <w:sz w:val="21"/>
-          <w:szCs w:val="21"/>
-          <w:lang w:eastAsia="en-IN"/>
-        </w:rPr>
-        <w:t>@Bean</w:t>
-      </w:r>
-      <w:r>
-        <w:rPr>
-          <w:rFonts w:ascii="Arial" w:eastAsia="Times New Roman" w:hAnsi="Arial" w:cs="Arial"/>
-          <w:b/>
-          <w:bCs/>
-          <w:sz w:val="30"/>
-          <w:szCs w:val="30"/>
-          <w:lang w:eastAsia="en-IN"/>
-        </w:rPr>
-        <w:t xml:space="preserve"> vs </w:t>
-      </w:r>
-      <w:r>
-        <w:rPr>
-          <w:rFonts w:ascii="Courier New" w:eastAsia="Times New Roman" w:hAnsi="Courier New" w:cs="Courier New"/>
-          <w:b/>
-          <w:bCs/>
-          <w:sz w:val="21"/>
-          <w:szCs w:val="21"/>
-          <w:lang w:eastAsia="en-IN"/>
-        </w:rPr>
-        <w:t>@Component</w:t>
+          <w:sz w:val="28"/>
+          <w:szCs w:val="28"/>
+          <w:lang w:eastAsia="en-IN"/>
+        </w:rPr>
+        <w:t>The Direct Comparison: @Bean vs @Component</w:t>
       </w:r>
     </w:p>
     <w:p>
       <w:pPr>
         <w:spacing w:line="240" w:lineRule="auto"/>
         <w:rPr>
-          <w:rFonts w:ascii="Arial" w:eastAsia="Times New Roman" w:hAnsi="Arial" w:cs="Arial"/>
-          <w:sz w:val="24"/>
-          <w:szCs w:val="24"/>
-          <w:lang w:eastAsia="en-IN"/>
-        </w:rPr>
-      </w:pPr>
-      <w:r>
-        <w:rPr>
-          <w:rFonts w:ascii="Arial" w:eastAsia="Times New Roman" w:hAnsi="Arial" w:cs="Arial"/>
-          <w:sz w:val="24"/>
-          <w:szCs w:val="24"/>
+          <w:rFonts w:ascii="Times New Roman" w:eastAsia="Times New Roman" w:hAnsi="Times New Roman" w:cs="Times New Roman"/>
+          <w:sz w:val="28"/>
+          <w:szCs w:val="28"/>
+          <w:lang w:eastAsia="en-IN"/>
+        </w:rPr>
+      </w:pPr>
+      <w:r>
+        <w:rPr>
+          <w:rFonts w:ascii="Times New Roman" w:eastAsia="Times New Roman" w:hAnsi="Times New Roman" w:cs="Times New Roman"/>
+          <w:sz w:val="28"/>
+          <w:szCs w:val="28"/>
           <w:lang w:eastAsia="en-IN"/>
         </w:rPr>
         <w:t>Spring gives you two primary ways to create a bean, and they serve different purposes: [</w:t>
@@ -6604,10 +6641,10 @@
       <w:hyperlink r:id="rId42" w:history="1">
         <w:r>
           <w:rPr>
-            <w:rFonts w:ascii="Arial" w:eastAsia="Times New Roman" w:hAnsi="Arial" w:cs="Arial"/>
+            <w:rFonts w:ascii="Times New Roman" w:eastAsia="Times New Roman" w:hAnsi="Times New Roman" w:cs="Times New Roman"/>
             <w:color w:val="0000FF"/>
-            <w:sz w:val="24"/>
-            <w:szCs w:val="24"/>
+            <w:sz w:val="28"/>
+            <w:szCs w:val="28"/>
             <w:u w:val="single"/>
             <w:lang w:eastAsia="en-IN"/>
           </w:rPr>
@@ -6616,9 +6653,9 @@
       </w:hyperlink>
       <w:r>
         <w:rPr>
-          <w:rFonts w:ascii="Arial" w:eastAsia="Times New Roman" w:hAnsi="Arial" w:cs="Arial"/>
-          <w:sz w:val="24"/>
-          <w:szCs w:val="24"/>
+          <w:rFonts w:ascii="Times New Roman" w:eastAsia="Times New Roman" w:hAnsi="Times New Roman" w:cs="Times New Roman"/>
+          <w:sz w:val="28"/>
+          <w:szCs w:val="28"/>
           <w:lang w:eastAsia="en-IN"/>
         </w:rPr>
         <w:t xml:space="preserve">, </w:t>
@@ -6626,10 +6663,10 @@
       <w:hyperlink r:id="rId43" w:history="1">
         <w:r>
           <w:rPr>
-            <w:rFonts w:ascii="Arial" w:eastAsia="Times New Roman" w:hAnsi="Arial" w:cs="Arial"/>
+            <w:rFonts w:ascii="Times New Roman" w:eastAsia="Times New Roman" w:hAnsi="Times New Roman" w:cs="Times New Roman"/>
             <w:color w:val="0000FF"/>
-            <w:sz w:val="24"/>
-            <w:szCs w:val="24"/>
+            <w:sz w:val="28"/>
+            <w:szCs w:val="28"/>
             <w:u w:val="single"/>
             <w:lang w:eastAsia="en-IN"/>
           </w:rPr>
@@ -6638,9 +6675,9 @@
       </w:hyperlink>
       <w:r>
         <w:rPr>
-          <w:rFonts w:ascii="Arial" w:eastAsia="Times New Roman" w:hAnsi="Arial" w:cs="Arial"/>
-          <w:sz w:val="24"/>
-          <w:szCs w:val="24"/>
+          <w:rFonts w:ascii="Times New Roman" w:eastAsia="Times New Roman" w:hAnsi="Times New Roman" w:cs="Times New Roman"/>
+          <w:sz w:val="28"/>
+          <w:szCs w:val="28"/>
           <w:lang w:eastAsia="en-IN"/>
         </w:rPr>
         <w:t>]</w:t>
@@ -6659,9 +6696,9 @@
         <w:tblLook w:val="04A0" w:firstRow="1" w:lastRow="0" w:firstColumn="1" w:lastColumn="0" w:noHBand="0" w:noVBand="1"/>
       </w:tblPr>
       <w:tblGrid>
-        <w:gridCol w:w="1336"/>
-        <w:gridCol w:w="3651"/>
-        <w:gridCol w:w="4039"/>
+        <w:gridCol w:w="1535"/>
+        <w:gridCol w:w="3650"/>
+        <w:gridCol w:w="3841"/>
       </w:tblGrid>
       <w:tr>
         <w:trPr>
@@ -6681,21 +6718,21 @@
               <w:spacing w:after="0" w:line="240" w:lineRule="auto"/>
               <w:jc w:val="center"/>
               <w:rPr>
-                <w:rFonts w:ascii="Arial" w:eastAsia="Times New Roman" w:hAnsi="Arial" w:cs="Arial"/>
+                <w:rFonts w:ascii="Times New Roman" w:eastAsia="Times New Roman" w:hAnsi="Times New Roman" w:cs="Times New Roman"/>
                 <w:b/>
                 <w:bCs/>
-                <w:sz w:val="21"/>
-                <w:szCs w:val="21"/>
+                <w:sz w:val="28"/>
+                <w:szCs w:val="28"/>
                 <w:lang w:eastAsia="en-IN"/>
               </w:rPr>
             </w:pPr>
             <w:r>
               <w:rPr>
-                <w:rFonts w:ascii="Arial" w:eastAsia="Times New Roman" w:hAnsi="Arial" w:cs="Arial"/>
+                <w:rFonts w:ascii="Times New Roman" w:eastAsia="Times New Roman" w:hAnsi="Times New Roman" w:cs="Times New Roman"/>
                 <w:b/>
                 <w:bCs/>
-                <w:sz w:val="21"/>
-                <w:szCs w:val="21"/>
+                <w:sz w:val="28"/>
+                <w:szCs w:val="28"/>
                 <w:lang w:eastAsia="en-IN"/>
               </w:rPr>
               <w:t>Feature</w:t>
@@ -6716,35 +6753,24 @@
               <w:spacing w:after="0" w:line="240" w:lineRule="auto"/>
               <w:jc w:val="center"/>
               <w:rPr>
-                <w:rFonts w:ascii="Arial" w:eastAsia="Times New Roman" w:hAnsi="Arial" w:cs="Arial"/>
+                <w:rFonts w:ascii="Times New Roman" w:eastAsia="Times New Roman" w:hAnsi="Times New Roman" w:cs="Times New Roman"/>
                 <w:b/>
                 <w:bCs/>
-                <w:sz w:val="21"/>
-                <w:szCs w:val="21"/>
+                <w:sz w:val="28"/>
+                <w:szCs w:val="28"/>
                 <w:lang w:eastAsia="en-IN"/>
               </w:rPr>
             </w:pPr>
             <w:r>
               <w:rPr>
-                <w:rFonts w:ascii="Courier New" w:eastAsia="Times New Roman" w:hAnsi="Courier New" w:cs="Courier New"/>
+                <w:rFonts w:ascii="Times New Roman" w:eastAsia="Times New Roman" w:hAnsi="Times New Roman" w:cs="Times New Roman"/>
                 <w:b/>
                 <w:bCs/>
-                <w:sz w:val="21"/>
-                <w:szCs w:val="21"/>
-                <w:lang w:eastAsia="en-IN"/>
-              </w:rPr>
-              <w:t>@Component</w:t>
-            </w:r>
-            <w:r>
-              <w:rPr>
-                <w:rFonts w:ascii="Arial" w:eastAsia="Times New Roman" w:hAnsi="Arial" w:cs="Arial"/>
-                <w:b/>
-                <w:bCs/>
-                <w:sz w:val="21"/>
-                <w:szCs w:val="21"/>
-                <w:lang w:eastAsia="en-IN"/>
-              </w:rPr>
-              <w:t xml:space="preserve"> (Class-level)</w:t>
+                <w:sz w:val="28"/>
+                <w:szCs w:val="28"/>
+                <w:lang w:eastAsia="en-IN"/>
+              </w:rPr>
+              <w:t>@Component (Class-level)</w:t>
             </w:r>
           </w:p>
         </w:tc>
@@ -6762,35 +6788,24 @@
               <w:spacing w:after="0" w:line="240" w:lineRule="auto"/>
               <w:jc w:val="center"/>
               <w:rPr>
-                <w:rFonts w:ascii="Arial" w:eastAsia="Times New Roman" w:hAnsi="Arial" w:cs="Arial"/>
+                <w:rFonts w:ascii="Times New Roman" w:eastAsia="Times New Roman" w:hAnsi="Times New Roman" w:cs="Times New Roman"/>
                 <w:b/>
                 <w:bCs/>
-                <w:sz w:val="21"/>
-                <w:szCs w:val="21"/>
+                <w:sz w:val="28"/>
+                <w:szCs w:val="28"/>
                 <w:lang w:eastAsia="en-IN"/>
               </w:rPr>
             </w:pPr>
             <w:r>
               <w:rPr>
-                <w:rFonts w:ascii="Courier New" w:eastAsia="Times New Roman" w:hAnsi="Courier New" w:cs="Courier New"/>
+                <w:rFonts w:ascii="Times New Roman" w:eastAsia="Times New Roman" w:hAnsi="Times New Roman" w:cs="Times New Roman"/>
                 <w:b/>
                 <w:bCs/>
-                <w:sz w:val="21"/>
-                <w:szCs w:val="21"/>
-                <w:lang w:eastAsia="en-IN"/>
-              </w:rPr>
-              <w:t>@Bean</w:t>
-            </w:r>
-            <w:r>
-              <w:rPr>
-                <w:rFonts w:ascii="Arial" w:eastAsia="Times New Roman" w:hAnsi="Arial" w:cs="Arial"/>
-                <w:b/>
-                <w:bCs/>
-                <w:sz w:val="21"/>
-                <w:szCs w:val="21"/>
-                <w:lang w:eastAsia="en-IN"/>
-              </w:rPr>
-              <w:t xml:space="preserve"> (Method-level)</w:t>
+                <w:sz w:val="28"/>
+                <w:szCs w:val="28"/>
+                <w:lang w:eastAsia="en-IN"/>
+              </w:rPr>
+              <w:t>@Bean (Method-level)</w:t>
             </w:r>
           </w:p>
         </w:tc>
@@ -6812,19 +6827,19 @@
             <w:pPr>
               <w:spacing w:after="0" w:line="240" w:lineRule="auto"/>
               <w:rPr>
-                <w:rFonts w:ascii="Arial" w:eastAsia="Times New Roman" w:hAnsi="Arial" w:cs="Arial"/>
-                <w:sz w:val="21"/>
-                <w:szCs w:val="21"/>
+                <w:rFonts w:ascii="Times New Roman" w:eastAsia="Times New Roman" w:hAnsi="Times New Roman" w:cs="Times New Roman"/>
+                <w:sz w:val="28"/>
+                <w:szCs w:val="28"/>
                 <w:lang w:eastAsia="en-IN"/>
               </w:rPr>
             </w:pPr>
             <w:r>
               <w:rPr>
-                <w:rFonts w:ascii="Arial" w:eastAsia="Times New Roman" w:hAnsi="Arial" w:cs="Arial"/>
+                <w:rFonts w:ascii="Times New Roman" w:eastAsia="Times New Roman" w:hAnsi="Times New Roman" w:cs="Times New Roman"/>
                 <w:b/>
                 <w:bCs/>
-                <w:sz w:val="21"/>
-                <w:szCs w:val="21"/>
+                <w:sz w:val="28"/>
+                <w:szCs w:val="28"/>
                 <w:lang w:eastAsia="en-IN"/>
               </w:rPr>
               <w:t>Where it goes</w:t>
@@ -6844,37 +6859,37 @@
             <w:pPr>
               <w:spacing w:after="0" w:line="240" w:lineRule="auto"/>
               <w:rPr>
-                <w:rFonts w:ascii="Arial" w:eastAsia="Times New Roman" w:hAnsi="Arial" w:cs="Arial"/>
-                <w:sz w:val="21"/>
-                <w:szCs w:val="21"/>
+                <w:rFonts w:ascii="Times New Roman" w:eastAsia="Times New Roman" w:hAnsi="Times New Roman" w:cs="Times New Roman"/>
+                <w:sz w:val="28"/>
+                <w:szCs w:val="28"/>
                 <w:lang w:eastAsia="en-IN"/>
               </w:rPr>
             </w:pPr>
             <w:r>
               <w:rPr>
-                <w:rFonts w:ascii="Arial" w:eastAsia="Times New Roman" w:hAnsi="Arial" w:cs="Arial"/>
-                <w:sz w:val="21"/>
-                <w:szCs w:val="21"/>
+                <w:rFonts w:ascii="Times New Roman" w:eastAsia="Times New Roman" w:hAnsi="Times New Roman" w:cs="Times New Roman"/>
+                <w:sz w:val="28"/>
+                <w:szCs w:val="28"/>
                 <w:lang w:eastAsia="en-IN"/>
               </w:rPr>
               <w:t xml:space="preserve">Placed on top of a </w:t>
             </w:r>
             <w:r>
               <w:rPr>
-                <w:rFonts w:ascii="Arial" w:eastAsia="Times New Roman" w:hAnsi="Arial" w:cs="Arial"/>
+                <w:rFonts w:ascii="Times New Roman" w:eastAsia="Times New Roman" w:hAnsi="Times New Roman" w:cs="Times New Roman"/>
                 <w:b/>
                 <w:bCs/>
-                <w:sz w:val="21"/>
-                <w:szCs w:val="21"/>
+                <w:sz w:val="28"/>
+                <w:szCs w:val="28"/>
                 <w:lang w:eastAsia="en-IN"/>
               </w:rPr>
               <w:t>Class</w:t>
             </w:r>
             <w:r>
               <w:rPr>
-                <w:rFonts w:ascii="Arial" w:eastAsia="Times New Roman" w:hAnsi="Arial" w:cs="Arial"/>
-                <w:sz w:val="21"/>
-                <w:szCs w:val="21"/>
+                <w:rFonts w:ascii="Times New Roman" w:eastAsia="Times New Roman" w:hAnsi="Times New Roman" w:cs="Times New Roman"/>
+                <w:sz w:val="28"/>
+                <w:szCs w:val="28"/>
                 <w:lang w:eastAsia="en-IN"/>
               </w:rPr>
               <w:t>.</w:t>
@@ -6894,58 +6909,40 @@
             <w:pPr>
               <w:spacing w:after="0" w:line="240" w:lineRule="auto"/>
               <w:rPr>
-                <w:rFonts w:ascii="Arial" w:eastAsia="Times New Roman" w:hAnsi="Arial" w:cs="Arial"/>
-                <w:sz w:val="21"/>
-                <w:szCs w:val="21"/>
+                <w:rFonts w:ascii="Times New Roman" w:eastAsia="Times New Roman" w:hAnsi="Times New Roman" w:cs="Times New Roman"/>
+                <w:sz w:val="28"/>
+                <w:szCs w:val="28"/>
                 <w:lang w:eastAsia="en-IN"/>
               </w:rPr>
             </w:pPr>
             <w:r>
               <w:rPr>
-                <w:rFonts w:ascii="Arial" w:eastAsia="Times New Roman" w:hAnsi="Arial" w:cs="Arial"/>
-                <w:sz w:val="21"/>
-                <w:szCs w:val="21"/>
+                <w:rFonts w:ascii="Times New Roman" w:eastAsia="Times New Roman" w:hAnsi="Times New Roman" w:cs="Times New Roman"/>
+                <w:sz w:val="28"/>
+                <w:szCs w:val="28"/>
                 <w:lang w:eastAsia="en-IN"/>
               </w:rPr>
               <w:t xml:space="preserve">Placed on top of a </w:t>
             </w:r>
             <w:r>
               <w:rPr>
-                <w:rFonts w:ascii="Arial" w:eastAsia="Times New Roman" w:hAnsi="Arial" w:cs="Arial"/>
+                <w:rFonts w:ascii="Times New Roman" w:eastAsia="Times New Roman" w:hAnsi="Times New Roman" w:cs="Times New Roman"/>
                 <w:b/>
                 <w:bCs/>
-                <w:sz w:val="21"/>
-                <w:szCs w:val="21"/>
+                <w:sz w:val="28"/>
+                <w:szCs w:val="28"/>
                 <w:lang w:eastAsia="en-IN"/>
               </w:rPr>
               <w:t>Method</w:t>
             </w:r>
             <w:r>
               <w:rPr>
-                <w:rFonts w:ascii="Arial" w:eastAsia="Times New Roman" w:hAnsi="Arial" w:cs="Arial"/>
-                <w:sz w:val="21"/>
-                <w:szCs w:val="21"/>
-                <w:lang w:eastAsia="en-IN"/>
-              </w:rPr>
-              <w:t xml:space="preserve"> inside a </w:t>
-            </w:r>
-            <w:r>
-              <w:rPr>
-                <w:rFonts w:ascii="Courier New" w:eastAsia="Times New Roman" w:hAnsi="Courier New" w:cs="Courier New"/>
-                <w:sz w:val="21"/>
-                <w:szCs w:val="21"/>
-                <w:lang w:eastAsia="en-IN"/>
-              </w:rPr>
-              <w:t>@Configuration</w:t>
-            </w:r>
-            <w:r>
-              <w:rPr>
-                <w:rFonts w:ascii="Arial" w:eastAsia="Times New Roman" w:hAnsi="Arial" w:cs="Arial"/>
-                <w:sz w:val="21"/>
-                <w:szCs w:val="21"/>
-                <w:lang w:eastAsia="en-IN"/>
-              </w:rPr>
-              <w:t xml:space="preserve"> class.</w:t>
+                <w:rFonts w:ascii="Times New Roman" w:eastAsia="Times New Roman" w:hAnsi="Times New Roman" w:cs="Times New Roman"/>
+                <w:sz w:val="28"/>
+                <w:szCs w:val="28"/>
+                <w:lang w:eastAsia="en-IN"/>
+              </w:rPr>
+              <w:t xml:space="preserve"> inside a @Configuration class.</w:t>
             </w:r>
           </w:p>
         </w:tc>
@@ -6967,21 +6964,22 @@
             <w:pPr>
               <w:spacing w:after="0" w:line="240" w:lineRule="auto"/>
               <w:rPr>
-                <w:rFonts w:ascii="Arial" w:eastAsia="Times New Roman" w:hAnsi="Arial" w:cs="Arial"/>
-                <w:sz w:val="21"/>
-                <w:szCs w:val="21"/>
+                <w:rFonts w:ascii="Times New Roman" w:eastAsia="Times New Roman" w:hAnsi="Times New Roman" w:cs="Times New Roman"/>
+                <w:sz w:val="28"/>
+                <w:szCs w:val="28"/>
                 <w:lang w:eastAsia="en-IN"/>
               </w:rPr>
             </w:pPr>
             <w:r>
               <w:rPr>
-                <w:rFonts w:ascii="Arial" w:eastAsia="Times New Roman" w:hAnsi="Arial" w:cs="Arial"/>
+                <w:rFonts w:ascii="Times New Roman" w:eastAsia="Times New Roman" w:hAnsi="Times New Roman" w:cs="Times New Roman"/>
                 <w:b/>
                 <w:bCs/>
-                <w:sz w:val="21"/>
-                <w:szCs w:val="21"/>
-                <w:lang w:eastAsia="en-IN"/>
-              </w:rPr>
+                <w:sz w:val="28"/>
+                <w:szCs w:val="28"/>
+                <w:lang w:eastAsia="en-IN"/>
+              </w:rPr>
+              <w:lastRenderedPageBreak/>
               <w:t>Control</w:t>
             </w:r>
           </w:p>
@@ -6999,28 +6997,28 @@
             <w:pPr>
               <w:spacing w:after="0" w:line="240" w:lineRule="auto"/>
               <w:rPr>
-                <w:rFonts w:ascii="Arial" w:eastAsia="Times New Roman" w:hAnsi="Arial" w:cs="Arial"/>
-                <w:sz w:val="21"/>
-                <w:szCs w:val="21"/>
+                <w:rFonts w:ascii="Times New Roman" w:eastAsia="Times New Roman" w:hAnsi="Times New Roman" w:cs="Times New Roman"/>
+                <w:sz w:val="28"/>
+                <w:szCs w:val="28"/>
                 <w:lang w:eastAsia="en-IN"/>
               </w:rPr>
             </w:pPr>
             <w:r>
               <w:rPr>
-                <w:rFonts w:ascii="Arial" w:eastAsia="Times New Roman" w:hAnsi="Arial" w:cs="Arial"/>
+                <w:rFonts w:ascii="Times New Roman" w:eastAsia="Times New Roman" w:hAnsi="Times New Roman" w:cs="Times New Roman"/>
                 <w:b/>
                 <w:bCs/>
-                <w:sz w:val="21"/>
-                <w:szCs w:val="21"/>
+                <w:sz w:val="28"/>
+                <w:szCs w:val="28"/>
                 <w:lang w:eastAsia="en-IN"/>
               </w:rPr>
               <w:t>Implicit.</w:t>
             </w:r>
             <w:r>
               <w:rPr>
-                <w:rFonts w:ascii="Arial" w:eastAsia="Times New Roman" w:hAnsi="Arial" w:cs="Arial"/>
-                <w:sz w:val="21"/>
-                <w:szCs w:val="21"/>
+                <w:rFonts w:ascii="Times New Roman" w:eastAsia="Times New Roman" w:hAnsi="Times New Roman" w:cs="Times New Roman"/>
+                <w:sz w:val="28"/>
+                <w:szCs w:val="28"/>
                 <w:lang w:eastAsia="en-IN"/>
               </w:rPr>
               <w:t xml:space="preserve"> Spring scans the project, finds the class, and builds it using default constructors.</w:t>
@@ -7040,49 +7038,51 @@
             <w:pPr>
               <w:spacing w:after="0" w:line="240" w:lineRule="auto"/>
               <w:rPr>
-                <w:rFonts w:ascii="Arial" w:eastAsia="Times New Roman" w:hAnsi="Arial" w:cs="Arial"/>
-                <w:sz w:val="21"/>
-                <w:szCs w:val="21"/>
+                <w:rFonts w:ascii="Times New Roman" w:eastAsia="Times New Roman" w:hAnsi="Times New Roman" w:cs="Times New Roman"/>
+                <w:sz w:val="28"/>
+                <w:szCs w:val="28"/>
                 <w:lang w:eastAsia="en-IN"/>
               </w:rPr>
             </w:pPr>
             <w:r>
               <w:rPr>
-                <w:rFonts w:ascii="Arial" w:eastAsia="Times New Roman" w:hAnsi="Arial" w:cs="Arial"/>
+                <w:rFonts w:ascii="Times New Roman" w:eastAsia="Times New Roman" w:hAnsi="Times New Roman" w:cs="Times New Roman"/>
                 <w:b/>
                 <w:bCs/>
-                <w:sz w:val="21"/>
-                <w:szCs w:val="21"/>
+                <w:sz w:val="28"/>
+                <w:szCs w:val="28"/>
                 <w:lang w:eastAsia="en-IN"/>
               </w:rPr>
               <w:t>Explicit.</w:t>
             </w:r>
             <w:r>
               <w:rPr>
-                <w:rFonts w:ascii="Arial" w:eastAsia="Times New Roman" w:hAnsi="Arial" w:cs="Arial"/>
-                <w:sz w:val="21"/>
-                <w:szCs w:val="21"/>
-                <w:lang w:eastAsia="en-IN"/>
-              </w:rPr>
-              <w:t xml:space="preserve"> You write the custom instantiation logic (</w:t>
+                <w:rFonts w:ascii="Times New Roman" w:eastAsia="Times New Roman" w:hAnsi="Times New Roman" w:cs="Times New Roman"/>
+                <w:sz w:val="28"/>
+                <w:szCs w:val="28"/>
+                <w:lang w:eastAsia="en-IN"/>
+              </w:rPr>
+              <w:t xml:space="preserve"> You write the custom instantiation logic (new </w:t>
             </w:r>
+            <w:proofErr w:type="gramStart"/>
             <w:r>
               <w:rPr>
-                <w:rFonts w:ascii="Courier New" w:eastAsia="Times New Roman" w:hAnsi="Courier New" w:cs="Courier New"/>
-                <w:sz w:val="21"/>
-                <w:szCs w:val="21"/>
-                <w:lang w:eastAsia="en-IN"/>
-              </w:rPr>
-              <w:t>new MyObject()</w:t>
+                <w:rFonts w:ascii="Times New Roman" w:eastAsia="Times New Roman" w:hAnsi="Times New Roman" w:cs="Times New Roman"/>
+                <w:sz w:val="28"/>
+                <w:szCs w:val="28"/>
+                <w:lang w:eastAsia="en-IN"/>
+              </w:rPr>
+              <w:t>MyObject(</w:t>
             </w:r>
+            <w:proofErr w:type="gramEnd"/>
             <w:r>
               <w:rPr>
-                <w:rFonts w:ascii="Arial" w:eastAsia="Times New Roman" w:hAnsi="Arial" w:cs="Arial"/>
-                <w:sz w:val="21"/>
-                <w:szCs w:val="21"/>
-                <w:lang w:eastAsia="en-IN"/>
-              </w:rPr>
-              <w:t>) inside the method.</w:t>
+                <w:rFonts w:ascii="Times New Roman" w:eastAsia="Times New Roman" w:hAnsi="Times New Roman" w:cs="Times New Roman"/>
+                <w:sz w:val="28"/>
+                <w:szCs w:val="28"/>
+                <w:lang w:eastAsia="en-IN"/>
+              </w:rPr>
+              <w:t>)) inside the method.</w:t>
             </w:r>
           </w:p>
         </w:tc>
@@ -7104,22 +7104,21 @@
             <w:pPr>
               <w:spacing w:after="0" w:line="240" w:lineRule="auto"/>
               <w:rPr>
-                <w:rFonts w:ascii="Arial" w:eastAsia="Times New Roman" w:hAnsi="Arial" w:cs="Arial"/>
-                <w:sz w:val="21"/>
-                <w:szCs w:val="21"/>
+                <w:rFonts w:ascii="Times New Roman" w:eastAsia="Times New Roman" w:hAnsi="Times New Roman" w:cs="Times New Roman"/>
+                <w:sz w:val="28"/>
+                <w:szCs w:val="28"/>
                 <w:lang w:eastAsia="en-IN"/>
               </w:rPr>
             </w:pPr>
             <w:r>
               <w:rPr>
-                <w:rFonts w:ascii="Arial" w:eastAsia="Times New Roman" w:hAnsi="Arial" w:cs="Arial"/>
+                <w:rFonts w:ascii="Times New Roman" w:eastAsia="Times New Roman" w:hAnsi="Times New Roman" w:cs="Times New Roman"/>
                 <w:b/>
                 <w:bCs/>
-                <w:sz w:val="21"/>
-                <w:szCs w:val="21"/>
-                <w:lang w:eastAsia="en-IN"/>
-              </w:rPr>
-              <w:lastRenderedPageBreak/>
+                <w:sz w:val="28"/>
+                <w:szCs w:val="28"/>
+                <w:lang w:eastAsia="en-IN"/>
+              </w:rPr>
               <w:t>Third-Party Libraries</w:t>
             </w:r>
           </w:p>
@@ -7137,49 +7136,31 @@
             <w:pPr>
               <w:spacing w:after="0" w:line="240" w:lineRule="auto"/>
               <w:rPr>
-                <w:rFonts w:ascii="Arial" w:eastAsia="Times New Roman" w:hAnsi="Arial" w:cs="Arial"/>
-                <w:sz w:val="21"/>
-                <w:szCs w:val="21"/>
+                <w:rFonts w:ascii="Times New Roman" w:eastAsia="Times New Roman" w:hAnsi="Times New Roman" w:cs="Times New Roman"/>
+                <w:sz w:val="28"/>
+                <w:szCs w:val="28"/>
                 <w:lang w:eastAsia="en-IN"/>
               </w:rPr>
             </w:pPr>
             <w:r>
               <w:rPr>
-                <w:rFonts w:ascii="Arial" w:eastAsia="Times New Roman" w:hAnsi="Arial" w:cs="Arial"/>
+                <w:rFonts w:ascii="Times New Roman" w:eastAsia="Times New Roman" w:hAnsi="Times New Roman" w:cs="Times New Roman"/>
                 <w:b/>
                 <w:bCs/>
-                <w:sz w:val="21"/>
-                <w:szCs w:val="21"/>
+                <w:sz w:val="28"/>
+                <w:szCs w:val="28"/>
                 <w:lang w:eastAsia="en-IN"/>
               </w:rPr>
               <w:t>No.</w:t>
             </w:r>
             <w:r>
               <w:rPr>
-                <w:rFonts w:ascii="Arial" w:eastAsia="Times New Roman" w:hAnsi="Arial" w:cs="Arial"/>
-                <w:sz w:val="21"/>
-                <w:szCs w:val="21"/>
-                <w:lang w:eastAsia="en-IN"/>
-              </w:rPr>
-              <w:t xml:space="preserve"> You cannot add </w:t>
-            </w:r>
-            <w:r>
-              <w:rPr>
-                <w:rFonts w:ascii="Courier New" w:eastAsia="Times New Roman" w:hAnsi="Courier New" w:cs="Courier New"/>
-                <w:sz w:val="21"/>
-                <w:szCs w:val="21"/>
-                <w:lang w:eastAsia="en-IN"/>
-              </w:rPr>
-              <w:t>@Component</w:t>
-            </w:r>
-            <w:r>
-              <w:rPr>
-                <w:rFonts w:ascii="Arial" w:eastAsia="Times New Roman" w:hAnsi="Arial" w:cs="Arial"/>
-                <w:sz w:val="21"/>
-                <w:szCs w:val="21"/>
-                <w:lang w:eastAsia="en-IN"/>
-              </w:rPr>
-              <w:t xml:space="preserve"> to a class inside a JAR file because the code is read-only.</w:t>
+                <w:rFonts w:ascii="Times New Roman" w:eastAsia="Times New Roman" w:hAnsi="Times New Roman" w:cs="Times New Roman"/>
+                <w:sz w:val="28"/>
+                <w:szCs w:val="28"/>
+                <w:lang w:eastAsia="en-IN"/>
+              </w:rPr>
+              <w:t xml:space="preserve"> You cannot add @Component to a class inside a JAR file because the code is read-only.</w:t>
             </w:r>
           </w:p>
         </w:tc>
@@ -7196,49 +7177,31 @@
             <w:pPr>
               <w:spacing w:after="0" w:line="240" w:lineRule="auto"/>
               <w:rPr>
-                <w:rFonts w:ascii="Arial" w:eastAsia="Times New Roman" w:hAnsi="Arial" w:cs="Arial"/>
-                <w:sz w:val="21"/>
-                <w:szCs w:val="21"/>
+                <w:rFonts w:ascii="Times New Roman" w:eastAsia="Times New Roman" w:hAnsi="Times New Roman" w:cs="Times New Roman"/>
+                <w:sz w:val="28"/>
+                <w:szCs w:val="28"/>
                 <w:lang w:eastAsia="en-IN"/>
               </w:rPr>
             </w:pPr>
             <w:r>
               <w:rPr>
-                <w:rFonts w:ascii="Arial" w:eastAsia="Times New Roman" w:hAnsi="Arial" w:cs="Arial"/>
+                <w:rFonts w:ascii="Times New Roman" w:eastAsia="Times New Roman" w:hAnsi="Times New Roman" w:cs="Times New Roman"/>
                 <w:b/>
                 <w:bCs/>
-                <w:sz w:val="21"/>
-                <w:szCs w:val="21"/>
+                <w:sz w:val="28"/>
+                <w:szCs w:val="28"/>
                 <w:lang w:eastAsia="en-IN"/>
               </w:rPr>
               <w:t>Yes!</w:t>
             </w:r>
             <w:r>
               <w:rPr>
-                <w:rFonts w:ascii="Arial" w:eastAsia="Times New Roman" w:hAnsi="Arial" w:cs="Arial"/>
-                <w:sz w:val="21"/>
-                <w:szCs w:val="21"/>
-                <w:lang w:eastAsia="en-IN"/>
-              </w:rPr>
-              <w:t xml:space="preserve"> You can wrap third-party classes inside a </w:t>
-            </w:r>
-            <w:r>
-              <w:rPr>
-                <w:rFonts w:ascii="Courier New" w:eastAsia="Times New Roman" w:hAnsi="Courier New" w:cs="Courier New"/>
-                <w:sz w:val="21"/>
-                <w:szCs w:val="21"/>
-                <w:lang w:eastAsia="en-IN"/>
-              </w:rPr>
-              <w:t>@Bean</w:t>
-            </w:r>
-            <w:r>
-              <w:rPr>
-                <w:rFonts w:ascii="Arial" w:eastAsia="Times New Roman" w:hAnsi="Arial" w:cs="Arial"/>
-                <w:sz w:val="21"/>
-                <w:szCs w:val="21"/>
-                <w:lang w:eastAsia="en-IN"/>
-              </w:rPr>
-              <w:t xml:space="preserve"> method to turn them into Spring beans.</w:t>
+                <w:rFonts w:ascii="Times New Roman" w:eastAsia="Times New Roman" w:hAnsi="Times New Roman" w:cs="Times New Roman"/>
+                <w:sz w:val="28"/>
+                <w:szCs w:val="28"/>
+                <w:lang w:eastAsia="en-IN"/>
+              </w:rPr>
+              <w:t xml:space="preserve"> You can wrap third-party classes inside a @Bean method to turn them into Spring beans.</w:t>
             </w:r>
           </w:p>
         </w:tc>
@@ -7249,20 +7212,20 @@
         <w:spacing w:before="480" w:after="480" w:line="240" w:lineRule="auto"/>
         <w:rPr>
           <w:rFonts w:ascii="Times New Roman" w:eastAsia="Times New Roman" w:hAnsi="Times New Roman" w:cs="Times New Roman"/>
-          <w:sz w:val="24"/>
-          <w:szCs w:val="24"/>
-          <w:lang w:eastAsia="en-IN"/>
-        </w:rPr>
-      </w:pPr>
-      <w:r>
-        <w:rPr>
-          <w:rFonts w:ascii="Times New Roman" w:eastAsia="Times New Roman" w:hAnsi="Times New Roman" w:cs="Times New Roman"/>
-          <w:sz w:val="24"/>
-          <w:szCs w:val="24"/>
+          <w:sz w:val="28"/>
+          <w:szCs w:val="28"/>
+          <w:lang w:eastAsia="en-IN"/>
+        </w:rPr>
+      </w:pPr>
+      <w:r>
+        <w:rPr>
+          <w:rFonts w:ascii="Times New Roman" w:eastAsia="Times New Roman" w:hAnsi="Times New Roman" w:cs="Times New Roman"/>
+          <w:sz w:val="28"/>
+          <w:szCs w:val="28"/>
           <w:lang w:eastAsia="en-IN"/>
         </w:rPr>
         <w:pict w14:anchorId="23CA1301">
-          <v:rect id="_x0000_i1042" style="width:0;height:1.5pt" o:hralign="center" o:hrstd="t" o:hr="t" fillcolor="#a0a0a0" stroked="f"/>
+          <v:rect id="_x0000_i1027" style="width:0;height:1.5pt" o:hralign="center" o:hrstd="t" o:hr="t" fillcolor="#a0a0a0" stroked="f"/>
         </w:pict>
       </w:r>
     </w:p>
@@ -7270,101 +7233,61 @@
       <w:pPr>
         <w:spacing w:line="240" w:lineRule="auto"/>
         <w:rPr>
-          <w:rFonts w:ascii="Arial" w:eastAsia="Times New Roman" w:hAnsi="Arial" w:cs="Arial"/>
+          <w:rFonts w:ascii="Times New Roman" w:eastAsia="Times New Roman" w:hAnsi="Times New Roman" w:cs="Times New Roman"/>
           <w:b/>
           <w:bCs/>
-          <w:sz w:val="30"/>
-          <w:szCs w:val="30"/>
-          <w:lang w:eastAsia="en-IN"/>
-        </w:rPr>
-      </w:pPr>
-      <w:r>
-        <w:rPr>
-          <w:rFonts w:ascii="Arial" w:eastAsia="Times New Roman" w:hAnsi="Arial" w:cs="Arial"/>
+          <w:sz w:val="28"/>
+          <w:szCs w:val="28"/>
+          <w:lang w:eastAsia="en-IN"/>
+        </w:rPr>
+      </w:pPr>
+      <w:r>
+        <w:rPr>
+          <w:rFonts w:ascii="Times New Roman" w:eastAsia="Times New Roman" w:hAnsi="Times New Roman" w:cs="Times New Roman"/>
           <w:b/>
           <w:bCs/>
-          <w:sz w:val="30"/>
-          <w:szCs w:val="30"/>
-          <w:lang w:eastAsia="en-IN"/>
-        </w:rPr>
-        <w:t xml:space="preserve">Code Example: How </w:t>
-      </w:r>
-      <w:r>
-        <w:rPr>
-          <w:rFonts w:ascii="Courier New" w:eastAsia="Times New Roman" w:hAnsi="Courier New" w:cs="Courier New"/>
+          <w:sz w:val="28"/>
+          <w:szCs w:val="28"/>
+          <w:lang w:eastAsia="en-IN"/>
+        </w:rPr>
+        <w:t>Code Example: How @Bean Works</w:t>
+      </w:r>
+    </w:p>
+    <w:p>
+      <w:pPr>
+        <w:spacing w:line="240" w:lineRule="auto"/>
+        <w:rPr>
+          <w:rFonts w:ascii="Times New Roman" w:eastAsia="Times New Roman" w:hAnsi="Times New Roman" w:cs="Times New Roman"/>
+          <w:sz w:val="28"/>
+          <w:szCs w:val="28"/>
+          <w:lang w:eastAsia="en-IN"/>
+        </w:rPr>
+      </w:pPr>
+      <w:r>
+        <w:rPr>
+          <w:rFonts w:ascii="Times New Roman" w:eastAsia="Times New Roman" w:hAnsi="Times New Roman" w:cs="Times New Roman"/>
+          <w:sz w:val="28"/>
+          <w:szCs w:val="28"/>
+          <w:lang w:eastAsia="en-IN"/>
+        </w:rPr>
+        <w:t xml:space="preserve">You typically place @Bean methods inside a dedicated configuration class annotated with </w:t>
+      </w:r>
+      <w:r>
+        <w:rPr>
+          <w:rFonts w:ascii="Times New Roman" w:eastAsia="Times New Roman" w:hAnsi="Times New Roman" w:cs="Times New Roman"/>
           <w:b/>
           <w:bCs/>
-          <w:sz w:val="21"/>
-          <w:szCs w:val="21"/>
-          <w:lang w:eastAsia="en-IN"/>
-        </w:rPr>
-        <w:t>@Bean</w:t>
-      </w:r>
-      <w:r>
-        <w:rPr>
-          <w:rFonts w:ascii="Arial" w:eastAsia="Times New Roman" w:hAnsi="Arial" w:cs="Arial"/>
-          <w:b/>
-          <w:bCs/>
-          <w:sz w:val="30"/>
-          <w:szCs w:val="30"/>
-          <w:lang w:eastAsia="en-IN"/>
-        </w:rPr>
-        <w:t xml:space="preserve"> Works</w:t>
-      </w:r>
-    </w:p>
-    <w:p>
-      <w:pPr>
-        <w:spacing w:line="240" w:lineRule="auto"/>
-        <w:rPr>
-          <w:rFonts w:ascii="Arial" w:eastAsia="Times New Roman" w:hAnsi="Arial" w:cs="Arial"/>
-          <w:sz w:val="24"/>
-          <w:szCs w:val="24"/>
-          <w:lang w:eastAsia="en-IN"/>
-        </w:rPr>
-      </w:pPr>
-      <w:r>
-        <w:rPr>
-          <w:rFonts w:ascii="Arial" w:eastAsia="Times New Roman" w:hAnsi="Arial" w:cs="Arial"/>
-          <w:sz w:val="24"/>
-          <w:szCs w:val="24"/>
-          <w:lang w:eastAsia="en-IN"/>
-        </w:rPr>
-        <w:t xml:space="preserve">You typically place </w:t>
-      </w:r>
-      <w:r>
-        <w:rPr>
-          <w:rFonts w:ascii="Courier New" w:eastAsia="Times New Roman" w:hAnsi="Courier New" w:cs="Courier New"/>
-          <w:sz w:val="21"/>
-          <w:szCs w:val="21"/>
-          <w:lang w:eastAsia="en-IN"/>
-        </w:rPr>
-        <w:t>@Bean</w:t>
-      </w:r>
-      <w:r>
-        <w:rPr>
-          <w:rFonts w:ascii="Arial" w:eastAsia="Times New Roman" w:hAnsi="Arial" w:cs="Arial"/>
-          <w:sz w:val="24"/>
-          <w:szCs w:val="24"/>
-          <w:lang w:eastAsia="en-IN"/>
-        </w:rPr>
-        <w:t xml:space="preserve"> methods inside a dedicated configuration class annotated with </w:t>
-      </w:r>
-      <w:r>
-        <w:rPr>
-          <w:rFonts w:ascii="Courier New" w:eastAsia="Times New Roman" w:hAnsi="Courier New" w:cs="Courier New"/>
-          <w:b/>
-          <w:bCs/>
-          <w:sz w:val="21"/>
-          <w:szCs w:val="21"/>
+          <w:sz w:val="28"/>
+          <w:szCs w:val="28"/>
           <w:lang w:eastAsia="en-IN"/>
         </w:rPr>
         <w:t>@Configuration</w:t>
       </w:r>
       <w:r>
         <w:rPr>
-          <w:rFonts w:ascii="Arial" w:eastAsia="Times New Roman" w:hAnsi="Arial" w:cs="Arial"/>
-          <w:sz w:val="24"/>
-          <w:szCs w:val="24"/>
+          <w:rFonts w:ascii="Times New Roman" w:eastAsia="Times New Roman" w:hAnsi="Times New Roman" w:cs="Times New Roman"/>
+          <w:sz w:val="28"/>
+          <w:szCs w:val="28"/>
           <w:lang w:eastAsia="en-IN"/>
         </w:rPr>
         <w:t>: [</w:t>
@@ -7372,10 +7295,10 @@
       <w:hyperlink r:id="rId44" w:history="1">
         <w:r>
           <w:rPr>
-            <w:rFonts w:ascii="Arial" w:eastAsia="Times New Roman" w:hAnsi="Arial" w:cs="Arial"/>
+            <w:rFonts w:ascii="Times New Roman" w:eastAsia="Times New Roman" w:hAnsi="Times New Roman" w:cs="Times New Roman"/>
             <w:color w:val="0000FF"/>
-            <w:sz w:val="24"/>
-            <w:szCs w:val="24"/>
+            <w:sz w:val="28"/>
+            <w:szCs w:val="28"/>
             <w:u w:val="single"/>
             <w:lang w:eastAsia="en-IN"/>
           </w:rPr>
@@ -7384,9 +7307,9 @@
       </w:hyperlink>
       <w:r>
         <w:rPr>
-          <w:rFonts w:ascii="Arial" w:eastAsia="Times New Roman" w:hAnsi="Arial" w:cs="Arial"/>
-          <w:sz w:val="24"/>
-          <w:szCs w:val="24"/>
+          <w:rFonts w:ascii="Times New Roman" w:eastAsia="Times New Roman" w:hAnsi="Times New Roman" w:cs="Times New Roman"/>
+          <w:sz w:val="28"/>
+          <w:szCs w:val="28"/>
           <w:lang w:eastAsia="en-IN"/>
         </w:rPr>
         <w:t xml:space="preserve">, </w:t>
@@ -7394,10 +7317,10 @@
       <w:hyperlink r:id="rId45" w:history="1">
         <w:r>
           <w:rPr>
-            <w:rFonts w:ascii="Arial" w:eastAsia="Times New Roman" w:hAnsi="Arial" w:cs="Arial"/>
+            <w:rFonts w:ascii="Times New Roman" w:eastAsia="Times New Roman" w:hAnsi="Times New Roman" w:cs="Times New Roman"/>
             <w:color w:val="0000FF"/>
-            <w:sz w:val="24"/>
-            <w:szCs w:val="24"/>
+            <w:sz w:val="28"/>
+            <w:szCs w:val="28"/>
             <w:u w:val="single"/>
             <w:lang w:eastAsia="en-IN"/>
           </w:rPr>
@@ -7406,9 +7329,9 @@
       </w:hyperlink>
       <w:r>
         <w:rPr>
-          <w:rFonts w:ascii="Arial" w:eastAsia="Times New Roman" w:hAnsi="Arial" w:cs="Arial"/>
-          <w:sz w:val="24"/>
-          <w:szCs w:val="24"/>
+          <w:rFonts w:ascii="Times New Roman" w:eastAsia="Times New Roman" w:hAnsi="Times New Roman" w:cs="Times New Roman"/>
+          <w:sz w:val="28"/>
+          <w:szCs w:val="28"/>
           <w:lang w:eastAsia="en-IN"/>
         </w:rPr>
         <w:t>]</w:t>
@@ -7418,17 +7341,17 @@
       <w:pPr>
         <w:spacing w:after="0" w:line="240" w:lineRule="auto"/>
         <w:rPr>
-          <w:rFonts w:ascii="Arial" w:eastAsia="Times New Roman" w:hAnsi="Arial" w:cs="Arial"/>
-          <w:sz w:val="30"/>
-          <w:szCs w:val="30"/>
-          <w:lang w:eastAsia="en-IN"/>
-        </w:rPr>
-      </w:pPr>
-      <w:r>
-        <w:rPr>
-          <w:rFonts w:ascii="Arial" w:eastAsia="Times New Roman" w:hAnsi="Arial" w:cs="Arial"/>
-          <w:sz w:val="30"/>
-          <w:szCs w:val="30"/>
+          <w:rFonts w:ascii="Times New Roman" w:eastAsia="Times New Roman" w:hAnsi="Times New Roman" w:cs="Times New Roman"/>
+          <w:sz w:val="28"/>
+          <w:szCs w:val="28"/>
+          <w:lang w:eastAsia="en-IN"/>
+        </w:rPr>
+      </w:pPr>
+      <w:r>
+        <w:rPr>
+          <w:rFonts w:ascii="Times New Roman" w:eastAsia="Times New Roman" w:hAnsi="Times New Roman" w:cs="Times New Roman"/>
+          <w:sz w:val="28"/>
+          <w:szCs w:val="28"/>
           <w:lang w:eastAsia="en-IN"/>
         </w:rPr>
         <w:t>java</w:t>
@@ -7456,20 +7379,40 @@
         </w:tabs>
         <w:spacing w:after="0" w:line="240" w:lineRule="auto"/>
         <w:rPr>
-          <w:rFonts w:ascii="Courier New" w:eastAsia="Times New Roman" w:hAnsi="Courier New" w:cs="Courier New"/>
-          <w:sz w:val="21"/>
-          <w:szCs w:val="21"/>
-          <w:lang w:eastAsia="en-IN"/>
-        </w:rPr>
-      </w:pPr>
-      <w:r>
-        <w:rPr>
-          <w:rFonts w:ascii="Courier New" w:eastAsia="Times New Roman" w:hAnsi="Courier New" w:cs="Courier New"/>
-          <w:sz w:val="21"/>
-          <w:szCs w:val="21"/>
-          <w:lang w:eastAsia="en-IN"/>
-        </w:rPr>
-        <w:t>import org.springframework.context.annotation.Bean;</w:t>
+          <w:rFonts w:ascii="Times New Roman" w:eastAsia="Times New Roman" w:hAnsi="Times New Roman" w:cs="Times New Roman"/>
+          <w:sz w:val="28"/>
+          <w:szCs w:val="28"/>
+          <w:lang w:eastAsia="en-IN"/>
+        </w:rPr>
+      </w:pPr>
+      <w:r>
+        <w:rPr>
+          <w:rFonts w:ascii="Times New Roman" w:eastAsia="Times New Roman" w:hAnsi="Times New Roman" w:cs="Times New Roman"/>
+          <w:sz w:val="28"/>
+          <w:szCs w:val="28"/>
+          <w:lang w:eastAsia="en-IN"/>
+        </w:rPr>
+        <w:t xml:space="preserve">import </w:t>
+      </w:r>
+      <w:proofErr w:type="gramStart"/>
+      <w:r>
+        <w:rPr>
+          <w:rFonts w:ascii="Times New Roman" w:eastAsia="Times New Roman" w:hAnsi="Times New Roman" w:cs="Times New Roman"/>
+          <w:sz w:val="28"/>
+          <w:szCs w:val="28"/>
+          <w:lang w:eastAsia="en-IN"/>
+        </w:rPr>
+        <w:t>org.springframework</w:t>
+      </w:r>
+      <w:proofErr w:type="gramEnd"/>
+      <w:r>
+        <w:rPr>
+          <w:rFonts w:ascii="Times New Roman" w:eastAsia="Times New Roman" w:hAnsi="Times New Roman" w:cs="Times New Roman"/>
+          <w:sz w:val="28"/>
+          <w:szCs w:val="28"/>
+          <w:lang w:eastAsia="en-IN"/>
+        </w:rPr>
+        <w:t>.context.annotation.Bean;</w:t>
       </w:r>
     </w:p>
     <w:p>
@@ -7494,20 +7437,40 @@
         </w:tabs>
         <w:spacing w:after="0" w:line="240" w:lineRule="auto"/>
         <w:rPr>
-          <w:rFonts w:ascii="Courier New" w:eastAsia="Times New Roman" w:hAnsi="Courier New" w:cs="Courier New"/>
-          <w:sz w:val="21"/>
-          <w:szCs w:val="21"/>
-          <w:lang w:eastAsia="en-IN"/>
-        </w:rPr>
-      </w:pPr>
-      <w:r>
-        <w:rPr>
-          <w:rFonts w:ascii="Courier New" w:eastAsia="Times New Roman" w:hAnsi="Courier New" w:cs="Courier New"/>
-          <w:sz w:val="21"/>
-          <w:szCs w:val="21"/>
-          <w:lang w:eastAsia="en-IN"/>
-        </w:rPr>
-        <w:t>import org.springframework.context.annotation.Configuration;</w:t>
+          <w:rFonts w:ascii="Times New Roman" w:eastAsia="Times New Roman" w:hAnsi="Times New Roman" w:cs="Times New Roman"/>
+          <w:sz w:val="28"/>
+          <w:szCs w:val="28"/>
+          <w:lang w:eastAsia="en-IN"/>
+        </w:rPr>
+      </w:pPr>
+      <w:r>
+        <w:rPr>
+          <w:rFonts w:ascii="Times New Roman" w:eastAsia="Times New Roman" w:hAnsi="Times New Roman" w:cs="Times New Roman"/>
+          <w:sz w:val="28"/>
+          <w:szCs w:val="28"/>
+          <w:lang w:eastAsia="en-IN"/>
+        </w:rPr>
+        <w:t xml:space="preserve">import </w:t>
+      </w:r>
+      <w:proofErr w:type="gramStart"/>
+      <w:r>
+        <w:rPr>
+          <w:rFonts w:ascii="Times New Roman" w:eastAsia="Times New Roman" w:hAnsi="Times New Roman" w:cs="Times New Roman"/>
+          <w:sz w:val="28"/>
+          <w:szCs w:val="28"/>
+          <w:lang w:eastAsia="en-IN"/>
+        </w:rPr>
+        <w:t>org.springframework</w:t>
+      </w:r>
+      <w:proofErr w:type="gramEnd"/>
+      <w:r>
+        <w:rPr>
+          <w:rFonts w:ascii="Times New Roman" w:eastAsia="Times New Roman" w:hAnsi="Times New Roman" w:cs="Times New Roman"/>
+          <w:sz w:val="28"/>
+          <w:szCs w:val="28"/>
+          <w:lang w:eastAsia="en-IN"/>
+        </w:rPr>
+        <w:t>.context.annotation.Configuration;</w:t>
       </w:r>
     </w:p>
     <w:p>
@@ -7532,20 +7495,40 @@
         </w:tabs>
         <w:spacing w:after="0" w:line="240" w:lineRule="auto"/>
         <w:rPr>
-          <w:rFonts w:ascii="Courier New" w:eastAsia="Times New Roman" w:hAnsi="Courier New" w:cs="Courier New"/>
-          <w:sz w:val="21"/>
-          <w:szCs w:val="21"/>
-          <w:lang w:eastAsia="en-IN"/>
-        </w:rPr>
-      </w:pPr>
-      <w:r>
-        <w:rPr>
-          <w:rFonts w:ascii="Courier New" w:eastAsia="Times New Roman" w:hAnsi="Courier New" w:cs="Courier New"/>
-          <w:sz w:val="21"/>
-          <w:szCs w:val="21"/>
-          <w:lang w:eastAsia="en-IN"/>
-        </w:rPr>
-        <w:t>import org.springframework.web.client.RestTemplate;</w:t>
+          <w:rFonts w:ascii="Times New Roman" w:eastAsia="Times New Roman" w:hAnsi="Times New Roman" w:cs="Times New Roman"/>
+          <w:sz w:val="28"/>
+          <w:szCs w:val="28"/>
+          <w:lang w:eastAsia="en-IN"/>
+        </w:rPr>
+      </w:pPr>
+      <w:r>
+        <w:rPr>
+          <w:rFonts w:ascii="Times New Roman" w:eastAsia="Times New Roman" w:hAnsi="Times New Roman" w:cs="Times New Roman"/>
+          <w:sz w:val="28"/>
+          <w:szCs w:val="28"/>
+          <w:lang w:eastAsia="en-IN"/>
+        </w:rPr>
+        <w:t xml:space="preserve">import </w:t>
+      </w:r>
+      <w:proofErr w:type="gramStart"/>
+      <w:r>
+        <w:rPr>
+          <w:rFonts w:ascii="Times New Roman" w:eastAsia="Times New Roman" w:hAnsi="Times New Roman" w:cs="Times New Roman"/>
+          <w:sz w:val="28"/>
+          <w:szCs w:val="28"/>
+          <w:lang w:eastAsia="en-IN"/>
+        </w:rPr>
+        <w:t>org.springframework.web.client</w:t>
+      </w:r>
+      <w:proofErr w:type="gramEnd"/>
+      <w:r>
+        <w:rPr>
+          <w:rFonts w:ascii="Times New Roman" w:eastAsia="Times New Roman" w:hAnsi="Times New Roman" w:cs="Times New Roman"/>
+          <w:sz w:val="28"/>
+          <w:szCs w:val="28"/>
+          <w:lang w:eastAsia="en-IN"/>
+        </w:rPr>
+        <w:t>.RestTemplate;</w:t>
       </w:r>
     </w:p>
     <w:p>
@@ -7570,9 +7553,9 @@
         </w:tabs>
         <w:spacing w:after="0" w:line="240" w:lineRule="auto"/>
         <w:rPr>
-          <w:rFonts w:ascii="Courier New" w:eastAsia="Times New Roman" w:hAnsi="Courier New" w:cs="Courier New"/>
-          <w:sz w:val="21"/>
-          <w:szCs w:val="21"/>
+          <w:rFonts w:ascii="Times New Roman" w:eastAsia="Times New Roman" w:hAnsi="Times New Roman" w:cs="Times New Roman"/>
+          <w:sz w:val="28"/>
+          <w:szCs w:val="28"/>
           <w:lang w:eastAsia="en-IN"/>
         </w:rPr>
       </w:pPr>
@@ -7599,17 +7582,17 @@
         </w:tabs>
         <w:spacing w:after="0" w:line="240" w:lineRule="auto"/>
         <w:rPr>
-          <w:rFonts w:ascii="Courier New" w:eastAsia="Times New Roman" w:hAnsi="Courier New" w:cs="Courier New"/>
-          <w:sz w:val="21"/>
-          <w:szCs w:val="21"/>
-          <w:lang w:eastAsia="en-IN"/>
-        </w:rPr>
-      </w:pPr>
-      <w:r>
-        <w:rPr>
-          <w:rFonts w:ascii="Courier New" w:eastAsia="Times New Roman" w:hAnsi="Courier New" w:cs="Courier New"/>
-          <w:sz w:val="21"/>
-          <w:szCs w:val="21"/>
+          <w:rFonts w:ascii="Times New Roman" w:eastAsia="Times New Roman" w:hAnsi="Times New Roman" w:cs="Times New Roman"/>
+          <w:sz w:val="28"/>
+          <w:szCs w:val="28"/>
+          <w:lang w:eastAsia="en-IN"/>
+        </w:rPr>
+      </w:pPr>
+      <w:r>
+        <w:rPr>
+          <w:rFonts w:ascii="Times New Roman" w:eastAsia="Times New Roman" w:hAnsi="Times New Roman" w:cs="Times New Roman"/>
+          <w:sz w:val="28"/>
+          <w:szCs w:val="28"/>
           <w:lang w:eastAsia="en-IN"/>
         </w:rPr>
         <w:t>@Configuration // Tells Spring this class contains bean definitions</w:t>
@@ -7637,17 +7620,17 @@
         </w:tabs>
         <w:spacing w:after="0" w:line="240" w:lineRule="auto"/>
         <w:rPr>
-          <w:rFonts w:ascii="Courier New" w:eastAsia="Times New Roman" w:hAnsi="Courier New" w:cs="Courier New"/>
-          <w:sz w:val="21"/>
-          <w:szCs w:val="21"/>
-          <w:lang w:eastAsia="en-IN"/>
-        </w:rPr>
-      </w:pPr>
-      <w:r>
-        <w:rPr>
-          <w:rFonts w:ascii="Courier New" w:eastAsia="Times New Roman" w:hAnsi="Courier New" w:cs="Courier New"/>
-          <w:sz w:val="21"/>
-          <w:szCs w:val="21"/>
+          <w:rFonts w:ascii="Times New Roman" w:eastAsia="Times New Roman" w:hAnsi="Times New Roman" w:cs="Times New Roman"/>
+          <w:sz w:val="28"/>
+          <w:szCs w:val="28"/>
+          <w:lang w:eastAsia="en-IN"/>
+        </w:rPr>
+      </w:pPr>
+      <w:r>
+        <w:rPr>
+          <w:rFonts w:ascii="Times New Roman" w:eastAsia="Times New Roman" w:hAnsi="Times New Roman" w:cs="Times New Roman"/>
+          <w:sz w:val="28"/>
+          <w:szCs w:val="28"/>
           <w:lang w:eastAsia="en-IN"/>
         </w:rPr>
         <w:t>public class AppConfig {</w:t>
@@ -7675,9 +7658,9 @@
         </w:tabs>
         <w:spacing w:after="0" w:line="240" w:lineRule="auto"/>
         <w:rPr>
-          <w:rFonts w:ascii="Courier New" w:eastAsia="Times New Roman" w:hAnsi="Courier New" w:cs="Courier New"/>
-          <w:sz w:val="21"/>
-          <w:szCs w:val="21"/>
+          <w:rFonts w:ascii="Times New Roman" w:eastAsia="Times New Roman" w:hAnsi="Times New Roman" w:cs="Times New Roman"/>
+          <w:sz w:val="28"/>
+          <w:szCs w:val="28"/>
           <w:lang w:eastAsia="en-IN"/>
         </w:rPr>
       </w:pPr>
@@ -7704,17 +7687,17 @@
         </w:tabs>
         <w:spacing w:after="0" w:line="240" w:lineRule="auto"/>
         <w:rPr>
-          <w:rFonts w:ascii="Courier New" w:eastAsia="Times New Roman" w:hAnsi="Courier New" w:cs="Courier New"/>
-          <w:sz w:val="21"/>
-          <w:szCs w:val="21"/>
-          <w:lang w:eastAsia="en-IN"/>
-        </w:rPr>
-      </w:pPr>
-      <w:r>
-        <w:rPr>
-          <w:rFonts w:ascii="Courier New" w:eastAsia="Times New Roman" w:hAnsi="Courier New" w:cs="Courier New"/>
-          <w:sz w:val="21"/>
-          <w:szCs w:val="21"/>
+          <w:rFonts w:ascii="Times New Roman" w:eastAsia="Times New Roman" w:hAnsi="Times New Roman" w:cs="Times New Roman"/>
+          <w:sz w:val="28"/>
+          <w:szCs w:val="28"/>
+          <w:lang w:eastAsia="en-IN"/>
+        </w:rPr>
+      </w:pPr>
+      <w:r>
+        <w:rPr>
+          <w:rFonts w:ascii="Times New Roman" w:eastAsia="Times New Roman" w:hAnsi="Times New Roman" w:cs="Times New Roman"/>
+          <w:sz w:val="28"/>
+          <w:szCs w:val="28"/>
           <w:lang w:eastAsia="en-IN"/>
         </w:rPr>
         <w:t xml:space="preserve">    // 1. Managing a Third-Party Object</w:t>
@@ -7742,17 +7725,17 @@
         </w:tabs>
         <w:spacing w:after="0" w:line="240" w:lineRule="auto"/>
         <w:rPr>
-          <w:rFonts w:ascii="Courier New" w:eastAsia="Times New Roman" w:hAnsi="Courier New" w:cs="Courier New"/>
-          <w:sz w:val="21"/>
-          <w:szCs w:val="21"/>
-          <w:lang w:eastAsia="en-IN"/>
-        </w:rPr>
-      </w:pPr>
-      <w:r>
-        <w:rPr>
-          <w:rFonts w:ascii="Courier New" w:eastAsia="Times New Roman" w:hAnsi="Courier New" w:cs="Courier New"/>
-          <w:sz w:val="21"/>
-          <w:szCs w:val="21"/>
+          <w:rFonts w:ascii="Times New Roman" w:eastAsia="Times New Roman" w:hAnsi="Times New Roman" w:cs="Times New Roman"/>
+          <w:sz w:val="28"/>
+          <w:szCs w:val="28"/>
+          <w:lang w:eastAsia="en-IN"/>
+        </w:rPr>
+      </w:pPr>
+      <w:r>
+        <w:rPr>
+          <w:rFonts w:ascii="Times New Roman" w:eastAsia="Times New Roman" w:hAnsi="Times New Roman" w:cs="Times New Roman"/>
+          <w:sz w:val="28"/>
+          <w:szCs w:val="28"/>
           <w:lang w:eastAsia="en-IN"/>
         </w:rPr>
         <w:t xml:space="preserve">    @Bean</w:t>
@@ -7780,20 +7763,40 @@
         </w:tabs>
         <w:spacing w:after="0" w:line="240" w:lineRule="auto"/>
         <w:rPr>
-          <w:rFonts w:ascii="Courier New" w:eastAsia="Times New Roman" w:hAnsi="Courier New" w:cs="Courier New"/>
-          <w:sz w:val="21"/>
-          <w:szCs w:val="21"/>
-          <w:lang w:eastAsia="en-IN"/>
-        </w:rPr>
-      </w:pPr>
-      <w:r>
-        <w:rPr>
-          <w:rFonts w:ascii="Courier New" w:eastAsia="Times New Roman" w:hAnsi="Courier New" w:cs="Courier New"/>
-          <w:sz w:val="21"/>
-          <w:szCs w:val="21"/>
-          <w:lang w:eastAsia="en-IN"/>
-        </w:rPr>
-        <w:t xml:space="preserve">    public RestTemplate restTemplate() {</w:t>
+          <w:rFonts w:ascii="Times New Roman" w:eastAsia="Times New Roman" w:hAnsi="Times New Roman" w:cs="Times New Roman"/>
+          <w:sz w:val="28"/>
+          <w:szCs w:val="28"/>
+          <w:lang w:eastAsia="en-IN"/>
+        </w:rPr>
+      </w:pPr>
+      <w:r>
+        <w:rPr>
+          <w:rFonts w:ascii="Times New Roman" w:eastAsia="Times New Roman" w:hAnsi="Times New Roman" w:cs="Times New Roman"/>
+          <w:sz w:val="28"/>
+          <w:szCs w:val="28"/>
+          <w:lang w:eastAsia="en-IN"/>
+        </w:rPr>
+        <w:t xml:space="preserve">    public RestTemplate </w:t>
+      </w:r>
+      <w:proofErr w:type="gramStart"/>
+      <w:r>
+        <w:rPr>
+          <w:rFonts w:ascii="Times New Roman" w:eastAsia="Times New Roman" w:hAnsi="Times New Roman" w:cs="Times New Roman"/>
+          <w:sz w:val="28"/>
+          <w:szCs w:val="28"/>
+          <w:lang w:eastAsia="en-IN"/>
+        </w:rPr>
+        <w:t>restTemplate(</w:t>
+      </w:r>
+      <w:proofErr w:type="gramEnd"/>
+      <w:r>
+        <w:rPr>
+          <w:rFonts w:ascii="Times New Roman" w:eastAsia="Times New Roman" w:hAnsi="Times New Roman" w:cs="Times New Roman"/>
+          <w:sz w:val="28"/>
+          <w:szCs w:val="28"/>
+          <w:lang w:eastAsia="en-IN"/>
+        </w:rPr>
+        <w:t>) {</w:t>
       </w:r>
     </w:p>
     <w:p>
@@ -7818,17 +7821,17 @@
         </w:tabs>
         <w:spacing w:after="0" w:line="240" w:lineRule="auto"/>
         <w:rPr>
-          <w:rFonts w:ascii="Courier New" w:eastAsia="Times New Roman" w:hAnsi="Courier New" w:cs="Courier New"/>
-          <w:sz w:val="21"/>
-          <w:szCs w:val="21"/>
-          <w:lang w:eastAsia="en-IN"/>
-        </w:rPr>
-      </w:pPr>
-      <w:r>
-        <w:rPr>
-          <w:rFonts w:ascii="Courier New" w:eastAsia="Times New Roman" w:hAnsi="Courier New" w:cs="Courier New"/>
-          <w:sz w:val="21"/>
-          <w:szCs w:val="21"/>
+          <w:rFonts w:ascii="Times New Roman" w:eastAsia="Times New Roman" w:hAnsi="Times New Roman" w:cs="Times New Roman"/>
+          <w:sz w:val="28"/>
+          <w:szCs w:val="28"/>
+          <w:lang w:eastAsia="en-IN"/>
+        </w:rPr>
+      </w:pPr>
+      <w:r>
+        <w:rPr>
+          <w:rFonts w:ascii="Times New Roman" w:eastAsia="Times New Roman" w:hAnsi="Times New Roman" w:cs="Times New Roman"/>
+          <w:sz w:val="28"/>
+          <w:szCs w:val="28"/>
           <w:lang w:eastAsia="en-IN"/>
         </w:rPr>
         <w:t xml:space="preserve">        // We don't own the RestTemplate class, but now Spring manages it!</w:t>
@@ -7856,20 +7859,40 @@
         </w:tabs>
         <w:spacing w:after="0" w:line="240" w:lineRule="auto"/>
         <w:rPr>
-          <w:rFonts w:ascii="Courier New" w:eastAsia="Times New Roman" w:hAnsi="Courier New" w:cs="Courier New"/>
-          <w:sz w:val="21"/>
-          <w:szCs w:val="21"/>
-          <w:lang w:eastAsia="en-IN"/>
-        </w:rPr>
-      </w:pPr>
-      <w:r>
-        <w:rPr>
-          <w:rFonts w:ascii="Courier New" w:eastAsia="Times New Roman" w:hAnsi="Courier New" w:cs="Courier New"/>
-          <w:sz w:val="21"/>
-          <w:szCs w:val="21"/>
-          <w:lang w:eastAsia="en-IN"/>
-        </w:rPr>
-        <w:t xml:space="preserve">        return new RestTemplate(); </w:t>
+          <w:rFonts w:ascii="Times New Roman" w:eastAsia="Times New Roman" w:hAnsi="Times New Roman" w:cs="Times New Roman"/>
+          <w:sz w:val="28"/>
+          <w:szCs w:val="28"/>
+          <w:lang w:eastAsia="en-IN"/>
+        </w:rPr>
+      </w:pPr>
+      <w:r>
+        <w:rPr>
+          <w:rFonts w:ascii="Times New Roman" w:eastAsia="Times New Roman" w:hAnsi="Times New Roman" w:cs="Times New Roman"/>
+          <w:sz w:val="28"/>
+          <w:szCs w:val="28"/>
+          <w:lang w:eastAsia="en-IN"/>
+        </w:rPr>
+        <w:t xml:space="preserve">        return new </w:t>
+      </w:r>
+      <w:proofErr w:type="gramStart"/>
+      <w:r>
+        <w:rPr>
+          <w:rFonts w:ascii="Times New Roman" w:eastAsia="Times New Roman" w:hAnsi="Times New Roman" w:cs="Times New Roman"/>
+          <w:sz w:val="28"/>
+          <w:szCs w:val="28"/>
+          <w:lang w:eastAsia="en-IN"/>
+        </w:rPr>
+        <w:t>RestTemplate(</w:t>
+      </w:r>
+      <w:proofErr w:type="gramEnd"/>
+      <w:r>
+        <w:rPr>
+          <w:rFonts w:ascii="Times New Roman" w:eastAsia="Times New Roman" w:hAnsi="Times New Roman" w:cs="Times New Roman"/>
+          <w:sz w:val="28"/>
+          <w:szCs w:val="28"/>
+          <w:lang w:eastAsia="en-IN"/>
+        </w:rPr>
+        <w:t xml:space="preserve">); </w:t>
       </w:r>
     </w:p>
     <w:p>
@@ -7894,17 +7917,17 @@
         </w:tabs>
         <w:spacing w:after="0" w:line="240" w:lineRule="auto"/>
         <w:rPr>
-          <w:rFonts w:ascii="Courier New" w:eastAsia="Times New Roman" w:hAnsi="Courier New" w:cs="Courier New"/>
-          <w:sz w:val="21"/>
-          <w:szCs w:val="21"/>
-          <w:lang w:eastAsia="en-IN"/>
-        </w:rPr>
-      </w:pPr>
-      <w:r>
-        <w:rPr>
-          <w:rFonts w:ascii="Courier New" w:eastAsia="Times New Roman" w:hAnsi="Courier New" w:cs="Courier New"/>
-          <w:sz w:val="21"/>
-          <w:szCs w:val="21"/>
+          <w:rFonts w:ascii="Times New Roman" w:eastAsia="Times New Roman" w:hAnsi="Times New Roman" w:cs="Times New Roman"/>
+          <w:sz w:val="28"/>
+          <w:szCs w:val="28"/>
+          <w:lang w:eastAsia="en-IN"/>
+        </w:rPr>
+      </w:pPr>
+      <w:r>
+        <w:rPr>
+          <w:rFonts w:ascii="Times New Roman" w:eastAsia="Times New Roman" w:hAnsi="Times New Roman" w:cs="Times New Roman"/>
+          <w:sz w:val="28"/>
+          <w:szCs w:val="28"/>
           <w:lang w:eastAsia="en-IN"/>
         </w:rPr>
         <w:t xml:space="preserve">    }</w:t>
@@ -7932,9 +7955,9 @@
         </w:tabs>
         <w:spacing w:after="0" w:line="240" w:lineRule="auto"/>
         <w:rPr>
-          <w:rFonts w:ascii="Courier New" w:eastAsia="Times New Roman" w:hAnsi="Courier New" w:cs="Courier New"/>
-          <w:sz w:val="21"/>
-          <w:szCs w:val="21"/>
+          <w:rFonts w:ascii="Times New Roman" w:eastAsia="Times New Roman" w:hAnsi="Times New Roman" w:cs="Times New Roman"/>
+          <w:sz w:val="28"/>
+          <w:szCs w:val="28"/>
           <w:lang w:eastAsia="en-IN"/>
         </w:rPr>
       </w:pPr>
@@ -7961,17 +7984,17 @@
         </w:tabs>
         <w:spacing w:after="0" w:line="240" w:lineRule="auto"/>
         <w:rPr>
-          <w:rFonts w:ascii="Courier New" w:eastAsia="Times New Roman" w:hAnsi="Courier New" w:cs="Courier New"/>
-          <w:sz w:val="21"/>
-          <w:szCs w:val="21"/>
-          <w:lang w:eastAsia="en-IN"/>
-        </w:rPr>
-      </w:pPr>
-      <w:r>
-        <w:rPr>
-          <w:rFonts w:ascii="Courier New" w:eastAsia="Times New Roman" w:hAnsi="Courier New" w:cs="Courier New"/>
-          <w:sz w:val="21"/>
-          <w:szCs w:val="21"/>
+          <w:rFonts w:ascii="Times New Roman" w:eastAsia="Times New Roman" w:hAnsi="Times New Roman" w:cs="Times New Roman"/>
+          <w:sz w:val="28"/>
+          <w:szCs w:val="28"/>
+          <w:lang w:eastAsia="en-IN"/>
+        </w:rPr>
+      </w:pPr>
+      <w:r>
+        <w:rPr>
+          <w:rFonts w:ascii="Times New Roman" w:eastAsia="Times New Roman" w:hAnsi="Times New Roman" w:cs="Times New Roman"/>
+          <w:sz w:val="28"/>
+          <w:szCs w:val="28"/>
           <w:lang w:eastAsia="en-IN"/>
         </w:rPr>
         <w:t xml:space="preserve">    // 2. Customizing Instance Logic</w:t>
@@ -7999,20 +8022,40 @@
         </w:tabs>
         <w:spacing w:after="0" w:line="240" w:lineRule="auto"/>
         <w:rPr>
-          <w:rFonts w:ascii="Courier New" w:eastAsia="Times New Roman" w:hAnsi="Courier New" w:cs="Courier New"/>
-          <w:sz w:val="21"/>
-          <w:szCs w:val="21"/>
-          <w:lang w:eastAsia="en-IN"/>
-        </w:rPr>
-      </w:pPr>
-      <w:r>
-        <w:rPr>
-          <w:rFonts w:ascii="Courier New" w:eastAsia="Times New Roman" w:hAnsi="Courier New" w:cs="Courier New"/>
-          <w:sz w:val="21"/>
-          <w:szCs w:val="21"/>
-          <w:lang w:eastAsia="en-IN"/>
-        </w:rPr>
-        <w:t xml:space="preserve">    @Bean(name = "premiumCar") // You can optionally give the bean a custom name</w:t>
+          <w:rFonts w:ascii="Times New Roman" w:eastAsia="Times New Roman" w:hAnsi="Times New Roman" w:cs="Times New Roman"/>
+          <w:sz w:val="28"/>
+          <w:szCs w:val="28"/>
+          <w:lang w:eastAsia="en-IN"/>
+        </w:rPr>
+      </w:pPr>
+      <w:r>
+        <w:rPr>
+          <w:rFonts w:ascii="Times New Roman" w:eastAsia="Times New Roman" w:hAnsi="Times New Roman" w:cs="Times New Roman"/>
+          <w:sz w:val="28"/>
+          <w:szCs w:val="28"/>
+          <w:lang w:eastAsia="en-IN"/>
+        </w:rPr>
+        <w:t xml:space="preserve">    @</w:t>
+      </w:r>
+      <w:proofErr w:type="gramStart"/>
+      <w:r>
+        <w:rPr>
+          <w:rFonts w:ascii="Times New Roman" w:eastAsia="Times New Roman" w:hAnsi="Times New Roman" w:cs="Times New Roman"/>
+          <w:sz w:val="28"/>
+          <w:szCs w:val="28"/>
+          <w:lang w:eastAsia="en-IN"/>
+        </w:rPr>
+        <w:t>Bean(</w:t>
+      </w:r>
+      <w:proofErr w:type="gramEnd"/>
+      <w:r>
+        <w:rPr>
+          <w:rFonts w:ascii="Times New Roman" w:eastAsia="Times New Roman" w:hAnsi="Times New Roman" w:cs="Times New Roman"/>
+          <w:sz w:val="28"/>
+          <w:szCs w:val="28"/>
+          <w:lang w:eastAsia="en-IN"/>
+        </w:rPr>
+        <w:t>name = "premiumCar") // You can optionally give the bean a custom name</w:t>
       </w:r>
     </w:p>
     <w:p>
@@ -8037,20 +8080,40 @@
         </w:tabs>
         <w:spacing w:after="0" w:line="240" w:lineRule="auto"/>
         <w:rPr>
-          <w:rFonts w:ascii="Courier New" w:eastAsia="Times New Roman" w:hAnsi="Courier New" w:cs="Courier New"/>
-          <w:sz w:val="21"/>
-          <w:szCs w:val="21"/>
-          <w:lang w:eastAsia="en-IN"/>
-        </w:rPr>
-      </w:pPr>
-      <w:r>
-        <w:rPr>
-          <w:rFonts w:ascii="Courier New" w:eastAsia="Times New Roman" w:hAnsi="Courier New" w:cs="Courier New"/>
-          <w:sz w:val="21"/>
-          <w:szCs w:val="21"/>
-          <w:lang w:eastAsia="en-IN"/>
-        </w:rPr>
-        <w:t xml:space="preserve">    public Car premiumCar() {</w:t>
+          <w:rFonts w:ascii="Times New Roman" w:eastAsia="Times New Roman" w:hAnsi="Times New Roman" w:cs="Times New Roman"/>
+          <w:sz w:val="28"/>
+          <w:szCs w:val="28"/>
+          <w:lang w:eastAsia="en-IN"/>
+        </w:rPr>
+      </w:pPr>
+      <w:r>
+        <w:rPr>
+          <w:rFonts w:ascii="Times New Roman" w:eastAsia="Times New Roman" w:hAnsi="Times New Roman" w:cs="Times New Roman"/>
+          <w:sz w:val="28"/>
+          <w:szCs w:val="28"/>
+          <w:lang w:eastAsia="en-IN"/>
+        </w:rPr>
+        <w:t xml:space="preserve">    public Car </w:t>
+      </w:r>
+      <w:proofErr w:type="gramStart"/>
+      <w:r>
+        <w:rPr>
+          <w:rFonts w:ascii="Times New Roman" w:eastAsia="Times New Roman" w:hAnsi="Times New Roman" w:cs="Times New Roman"/>
+          <w:sz w:val="28"/>
+          <w:szCs w:val="28"/>
+          <w:lang w:eastAsia="en-IN"/>
+        </w:rPr>
+        <w:t>premiumCar(</w:t>
+      </w:r>
+      <w:proofErr w:type="gramEnd"/>
+      <w:r>
+        <w:rPr>
+          <w:rFonts w:ascii="Times New Roman" w:eastAsia="Times New Roman" w:hAnsi="Times New Roman" w:cs="Times New Roman"/>
+          <w:sz w:val="28"/>
+          <w:szCs w:val="28"/>
+          <w:lang w:eastAsia="en-IN"/>
+        </w:rPr>
+        <w:t>) {</w:t>
       </w:r>
     </w:p>
     <w:p>
@@ -8075,20 +8138,40 @@
         </w:tabs>
         <w:spacing w:after="0" w:line="240" w:lineRule="auto"/>
         <w:rPr>
-          <w:rFonts w:ascii="Courier New" w:eastAsia="Times New Roman" w:hAnsi="Courier New" w:cs="Courier New"/>
-          <w:sz w:val="21"/>
-          <w:szCs w:val="21"/>
-          <w:lang w:eastAsia="en-IN"/>
-        </w:rPr>
-      </w:pPr>
-      <w:r>
-        <w:rPr>
-          <w:rFonts w:ascii="Courier New" w:eastAsia="Times New Roman" w:hAnsi="Courier New" w:cs="Courier New"/>
-          <w:sz w:val="21"/>
-          <w:szCs w:val="21"/>
-          <w:lang w:eastAsia="en-IN"/>
-        </w:rPr>
-        <w:t xml:space="preserve">        Engine V8Engine = new Engine("V8");</w:t>
+          <w:rFonts w:ascii="Times New Roman" w:eastAsia="Times New Roman" w:hAnsi="Times New Roman" w:cs="Times New Roman"/>
+          <w:sz w:val="28"/>
+          <w:szCs w:val="28"/>
+          <w:lang w:eastAsia="en-IN"/>
+        </w:rPr>
+      </w:pPr>
+      <w:r>
+        <w:rPr>
+          <w:rFonts w:ascii="Times New Roman" w:eastAsia="Times New Roman" w:hAnsi="Times New Roman" w:cs="Times New Roman"/>
+          <w:sz w:val="28"/>
+          <w:szCs w:val="28"/>
+          <w:lang w:eastAsia="en-IN"/>
+        </w:rPr>
+        <w:t xml:space="preserve">        Engine V8Engine = new </w:t>
+      </w:r>
+      <w:proofErr w:type="gramStart"/>
+      <w:r>
+        <w:rPr>
+          <w:rFonts w:ascii="Times New Roman" w:eastAsia="Times New Roman" w:hAnsi="Times New Roman" w:cs="Times New Roman"/>
+          <w:sz w:val="28"/>
+          <w:szCs w:val="28"/>
+          <w:lang w:eastAsia="en-IN"/>
+        </w:rPr>
+        <w:t>Engine(</w:t>
+      </w:r>
+      <w:proofErr w:type="gramEnd"/>
+      <w:r>
+        <w:rPr>
+          <w:rFonts w:ascii="Times New Roman" w:eastAsia="Times New Roman" w:hAnsi="Times New Roman" w:cs="Times New Roman"/>
+          <w:sz w:val="28"/>
+          <w:szCs w:val="28"/>
+          <w:lang w:eastAsia="en-IN"/>
+        </w:rPr>
+        <w:t>"V8");</w:t>
       </w:r>
     </w:p>
     <w:p>
@@ -8113,17 +8196,17 @@
         </w:tabs>
         <w:spacing w:after="0" w:line="240" w:lineRule="auto"/>
         <w:rPr>
-          <w:rFonts w:ascii="Courier New" w:eastAsia="Times New Roman" w:hAnsi="Courier New" w:cs="Courier New"/>
-          <w:sz w:val="21"/>
-          <w:szCs w:val="21"/>
-          <w:lang w:eastAsia="en-IN"/>
-        </w:rPr>
-      </w:pPr>
-      <w:r>
-        <w:rPr>
-          <w:rFonts w:ascii="Courier New" w:eastAsia="Times New Roman" w:hAnsi="Courier New" w:cs="Courier New"/>
-          <w:sz w:val="21"/>
-          <w:szCs w:val="21"/>
+          <w:rFonts w:ascii="Times New Roman" w:eastAsia="Times New Roman" w:hAnsi="Times New Roman" w:cs="Times New Roman"/>
+          <w:sz w:val="28"/>
+          <w:szCs w:val="28"/>
+          <w:lang w:eastAsia="en-IN"/>
+        </w:rPr>
+      </w:pPr>
+      <w:r>
+        <w:rPr>
+          <w:rFonts w:ascii="Times New Roman" w:eastAsia="Times New Roman" w:hAnsi="Times New Roman" w:cs="Times New Roman"/>
+          <w:sz w:val="28"/>
+          <w:szCs w:val="28"/>
           <w:lang w:eastAsia="en-IN"/>
         </w:rPr>
         <w:t xml:space="preserve">        Car luxuryCar = new Car(V8Engine);</w:t>
@@ -8151,17 +8234,17 @@
         </w:tabs>
         <w:spacing w:after="0" w:line="240" w:lineRule="auto"/>
         <w:rPr>
-          <w:rFonts w:ascii="Courier New" w:eastAsia="Times New Roman" w:hAnsi="Courier New" w:cs="Courier New"/>
-          <w:sz w:val="21"/>
-          <w:szCs w:val="21"/>
-          <w:lang w:eastAsia="en-IN"/>
-        </w:rPr>
-      </w:pPr>
-      <w:r>
-        <w:rPr>
-          <w:rFonts w:ascii="Courier New" w:eastAsia="Times New Roman" w:hAnsi="Courier New" w:cs="Courier New"/>
-          <w:sz w:val="21"/>
-          <w:szCs w:val="21"/>
+          <w:rFonts w:ascii="Times New Roman" w:eastAsia="Times New Roman" w:hAnsi="Times New Roman" w:cs="Times New Roman"/>
+          <w:sz w:val="28"/>
+          <w:szCs w:val="28"/>
+          <w:lang w:eastAsia="en-IN"/>
+        </w:rPr>
+      </w:pPr>
+      <w:r>
+        <w:rPr>
+          <w:rFonts w:ascii="Times New Roman" w:eastAsia="Times New Roman" w:hAnsi="Times New Roman" w:cs="Times New Roman"/>
+          <w:sz w:val="28"/>
+          <w:szCs w:val="28"/>
           <w:lang w:eastAsia="en-IN"/>
         </w:rPr>
         <w:t xml:space="preserve">        luxuryCar.setSunroof(true); // Explicit custom setup</w:t>
@@ -8189,17 +8272,17 @@
         </w:tabs>
         <w:spacing w:after="0" w:line="240" w:lineRule="auto"/>
         <w:rPr>
-          <w:rFonts w:ascii="Courier New" w:eastAsia="Times New Roman" w:hAnsi="Courier New" w:cs="Courier New"/>
-          <w:sz w:val="21"/>
-          <w:szCs w:val="21"/>
-          <w:lang w:eastAsia="en-IN"/>
-        </w:rPr>
-      </w:pPr>
-      <w:r>
-        <w:rPr>
-          <w:rFonts w:ascii="Courier New" w:eastAsia="Times New Roman" w:hAnsi="Courier New" w:cs="Courier New"/>
-          <w:sz w:val="21"/>
-          <w:szCs w:val="21"/>
+          <w:rFonts w:ascii="Times New Roman" w:eastAsia="Times New Roman" w:hAnsi="Times New Roman" w:cs="Times New Roman"/>
+          <w:sz w:val="28"/>
+          <w:szCs w:val="28"/>
+          <w:lang w:eastAsia="en-IN"/>
+        </w:rPr>
+      </w:pPr>
+      <w:r>
+        <w:rPr>
+          <w:rFonts w:ascii="Times New Roman" w:eastAsia="Times New Roman" w:hAnsi="Times New Roman" w:cs="Times New Roman"/>
+          <w:sz w:val="28"/>
+          <w:szCs w:val="28"/>
           <w:lang w:eastAsia="en-IN"/>
         </w:rPr>
         <w:t xml:space="preserve">        return luxuryCar; </w:t>
@@ -8227,17 +8310,17 @@
         </w:tabs>
         <w:spacing w:after="0" w:line="240" w:lineRule="auto"/>
         <w:rPr>
-          <w:rFonts w:ascii="Courier New" w:eastAsia="Times New Roman" w:hAnsi="Courier New" w:cs="Courier New"/>
-          <w:sz w:val="21"/>
-          <w:szCs w:val="21"/>
-          <w:lang w:eastAsia="en-IN"/>
-        </w:rPr>
-      </w:pPr>
-      <w:r>
-        <w:rPr>
-          <w:rFonts w:ascii="Courier New" w:eastAsia="Times New Roman" w:hAnsi="Courier New" w:cs="Courier New"/>
-          <w:sz w:val="21"/>
-          <w:szCs w:val="21"/>
+          <w:rFonts w:ascii="Times New Roman" w:eastAsia="Times New Roman" w:hAnsi="Times New Roman" w:cs="Times New Roman"/>
+          <w:sz w:val="28"/>
+          <w:szCs w:val="28"/>
+          <w:lang w:eastAsia="en-IN"/>
+        </w:rPr>
+      </w:pPr>
+      <w:r>
+        <w:rPr>
+          <w:rFonts w:ascii="Times New Roman" w:eastAsia="Times New Roman" w:hAnsi="Times New Roman" w:cs="Times New Roman"/>
+          <w:sz w:val="28"/>
+          <w:szCs w:val="28"/>
           <w:lang w:eastAsia="en-IN"/>
         </w:rPr>
         <w:t xml:space="preserve">    }</w:t>
@@ -8265,17 +8348,17 @@
         </w:tabs>
         <w:spacing w:after="0" w:line="240" w:lineRule="auto"/>
         <w:rPr>
-          <w:rFonts w:ascii="Courier New" w:eastAsia="Times New Roman" w:hAnsi="Courier New" w:cs="Courier New"/>
-          <w:sz w:val="21"/>
-          <w:szCs w:val="21"/>
-          <w:lang w:eastAsia="en-IN"/>
-        </w:rPr>
-      </w:pPr>
-      <w:r>
-        <w:rPr>
-          <w:rFonts w:ascii="Courier New" w:eastAsia="Times New Roman" w:hAnsi="Courier New" w:cs="Courier New"/>
-          <w:sz w:val="21"/>
-          <w:szCs w:val="21"/>
+          <w:rFonts w:ascii="Times New Roman" w:eastAsia="Times New Roman" w:hAnsi="Times New Roman" w:cs="Times New Roman"/>
+          <w:sz w:val="28"/>
+          <w:szCs w:val="28"/>
+          <w:lang w:eastAsia="en-IN"/>
+        </w:rPr>
+      </w:pPr>
+      <w:r>
+        <w:rPr>
+          <w:rFonts w:ascii="Times New Roman" w:eastAsia="Times New Roman" w:hAnsi="Times New Roman" w:cs="Times New Roman"/>
+          <w:sz w:val="28"/>
+          <w:szCs w:val="28"/>
           <w:lang w:eastAsia="en-IN"/>
         </w:rPr>
         <w:t>}</w:t>
@@ -8285,17 +8368,17 @@
       <w:pPr>
         <w:spacing w:after="0" w:line="240" w:lineRule="auto"/>
         <w:rPr>
-          <w:rFonts w:ascii="Arial" w:eastAsia="Times New Roman" w:hAnsi="Arial" w:cs="Arial"/>
-          <w:sz w:val="18"/>
-          <w:szCs w:val="18"/>
-          <w:lang w:eastAsia="en-IN"/>
-        </w:rPr>
-      </w:pPr>
-      <w:r>
-        <w:rPr>
-          <w:rFonts w:ascii="Arial" w:eastAsia="Times New Roman" w:hAnsi="Arial" w:cs="Arial"/>
-          <w:sz w:val="18"/>
-          <w:szCs w:val="18"/>
+          <w:rFonts w:ascii="Times New Roman" w:eastAsia="Times New Roman" w:hAnsi="Times New Roman" w:cs="Times New Roman"/>
+          <w:sz w:val="28"/>
+          <w:szCs w:val="28"/>
+          <w:lang w:eastAsia="en-IN"/>
+        </w:rPr>
+      </w:pPr>
+      <w:r>
+        <w:rPr>
+          <w:rFonts w:ascii="Times New Roman" w:eastAsia="Times New Roman" w:hAnsi="Times New Roman" w:cs="Times New Roman"/>
+          <w:sz w:val="28"/>
+          <w:szCs w:val="28"/>
           <w:lang w:eastAsia="en-IN"/>
         </w:rPr>
         <w:t>Use code with caution.</w:t>
@@ -8305,46 +8388,25 @@
       <w:pPr>
         <w:spacing w:line="240" w:lineRule="auto"/>
         <w:rPr>
-          <w:rFonts w:ascii="Arial" w:eastAsia="Times New Roman" w:hAnsi="Arial" w:cs="Arial"/>
+          <w:rFonts w:ascii="Times New Roman" w:eastAsia="Times New Roman" w:hAnsi="Times New Roman" w:cs="Times New Roman"/>
           <w:b/>
           <w:bCs/>
-          <w:sz w:val="30"/>
-          <w:szCs w:val="30"/>
-          <w:lang w:eastAsia="en-IN"/>
-        </w:rPr>
-      </w:pPr>
-      <w:r>
-        <w:rPr>
-          <w:rFonts w:ascii="Arial" w:eastAsia="Times New Roman" w:hAnsi="Arial" w:cs="Arial"/>
+          <w:sz w:val="28"/>
+          <w:szCs w:val="28"/>
+          <w:lang w:eastAsia="en-IN"/>
+        </w:rPr>
+      </w:pPr>
+      <w:r>
+        <w:rPr>
+          <w:rFonts w:ascii="Times New Roman" w:eastAsia="Times New Roman" w:hAnsi="Times New Roman" w:cs="Times New Roman"/>
           <w:b/>
           <w:bCs/>
-          <w:sz w:val="30"/>
-          <w:szCs w:val="30"/>
-          <w:lang w:eastAsia="en-IN"/>
-        </w:rPr>
-        <w:t xml:space="preserve">When should you use </w:t>
-      </w:r>
-      <w:r>
-        <w:rPr>
-          <w:rFonts w:ascii="Courier New" w:eastAsia="Times New Roman" w:hAnsi="Courier New" w:cs="Courier New"/>
-          <w:b/>
-          <w:bCs/>
-          <w:sz w:val="21"/>
-          <w:szCs w:val="21"/>
-          <w:lang w:eastAsia="en-IN"/>
-        </w:rPr>
-        <w:t>@Bean</w:t>
-      </w:r>
-      <w:r>
-        <w:rPr>
-          <w:rFonts w:ascii="Arial" w:eastAsia="Times New Roman" w:hAnsi="Arial" w:cs="Arial"/>
-          <w:b/>
-          <w:bCs/>
-          <w:sz w:val="30"/>
-          <w:szCs w:val="30"/>
-          <w:lang w:eastAsia="en-IN"/>
-        </w:rPr>
-        <w:t>?</w:t>
+          <w:sz w:val="28"/>
+          <w:szCs w:val="28"/>
+          <w:lang w:eastAsia="en-IN"/>
+        </w:rPr>
+        <w:lastRenderedPageBreak/>
+        <w:t>When should you use @Bean?</w:t>
       </w:r>
     </w:p>
     <w:p>
@@ -8355,75 +8417,39 @@
         </w:numPr>
         <w:spacing w:after="0" w:line="240" w:lineRule="auto"/>
         <w:rPr>
-          <w:rFonts w:ascii="Arial" w:eastAsia="Times New Roman" w:hAnsi="Arial" w:cs="Arial"/>
-          <w:sz w:val="24"/>
-          <w:szCs w:val="24"/>
-          <w:lang w:eastAsia="en-IN"/>
-        </w:rPr>
-      </w:pPr>
-      <w:r>
-        <w:rPr>
-          <w:rFonts w:ascii="Arial" w:eastAsia="Times New Roman" w:hAnsi="Arial" w:cs="Arial"/>
+          <w:rFonts w:ascii="Times New Roman" w:eastAsia="Times New Roman" w:hAnsi="Times New Roman" w:cs="Times New Roman"/>
+          <w:sz w:val="28"/>
+          <w:szCs w:val="28"/>
+          <w:lang w:eastAsia="en-IN"/>
+        </w:rPr>
+      </w:pPr>
+      <w:r>
+        <w:rPr>
+          <w:rFonts w:ascii="Times New Roman" w:eastAsia="Times New Roman" w:hAnsi="Times New Roman" w:cs="Times New Roman"/>
           <w:b/>
           <w:bCs/>
-          <w:sz w:val="24"/>
-          <w:szCs w:val="24"/>
+          <w:sz w:val="28"/>
+          <w:szCs w:val="28"/>
           <w:lang w:eastAsia="en-IN"/>
         </w:rPr>
         <w:t>Integrating Third-Party Libraries:</w:t>
       </w:r>
       <w:r>
         <w:rPr>
-          <w:rFonts w:ascii="Arial" w:eastAsia="Times New Roman" w:hAnsi="Arial" w:cs="Arial"/>
-          <w:sz w:val="24"/>
-          <w:szCs w:val="24"/>
-          <w:lang w:eastAsia="en-IN"/>
-        </w:rPr>
-        <w:t xml:space="preserve"> If you want to use external tools like </w:t>
-      </w:r>
-      <w:r>
-        <w:rPr>
-          <w:rFonts w:ascii="Courier New" w:eastAsia="Times New Roman" w:hAnsi="Courier New" w:cs="Courier New"/>
-          <w:sz w:val="21"/>
-          <w:szCs w:val="21"/>
-          <w:lang w:eastAsia="en-IN"/>
-        </w:rPr>
-        <w:t>RestTemplate</w:t>
-      </w:r>
-      <w:r>
-        <w:rPr>
-          <w:rFonts w:ascii="Arial" w:eastAsia="Times New Roman" w:hAnsi="Arial" w:cs="Arial"/>
-          <w:sz w:val="24"/>
-          <w:szCs w:val="24"/>
-          <w:lang w:eastAsia="en-IN"/>
-        </w:rPr>
-        <w:t xml:space="preserve">, </w:t>
-      </w:r>
-      <w:r>
-        <w:rPr>
-          <w:rFonts w:ascii="Courier New" w:eastAsia="Times New Roman" w:hAnsi="Courier New" w:cs="Courier New"/>
-          <w:sz w:val="21"/>
-          <w:szCs w:val="21"/>
-          <w:lang w:eastAsia="en-IN"/>
-        </w:rPr>
-        <w:t>ObjectMapper</w:t>
-      </w:r>
-      <w:r>
-        <w:rPr>
-          <w:rFonts w:ascii="Arial" w:eastAsia="Times New Roman" w:hAnsi="Arial" w:cs="Arial"/>
-          <w:sz w:val="24"/>
-          <w:szCs w:val="24"/>
-          <w:lang w:eastAsia="en-IN"/>
-        </w:rPr>
-        <w:t xml:space="preserve"> (Jackson), or database data sources as inject-ready components. [</w:t>
+          <w:rFonts w:ascii="Times New Roman" w:eastAsia="Times New Roman" w:hAnsi="Times New Roman" w:cs="Times New Roman"/>
+          <w:sz w:val="28"/>
+          <w:szCs w:val="28"/>
+          <w:lang w:eastAsia="en-IN"/>
+        </w:rPr>
+        <w:t xml:space="preserve"> If you want to use external tools like RestTemplate, ObjectMapper (Jackson), or database data sources as inject-ready components. [</w:t>
       </w:r>
       <w:hyperlink r:id="rId46" w:history="1">
         <w:r>
           <w:rPr>
-            <w:rFonts w:ascii="Arial" w:eastAsia="Times New Roman" w:hAnsi="Arial" w:cs="Arial"/>
+            <w:rFonts w:ascii="Times New Roman" w:eastAsia="Times New Roman" w:hAnsi="Times New Roman" w:cs="Times New Roman"/>
             <w:color w:val="0000FF"/>
-            <w:sz w:val="24"/>
-            <w:szCs w:val="24"/>
+            <w:sz w:val="28"/>
+            <w:szCs w:val="28"/>
             <w:u w:val="single"/>
             <w:lang w:eastAsia="en-IN"/>
           </w:rPr>
@@ -8432,9 +8458,9 @@
       </w:hyperlink>
       <w:r>
         <w:rPr>
-          <w:rFonts w:ascii="Arial" w:eastAsia="Times New Roman" w:hAnsi="Arial" w:cs="Arial"/>
-          <w:sz w:val="24"/>
-          <w:szCs w:val="24"/>
+          <w:rFonts w:ascii="Times New Roman" w:eastAsia="Times New Roman" w:hAnsi="Times New Roman" w:cs="Times New Roman"/>
+          <w:sz w:val="28"/>
+          <w:szCs w:val="28"/>
           <w:lang w:eastAsia="en-IN"/>
         </w:rPr>
         <w:t xml:space="preserve">, </w:t>
@@ -8442,10 +8468,10 @@
       <w:hyperlink r:id="rId47" w:history="1">
         <w:r>
           <w:rPr>
-            <w:rFonts w:ascii="Arial" w:eastAsia="Times New Roman" w:hAnsi="Arial" w:cs="Arial"/>
+            <w:rFonts w:ascii="Times New Roman" w:eastAsia="Times New Roman" w:hAnsi="Times New Roman" w:cs="Times New Roman"/>
             <w:color w:val="0000FF"/>
-            <w:sz w:val="24"/>
-            <w:szCs w:val="24"/>
+            <w:sz w:val="28"/>
+            <w:szCs w:val="28"/>
             <w:u w:val="single"/>
             <w:lang w:eastAsia="en-IN"/>
           </w:rPr>
@@ -8454,9 +8480,9 @@
       </w:hyperlink>
       <w:r>
         <w:rPr>
-          <w:rFonts w:ascii="Arial" w:eastAsia="Times New Roman" w:hAnsi="Arial" w:cs="Arial"/>
-          <w:sz w:val="24"/>
-          <w:szCs w:val="24"/>
+          <w:rFonts w:ascii="Times New Roman" w:eastAsia="Times New Roman" w:hAnsi="Times New Roman" w:cs="Times New Roman"/>
+          <w:sz w:val="28"/>
+          <w:szCs w:val="28"/>
           <w:lang w:eastAsia="en-IN"/>
         </w:rPr>
         <w:t xml:space="preserve">, </w:t>
@@ -8464,10 +8490,10 @@
       <w:hyperlink r:id="rId48" w:history="1">
         <w:r>
           <w:rPr>
-            <w:rFonts w:ascii="Arial" w:eastAsia="Times New Roman" w:hAnsi="Arial" w:cs="Arial"/>
+            <w:rFonts w:ascii="Times New Roman" w:eastAsia="Times New Roman" w:hAnsi="Times New Roman" w:cs="Times New Roman"/>
             <w:color w:val="0000FF"/>
-            <w:sz w:val="24"/>
-            <w:szCs w:val="24"/>
+            <w:sz w:val="28"/>
+            <w:szCs w:val="28"/>
             <w:u w:val="single"/>
             <w:lang w:eastAsia="en-IN"/>
           </w:rPr>
@@ -8476,9 +8502,9 @@
       </w:hyperlink>
       <w:r>
         <w:rPr>
-          <w:rFonts w:ascii="Arial" w:eastAsia="Times New Roman" w:hAnsi="Arial" w:cs="Arial"/>
-          <w:sz w:val="24"/>
-          <w:szCs w:val="24"/>
+          <w:rFonts w:ascii="Times New Roman" w:eastAsia="Times New Roman" w:hAnsi="Times New Roman" w:cs="Times New Roman"/>
+          <w:sz w:val="28"/>
+          <w:szCs w:val="28"/>
           <w:lang w:eastAsia="en-IN"/>
         </w:rPr>
         <w:t>]</w:t>
@@ -8492,28 +8518,28 @@
         </w:numPr>
         <w:spacing w:after="0" w:line="240" w:lineRule="auto"/>
         <w:rPr>
-          <w:rFonts w:ascii="Arial" w:eastAsia="Times New Roman" w:hAnsi="Arial" w:cs="Arial"/>
-          <w:sz w:val="24"/>
-          <w:szCs w:val="24"/>
-          <w:lang w:eastAsia="en-IN"/>
-        </w:rPr>
-      </w:pPr>
-      <w:r>
-        <w:rPr>
-          <w:rFonts w:ascii="Arial" w:eastAsia="Times New Roman" w:hAnsi="Arial" w:cs="Arial"/>
+          <w:rFonts w:ascii="Times New Roman" w:eastAsia="Times New Roman" w:hAnsi="Times New Roman" w:cs="Times New Roman"/>
+          <w:sz w:val="28"/>
+          <w:szCs w:val="28"/>
+          <w:lang w:eastAsia="en-IN"/>
+        </w:rPr>
+      </w:pPr>
+      <w:r>
+        <w:rPr>
+          <w:rFonts w:ascii="Times New Roman" w:eastAsia="Times New Roman" w:hAnsi="Times New Roman" w:cs="Times New Roman"/>
           <w:b/>
           <w:bCs/>
-          <w:sz w:val="24"/>
-          <w:szCs w:val="24"/>
+          <w:sz w:val="28"/>
+          <w:szCs w:val="28"/>
           <w:lang w:eastAsia="en-IN"/>
         </w:rPr>
         <w:t>Conditional or Complex Custom Setup:</w:t>
       </w:r>
       <w:r>
         <w:rPr>
-          <w:rFonts w:ascii="Arial" w:eastAsia="Times New Roman" w:hAnsi="Arial" w:cs="Arial"/>
-          <w:sz w:val="24"/>
-          <w:szCs w:val="24"/>
+          <w:rFonts w:ascii="Times New Roman" w:eastAsia="Times New Roman" w:hAnsi="Times New Roman" w:cs="Times New Roman"/>
+          <w:sz w:val="28"/>
+          <w:szCs w:val="28"/>
           <w:lang w:eastAsia="en-IN"/>
         </w:rPr>
         <w:t xml:space="preserve"> When creating an object requires heavy setup logic, reading specific environment properties, or executing logic that a simple constructor cannot handle. [</w:t>
@@ -8521,10 +8547,10 @@
       <w:hyperlink r:id="rId49" w:history="1">
         <w:r>
           <w:rPr>
-            <w:rFonts w:ascii="Arial" w:eastAsia="Times New Roman" w:hAnsi="Arial" w:cs="Arial"/>
+            <w:rFonts w:ascii="Times New Roman" w:eastAsia="Times New Roman" w:hAnsi="Times New Roman" w:cs="Times New Roman"/>
             <w:color w:val="0000FF"/>
-            <w:sz w:val="24"/>
-            <w:szCs w:val="24"/>
+            <w:sz w:val="28"/>
+            <w:szCs w:val="28"/>
             <w:u w:val="single"/>
             <w:lang w:eastAsia="en-IN"/>
           </w:rPr>
@@ -8533,9 +8559,9 @@
       </w:hyperlink>
       <w:r>
         <w:rPr>
-          <w:rFonts w:ascii="Arial" w:eastAsia="Times New Roman" w:hAnsi="Arial" w:cs="Arial"/>
-          <w:sz w:val="24"/>
-          <w:szCs w:val="24"/>
+          <w:rFonts w:ascii="Times New Roman" w:eastAsia="Times New Roman" w:hAnsi="Times New Roman" w:cs="Times New Roman"/>
+          <w:sz w:val="28"/>
+          <w:szCs w:val="28"/>
           <w:lang w:eastAsia="en-IN"/>
         </w:rPr>
         <w:t xml:space="preserve">, </w:t>
@@ -8543,10 +8569,10 @@
       <w:hyperlink r:id="rId50" w:history="1">
         <w:r>
           <w:rPr>
-            <w:rFonts w:ascii="Arial" w:eastAsia="Times New Roman" w:hAnsi="Arial" w:cs="Arial"/>
+            <w:rFonts w:ascii="Times New Roman" w:eastAsia="Times New Roman" w:hAnsi="Times New Roman" w:cs="Times New Roman"/>
             <w:color w:val="0000FF"/>
-            <w:sz w:val="24"/>
-            <w:szCs w:val="24"/>
+            <w:sz w:val="28"/>
+            <w:szCs w:val="28"/>
             <w:u w:val="single"/>
             <w:lang w:eastAsia="en-IN"/>
           </w:rPr>
@@ -8555,9 +8581,9 @@
       </w:hyperlink>
       <w:r>
         <w:rPr>
-          <w:rFonts w:ascii="Arial" w:eastAsia="Times New Roman" w:hAnsi="Arial" w:cs="Arial"/>
-          <w:sz w:val="24"/>
-          <w:szCs w:val="24"/>
+          <w:rFonts w:ascii="Times New Roman" w:eastAsia="Times New Roman" w:hAnsi="Times New Roman" w:cs="Times New Roman"/>
+          <w:sz w:val="28"/>
+          <w:szCs w:val="28"/>
           <w:lang w:eastAsia="en-IN"/>
         </w:rPr>
         <w:t>]</w:t>
@@ -8571,28 +8597,28 @@
         </w:numPr>
         <w:spacing w:after="0" w:line="240" w:lineRule="auto"/>
         <w:rPr>
-          <w:rFonts w:ascii="Arial" w:eastAsia="Times New Roman" w:hAnsi="Arial" w:cs="Arial"/>
-          <w:sz w:val="24"/>
-          <w:szCs w:val="24"/>
-          <w:lang w:eastAsia="en-IN"/>
-        </w:rPr>
-      </w:pPr>
-      <w:r>
-        <w:rPr>
-          <w:rFonts w:ascii="Arial" w:eastAsia="Times New Roman" w:hAnsi="Arial" w:cs="Arial"/>
+          <w:rFonts w:ascii="Times New Roman" w:eastAsia="Times New Roman" w:hAnsi="Times New Roman" w:cs="Times New Roman"/>
+          <w:sz w:val="28"/>
+          <w:szCs w:val="28"/>
+          <w:lang w:eastAsia="en-IN"/>
+        </w:rPr>
+      </w:pPr>
+      <w:r>
+        <w:rPr>
+          <w:rFonts w:ascii="Times New Roman" w:eastAsia="Times New Roman" w:hAnsi="Times New Roman" w:cs="Times New Roman"/>
           <w:b/>
           <w:bCs/>
-          <w:sz w:val="24"/>
-          <w:szCs w:val="24"/>
+          <w:sz w:val="28"/>
+          <w:szCs w:val="28"/>
           <w:lang w:eastAsia="en-IN"/>
         </w:rPr>
         <w:t>Decoupling Configuration:</w:t>
       </w:r>
       <w:r>
         <w:rPr>
-          <w:rFonts w:ascii="Arial" w:eastAsia="Times New Roman" w:hAnsi="Arial" w:cs="Arial"/>
-          <w:sz w:val="24"/>
-          <w:szCs w:val="24"/>
+          <w:rFonts w:ascii="Times New Roman" w:eastAsia="Times New Roman" w:hAnsi="Times New Roman" w:cs="Times New Roman"/>
+          <w:sz w:val="28"/>
+          <w:szCs w:val="28"/>
           <w:lang w:eastAsia="en-IN"/>
         </w:rPr>
         <w:t xml:space="preserve"> Keeping your business logic classes "clean" and placing all wiring infrastructure code in one centralized configuration location. [</w:t>
@@ -8600,10 +8626,10 @@
       <w:hyperlink r:id="rId51" w:history="1">
         <w:r>
           <w:rPr>
-            <w:rFonts w:ascii="Arial" w:eastAsia="Times New Roman" w:hAnsi="Arial" w:cs="Arial"/>
+            <w:rFonts w:ascii="Times New Roman" w:eastAsia="Times New Roman" w:hAnsi="Times New Roman" w:cs="Times New Roman"/>
             <w:color w:val="0000FF"/>
-            <w:sz w:val="24"/>
-            <w:szCs w:val="24"/>
+            <w:sz w:val="28"/>
+            <w:szCs w:val="28"/>
             <w:u w:val="single"/>
             <w:lang w:eastAsia="en-IN"/>
           </w:rPr>
@@ -8612,9 +8638,9 @@
       </w:hyperlink>
       <w:r>
         <w:rPr>
-          <w:rFonts w:ascii="Arial" w:eastAsia="Times New Roman" w:hAnsi="Arial" w:cs="Arial"/>
-          <w:sz w:val="24"/>
-          <w:szCs w:val="24"/>
+          <w:rFonts w:ascii="Times New Roman" w:eastAsia="Times New Roman" w:hAnsi="Times New Roman" w:cs="Times New Roman"/>
+          <w:sz w:val="28"/>
+          <w:szCs w:val="28"/>
           <w:lang w:eastAsia="en-IN"/>
         </w:rPr>
         <w:t>]</w:t>
@@ -8624,57 +8650,57 @@
       <w:pPr>
         <w:spacing w:line="240" w:lineRule="auto"/>
         <w:rPr>
-          <w:rFonts w:ascii="Arial" w:eastAsia="Times New Roman" w:hAnsi="Arial" w:cs="Arial"/>
-          <w:sz w:val="24"/>
-          <w:szCs w:val="24"/>
-          <w:lang w:eastAsia="en-IN"/>
-        </w:rPr>
-      </w:pPr>
-      <w:r>
-        <w:rPr>
-          <w:rFonts w:ascii="Arial" w:eastAsia="Times New Roman" w:hAnsi="Arial" w:cs="Arial"/>
-          <w:sz w:val="24"/>
-          <w:szCs w:val="24"/>
+          <w:rFonts w:ascii="Times New Roman" w:eastAsia="Times New Roman" w:hAnsi="Times New Roman" w:cs="Times New Roman"/>
+          <w:sz w:val="28"/>
+          <w:szCs w:val="28"/>
+          <w:lang w:eastAsia="en-IN"/>
+        </w:rPr>
+      </w:pPr>
+      <w:r>
+        <w:rPr>
+          <w:rFonts w:ascii="Times New Roman" w:eastAsia="Times New Roman" w:hAnsi="Times New Roman" w:cs="Times New Roman"/>
+          <w:sz w:val="28"/>
+          <w:szCs w:val="28"/>
           <w:lang w:eastAsia="en-IN"/>
         </w:rPr>
         <w:t xml:space="preserve">Are you trying to expose a </w:t>
       </w:r>
       <w:r>
         <w:rPr>
-          <w:rFonts w:ascii="Arial" w:eastAsia="Times New Roman" w:hAnsi="Arial" w:cs="Arial"/>
+          <w:rFonts w:ascii="Times New Roman" w:eastAsia="Times New Roman" w:hAnsi="Times New Roman" w:cs="Times New Roman"/>
           <w:b/>
           <w:bCs/>
-          <w:sz w:val="24"/>
-          <w:szCs w:val="24"/>
+          <w:sz w:val="28"/>
+          <w:szCs w:val="28"/>
           <w:lang w:eastAsia="en-IN"/>
         </w:rPr>
         <w:t>third-party library class</w:t>
       </w:r>
       <w:r>
         <w:rPr>
-          <w:rFonts w:ascii="Arial" w:eastAsia="Times New Roman" w:hAnsi="Arial" w:cs="Arial"/>
-          <w:sz w:val="24"/>
-          <w:szCs w:val="24"/>
+          <w:rFonts w:ascii="Times New Roman" w:eastAsia="Times New Roman" w:hAnsi="Times New Roman" w:cs="Times New Roman"/>
+          <w:sz w:val="28"/>
+          <w:szCs w:val="28"/>
           <w:lang w:eastAsia="en-IN"/>
         </w:rPr>
         <w:t xml:space="preserve"> as a bean, or are you trying to resolve an </w:t>
       </w:r>
       <w:r>
         <w:rPr>
-          <w:rFonts w:ascii="Arial" w:eastAsia="Times New Roman" w:hAnsi="Arial" w:cs="Arial"/>
+          <w:rFonts w:ascii="Times New Roman" w:eastAsia="Times New Roman" w:hAnsi="Times New Roman" w:cs="Times New Roman"/>
           <w:b/>
           <w:bCs/>
-          <w:sz w:val="24"/>
-          <w:szCs w:val="24"/>
+          <w:sz w:val="28"/>
+          <w:szCs w:val="28"/>
           <w:lang w:eastAsia="en-IN"/>
         </w:rPr>
         <w:t>ambiguity issue</w:t>
       </w:r>
       <w:r>
         <w:rPr>
-          <w:rFonts w:ascii="Arial" w:eastAsia="Times New Roman" w:hAnsi="Arial" w:cs="Arial"/>
-          <w:sz w:val="24"/>
-          <w:szCs w:val="24"/>
+          <w:rFonts w:ascii="Times New Roman" w:eastAsia="Times New Roman" w:hAnsi="Times New Roman" w:cs="Times New Roman"/>
+          <w:sz w:val="28"/>
+          <w:szCs w:val="28"/>
           <w:lang w:eastAsia="en-IN"/>
         </w:rPr>
         <w:t xml:space="preserve"> (like having two beans of the identical class type)? Let me know your exact use case! [</w:t>
@@ -8682,10 +8708,10 @@
       <w:hyperlink r:id="rId52" w:history="1">
         <w:r>
           <w:rPr>
-            <w:rFonts w:ascii="Arial" w:eastAsia="Times New Roman" w:hAnsi="Arial" w:cs="Arial"/>
+            <w:rFonts w:ascii="Times New Roman" w:eastAsia="Times New Roman" w:hAnsi="Times New Roman" w:cs="Times New Roman"/>
             <w:color w:val="0000FF"/>
-            <w:sz w:val="24"/>
-            <w:szCs w:val="24"/>
+            <w:sz w:val="28"/>
+            <w:szCs w:val="28"/>
             <w:u w:val="single"/>
             <w:lang w:eastAsia="en-IN"/>
           </w:rPr>
@@ -8694,9 +8720,9 @@
       </w:hyperlink>
       <w:r>
         <w:rPr>
-          <w:rFonts w:ascii="Arial" w:eastAsia="Times New Roman" w:hAnsi="Arial" w:cs="Arial"/>
-          <w:sz w:val="24"/>
-          <w:szCs w:val="24"/>
+          <w:rFonts w:ascii="Times New Roman" w:eastAsia="Times New Roman" w:hAnsi="Times New Roman" w:cs="Times New Roman"/>
+          <w:sz w:val="28"/>
+          <w:szCs w:val="28"/>
           <w:lang w:eastAsia="en-IN"/>
         </w:rPr>
         <w:t xml:space="preserve">, </w:t>
@@ -8704,10 +8730,10 @@
       <w:hyperlink r:id="rId53" w:history="1">
         <w:r>
           <w:rPr>
-            <w:rFonts w:ascii="Arial" w:eastAsia="Times New Roman" w:hAnsi="Arial" w:cs="Arial"/>
+            <w:rFonts w:ascii="Times New Roman" w:eastAsia="Times New Roman" w:hAnsi="Times New Roman" w:cs="Times New Roman"/>
             <w:color w:val="0000FF"/>
-            <w:sz w:val="24"/>
-            <w:szCs w:val="24"/>
+            <w:sz w:val="28"/>
+            <w:szCs w:val="28"/>
             <w:u w:val="single"/>
             <w:lang w:eastAsia="en-IN"/>
           </w:rPr>
@@ -8716,9 +8742,9 @@
       </w:hyperlink>
       <w:r>
         <w:rPr>
-          <w:rFonts w:ascii="Arial" w:eastAsia="Times New Roman" w:hAnsi="Arial" w:cs="Arial"/>
-          <w:sz w:val="24"/>
-          <w:szCs w:val="24"/>
+          <w:rFonts w:ascii="Times New Roman" w:eastAsia="Times New Roman" w:hAnsi="Times New Roman" w:cs="Times New Roman"/>
+          <w:sz w:val="28"/>
+          <w:szCs w:val="28"/>
           <w:lang w:eastAsia="en-IN"/>
         </w:rPr>
         <w:t>]</w:t>
@@ -8824,7 +8850,7 @@
           <w:lang w:eastAsia="en-IN"/>
         </w:rPr>
         <w:pict w14:anchorId="31B9DA3B">
-          <v:rect id="_x0000_i1031" style="width:0;height:1.5pt" o:hralign="center" o:hrstd="t" o:hr="t" fillcolor="#a0a0a0" stroked="f"/>
+          <v:rect id="_x0000_i1028" style="width:0;height:1.5pt" o:hralign="center" o:hrstd="t" o:hr="t" fillcolor="#a0a0a0" stroked="f"/>
         </w:pict>
       </w:r>
     </w:p>
@@ -9368,6 +9394,7 @@
                 <w:szCs w:val="28"/>
                 <w:lang w:eastAsia="en-IN"/>
               </w:rPr>
+              <w:lastRenderedPageBreak/>
               <w:t>Location</w:t>
             </w:r>
           </w:p>
@@ -9570,7 +9597,6 @@
           <w:szCs w:val="28"/>
           <w:lang w:eastAsia="en-IN"/>
         </w:rPr>
-        <w:lastRenderedPageBreak/>
         <w:t xml:space="preserve">The </w:t>
       </w:r>
       <w:r>
@@ -9850,7 +9876,7 @@
           <w:lang w:eastAsia="en-IN"/>
         </w:rPr>
         <w:pict w14:anchorId="19540B38">
-          <v:rect id="_x0000_i1027" style="width:0;height:1.5pt" o:hralign="center" o:hrstd="t" o:hr="t" fillcolor="#a0a0a0" stroked="f"/>
+          <v:rect id="_x0000_i1029" style="width:0;height:1.5pt" o:hralign="center" o:hrstd="t" o:hr="t" fillcolor="#a0a0a0" stroked="f"/>
         </w:pict>
       </w:r>
     </w:p>
@@ -10320,7 +10346,27 @@
                 <w:szCs w:val="28"/>
                 <w:lang w:eastAsia="en-IN"/>
               </w:rPr>
-              <w:t xml:space="preserve"> You write the custom instantiation logic (new MyObject()) inside the method.</w:t>
+              <w:t xml:space="preserve"> You write the custom instantiation logic (new </w:t>
+            </w:r>
+            <w:proofErr w:type="gramStart"/>
+            <w:r>
+              <w:rPr>
+                <w:rFonts w:ascii="Times New Roman" w:eastAsia="Times New Roman" w:hAnsi="Times New Roman" w:cs="Times New Roman"/>
+                <w:sz w:val="28"/>
+                <w:szCs w:val="28"/>
+                <w:lang w:eastAsia="en-IN"/>
+              </w:rPr>
+              <w:t>MyObject(</w:t>
+            </w:r>
+            <w:proofErr w:type="gramEnd"/>
+            <w:r>
+              <w:rPr>
+                <w:rFonts w:ascii="Times New Roman" w:eastAsia="Times New Roman" w:hAnsi="Times New Roman" w:cs="Times New Roman"/>
+                <w:sz w:val="28"/>
+                <w:szCs w:val="28"/>
+                <w:lang w:eastAsia="en-IN"/>
+              </w:rPr>
+              <w:t>)) inside the method.</w:t>
             </w:r>
           </w:p>
         </w:tc>
@@ -10398,7 +10444,17 @@
                 <w:szCs w:val="28"/>
                 <w:lang w:eastAsia="en-IN"/>
               </w:rPr>
-              <w:t xml:space="preserve"> You cannot add @Component to a class inside a JAR file because the code is read-only.</w:t>
+              <w:t xml:space="preserve"> You cannot add @Component to a class inside </w:t>
+            </w:r>
+            <w:r>
+              <w:rPr>
+                <w:rFonts w:ascii="Times New Roman" w:eastAsia="Times New Roman" w:hAnsi="Times New Roman" w:cs="Times New Roman"/>
+                <w:sz w:val="28"/>
+                <w:szCs w:val="28"/>
+                <w:lang w:eastAsia="en-IN"/>
+              </w:rPr>
+              <w:lastRenderedPageBreak/>
+              <w:t>a JAR file because the code is read-only.</w:t>
             </w:r>
           </w:p>
         </w:tc>
@@ -10430,6 +10486,7 @@
                 <w:szCs w:val="28"/>
                 <w:lang w:eastAsia="en-IN"/>
               </w:rPr>
+              <w:lastRenderedPageBreak/>
               <w:t>Yes!</w:t>
             </w:r>
             <w:r>
@@ -10463,7 +10520,7 @@
           <w:lang w:eastAsia="en-IN"/>
         </w:rPr>
         <w:pict w14:anchorId="483F2A73">
-          <v:rect id="_x0000_i1028" style="width:0;height:1.5pt" o:hralign="center" o:hrstd="t" o:hr="t" fillcolor="#a0a0a0" stroked="f"/>
+          <v:rect id="_x0000_i1030" style="width:0;height:1.5pt" o:hralign="center" o:hrstd="t" o:hr="t" fillcolor="#a0a0a0" stroked="f"/>
         </w:pict>
       </w:r>
     </w:p>
@@ -10630,7 +10687,27 @@
           <w:szCs w:val="28"/>
           <w:lang w:eastAsia="en-IN"/>
         </w:rPr>
-        <w:t>import org.springframework.context.annotation.Bean;</w:t>
+        <w:t xml:space="preserve">import </w:t>
+      </w:r>
+      <w:proofErr w:type="gramStart"/>
+      <w:r>
+        <w:rPr>
+          <w:rFonts w:ascii="Times New Roman" w:eastAsia="Times New Roman" w:hAnsi="Times New Roman" w:cs="Times New Roman"/>
+          <w:sz w:val="28"/>
+          <w:szCs w:val="28"/>
+          <w:lang w:eastAsia="en-IN"/>
+        </w:rPr>
+        <w:t>org.springframework</w:t>
+      </w:r>
+      <w:proofErr w:type="gramEnd"/>
+      <w:r>
+        <w:rPr>
+          <w:rFonts w:ascii="Times New Roman" w:eastAsia="Times New Roman" w:hAnsi="Times New Roman" w:cs="Times New Roman"/>
+          <w:sz w:val="28"/>
+          <w:szCs w:val="28"/>
+          <w:lang w:eastAsia="en-IN"/>
+        </w:rPr>
+        <w:t>.context.annotation.Bean;</w:t>
       </w:r>
     </w:p>
     <w:p>
@@ -10668,7 +10745,27 @@
           <w:szCs w:val="28"/>
           <w:lang w:eastAsia="en-IN"/>
         </w:rPr>
-        <w:t>import org.springframework.context.annotation.Configuration;</w:t>
+        <w:t xml:space="preserve">import </w:t>
+      </w:r>
+      <w:proofErr w:type="gramStart"/>
+      <w:r>
+        <w:rPr>
+          <w:rFonts w:ascii="Times New Roman" w:eastAsia="Times New Roman" w:hAnsi="Times New Roman" w:cs="Times New Roman"/>
+          <w:sz w:val="28"/>
+          <w:szCs w:val="28"/>
+          <w:lang w:eastAsia="en-IN"/>
+        </w:rPr>
+        <w:t>org.springframework</w:t>
+      </w:r>
+      <w:proofErr w:type="gramEnd"/>
+      <w:r>
+        <w:rPr>
+          <w:rFonts w:ascii="Times New Roman" w:eastAsia="Times New Roman" w:hAnsi="Times New Roman" w:cs="Times New Roman"/>
+          <w:sz w:val="28"/>
+          <w:szCs w:val="28"/>
+          <w:lang w:eastAsia="en-IN"/>
+        </w:rPr>
+        <w:t>.context.annotation.Configuration;</w:t>
       </w:r>
     </w:p>
     <w:p>
@@ -10706,7 +10803,27 @@
           <w:szCs w:val="28"/>
           <w:lang w:eastAsia="en-IN"/>
         </w:rPr>
-        <w:t>import org.springframework.web.client.RestTemplate;</w:t>
+        <w:t xml:space="preserve">import </w:t>
+      </w:r>
+      <w:proofErr w:type="gramStart"/>
+      <w:r>
+        <w:rPr>
+          <w:rFonts w:ascii="Times New Roman" w:eastAsia="Times New Roman" w:hAnsi="Times New Roman" w:cs="Times New Roman"/>
+          <w:sz w:val="28"/>
+          <w:szCs w:val="28"/>
+          <w:lang w:eastAsia="en-IN"/>
+        </w:rPr>
+        <w:t>org.springframework.web.client</w:t>
+      </w:r>
+      <w:proofErr w:type="gramEnd"/>
+      <w:r>
+        <w:rPr>
+          <w:rFonts w:ascii="Times New Roman" w:eastAsia="Times New Roman" w:hAnsi="Times New Roman" w:cs="Times New Roman"/>
+          <w:sz w:val="28"/>
+          <w:szCs w:val="28"/>
+          <w:lang w:eastAsia="en-IN"/>
+        </w:rPr>
+        <w:t>.RestTemplate;</w:t>
       </w:r>
     </w:p>
     <w:p>
@@ -10954,7 +11071,27 @@
           <w:szCs w:val="28"/>
           <w:lang w:eastAsia="en-IN"/>
         </w:rPr>
-        <w:t xml:space="preserve">    public RestTemplate restTemplate() {</w:t>
+        <w:t xml:space="preserve">    public RestTemplate </w:t>
+      </w:r>
+      <w:proofErr w:type="gramStart"/>
+      <w:r>
+        <w:rPr>
+          <w:rFonts w:ascii="Times New Roman" w:eastAsia="Times New Roman" w:hAnsi="Times New Roman" w:cs="Times New Roman"/>
+          <w:sz w:val="28"/>
+          <w:szCs w:val="28"/>
+          <w:lang w:eastAsia="en-IN"/>
+        </w:rPr>
+        <w:t>restTemplate(</w:t>
+      </w:r>
+      <w:proofErr w:type="gramEnd"/>
+      <w:r>
+        <w:rPr>
+          <w:rFonts w:ascii="Times New Roman" w:eastAsia="Times New Roman" w:hAnsi="Times New Roman" w:cs="Times New Roman"/>
+          <w:sz w:val="28"/>
+          <w:szCs w:val="28"/>
+          <w:lang w:eastAsia="en-IN"/>
+        </w:rPr>
+        <w:t>) {</w:t>
       </w:r>
     </w:p>
     <w:p>
@@ -11059,7 +11196,27 @@
           <w:szCs w:val="28"/>
           <w:lang w:eastAsia="en-IN"/>
         </w:rPr>
-        <w:t xml:space="preserve">        return new RestTemplate(); </w:t>
+        <w:t xml:space="preserve">        return new </w:t>
+      </w:r>
+      <w:proofErr w:type="gramStart"/>
+      <w:r>
+        <w:rPr>
+          <w:rFonts w:ascii="Times New Roman" w:eastAsia="Times New Roman" w:hAnsi="Times New Roman" w:cs="Times New Roman"/>
+          <w:sz w:val="28"/>
+          <w:szCs w:val="28"/>
+          <w:lang w:eastAsia="en-IN"/>
+        </w:rPr>
+        <w:t>RestTemplate(</w:t>
+      </w:r>
+      <w:proofErr w:type="gramEnd"/>
+      <w:r>
+        <w:rPr>
+          <w:rFonts w:ascii="Times New Roman" w:eastAsia="Times New Roman" w:hAnsi="Times New Roman" w:cs="Times New Roman"/>
+          <w:sz w:val="28"/>
+          <w:szCs w:val="28"/>
+          <w:lang w:eastAsia="en-IN"/>
+        </w:rPr>
+        <w:t xml:space="preserve">); </w:t>
       </w:r>
     </w:p>
     <w:p>
@@ -11202,7 +11359,27 @@
           <w:szCs w:val="28"/>
           <w:lang w:eastAsia="en-IN"/>
         </w:rPr>
-        <w:t xml:space="preserve">    @Bean(name = "premiumCar") // You can optionally give the bean a custom name</w:t>
+        <w:t xml:space="preserve">    @</w:t>
+      </w:r>
+      <w:proofErr w:type="gramStart"/>
+      <w:r>
+        <w:rPr>
+          <w:rFonts w:ascii="Times New Roman" w:eastAsia="Times New Roman" w:hAnsi="Times New Roman" w:cs="Times New Roman"/>
+          <w:sz w:val="28"/>
+          <w:szCs w:val="28"/>
+          <w:lang w:eastAsia="en-IN"/>
+        </w:rPr>
+        <w:t>Bean(</w:t>
+      </w:r>
+      <w:proofErr w:type="gramEnd"/>
+      <w:r>
+        <w:rPr>
+          <w:rFonts w:ascii="Times New Roman" w:eastAsia="Times New Roman" w:hAnsi="Times New Roman" w:cs="Times New Roman"/>
+          <w:sz w:val="28"/>
+          <w:szCs w:val="28"/>
+          <w:lang w:eastAsia="en-IN"/>
+        </w:rPr>
+        <w:t>name = "premiumCar") // You can optionally give the bean a custom name</w:t>
       </w:r>
     </w:p>
     <w:p>
@@ -11240,7 +11417,27 @@
           <w:szCs w:val="28"/>
           <w:lang w:eastAsia="en-IN"/>
         </w:rPr>
-        <w:t xml:space="preserve">    public Car premiumCar() {</w:t>
+        <w:t xml:space="preserve">    public Car </w:t>
+      </w:r>
+      <w:proofErr w:type="gramStart"/>
+      <w:r>
+        <w:rPr>
+          <w:rFonts w:ascii="Times New Roman" w:eastAsia="Times New Roman" w:hAnsi="Times New Roman" w:cs="Times New Roman"/>
+          <w:sz w:val="28"/>
+          <w:szCs w:val="28"/>
+          <w:lang w:eastAsia="en-IN"/>
+        </w:rPr>
+        <w:t>premiumCar(</w:t>
+      </w:r>
+      <w:proofErr w:type="gramEnd"/>
+      <w:r>
+        <w:rPr>
+          <w:rFonts w:ascii="Times New Roman" w:eastAsia="Times New Roman" w:hAnsi="Times New Roman" w:cs="Times New Roman"/>
+          <w:sz w:val="28"/>
+          <w:szCs w:val="28"/>
+          <w:lang w:eastAsia="en-IN"/>
+        </w:rPr>
+        <w:t>) {</w:t>
       </w:r>
     </w:p>
     <w:p>
@@ -11278,7 +11475,27 @@
           <w:szCs w:val="28"/>
           <w:lang w:eastAsia="en-IN"/>
         </w:rPr>
-        <w:t xml:space="preserve">        Engine V8Engine = new Engine("V8");</w:t>
+        <w:t xml:space="preserve">        Engine V8Engine = new </w:t>
+      </w:r>
+      <w:proofErr w:type="gramStart"/>
+      <w:r>
+        <w:rPr>
+          <w:rFonts w:ascii="Times New Roman" w:eastAsia="Times New Roman" w:hAnsi="Times New Roman" w:cs="Times New Roman"/>
+          <w:sz w:val="28"/>
+          <w:szCs w:val="28"/>
+          <w:lang w:eastAsia="en-IN"/>
+        </w:rPr>
+        <w:t>Engine(</w:t>
+      </w:r>
+      <w:proofErr w:type="gramEnd"/>
+      <w:r>
+        <w:rPr>
+          <w:rFonts w:ascii="Times New Roman" w:eastAsia="Times New Roman" w:hAnsi="Times New Roman" w:cs="Times New Roman"/>
+          <w:sz w:val="28"/>
+          <w:szCs w:val="28"/>
+          <w:lang w:eastAsia="en-IN"/>
+        </w:rPr>
+        <w:t>"V8");</w:t>
       </w:r>
     </w:p>
     <w:p>
@@ -11639,6 +11856,7 @@
           <w:szCs w:val="28"/>
           <w:lang w:eastAsia="en-IN"/>
         </w:rPr>
+        <w:lastRenderedPageBreak/>
         <w:t>Conditional or Complex Custom Setup:</w:t>
       </w:r>
       <w:r>
@@ -11750,6 +11968,1484 @@
           <w:lang w:eastAsia="en-IN"/>
         </w:rPr>
         <w:t>]</w:t>
+      </w:r>
+    </w:p>
+    <w:p>
+      <w:pPr>
+        <w:pStyle w:val="NormalWeb"/>
+      </w:pPr>
+      <w:r>
+        <w:t xml:space="preserve">In Java (and frameworks like </w:t>
+      </w:r>
+      <w:r>
+        <w:rPr>
+          <w:b/>
+          <w:bCs/>
+        </w:rPr>
+        <w:t>Spring Boot</w:t>
+      </w:r>
+      <w:r>
+        <w:t xml:space="preserve"> or </w:t>
+      </w:r>
+      <w:r>
+        <w:rPr>
+          <w:b/>
+          <w:bCs/>
+        </w:rPr>
+        <w:t>Jakarta EE</w:t>
+      </w:r>
+      <w:r>
+        <w:t xml:space="preserve">), </w:t>
+      </w:r>
+      <w:r>
+        <w:rPr>
+          <w:rStyle w:val="HTMLCode"/>
+          <w:b/>
+          <w:bCs/>
+        </w:rPr>
+        <w:t>@PostConstruct</w:t>
+      </w:r>
+      <w:r>
+        <w:t xml:space="preserve"> and </w:t>
+      </w:r>
+      <w:r>
+        <w:rPr>
+          <w:rStyle w:val="HTMLCode"/>
+          <w:b/>
+          <w:bCs/>
+        </w:rPr>
+        <w:t>@PreDestroy</w:t>
+      </w:r>
+      <w:r>
+        <w:t xml:space="preserve"> are lifecycle annotations used to manage the behavior of a bean (a managed object) during its creation and destruction.</w:t>
+      </w:r>
+    </w:p>
+    <w:p>
+      <w:pPr>
+        <w:pStyle w:val="Heading3"/>
+      </w:pPr>
+      <w:r>
+        <w:t xml:space="preserve">1. </w:t>
+      </w:r>
+      <w:r>
+        <w:rPr>
+          <w:rStyle w:val="HTMLCode"/>
+          <w:rFonts w:eastAsiaTheme="majorEastAsia"/>
+        </w:rPr>
+        <w:t>@PostConstruct</w:t>
+      </w:r>
+    </w:p>
+    <w:p>
+      <w:pPr>
+        <w:pStyle w:val="NormalWeb"/>
+        <w:numPr>
+          <w:ilvl w:val="0"/>
+          <w:numId w:val="8"/>
+        </w:numPr>
+      </w:pPr>
+      <w:r>
+        <w:rPr>
+          <w:b/>
+          <w:bCs/>
+        </w:rPr>
+        <w:t>What it does:</w:t>
+      </w:r>
+      <w:r>
+        <w:t xml:space="preserve"> A method annotated with </w:t>
+      </w:r>
+      <w:r>
+        <w:rPr>
+          <w:rStyle w:val="HTMLCode"/>
+        </w:rPr>
+        <w:t>@PostConstruct</w:t>
+      </w:r>
+      <w:r>
+        <w:t xml:space="preserve"> is automatically executed by the container </w:t>
+      </w:r>
+      <w:r>
+        <w:rPr>
+          <w:b/>
+          <w:bCs/>
+        </w:rPr>
+        <w:t>once</w:t>
+      </w:r>
+      <w:r>
+        <w:t>, right after the bean has been instantiated and all its dependencies have been successfully injected.</w:t>
+      </w:r>
+    </w:p>
+    <w:p>
+      <w:pPr>
+        <w:pStyle w:val="NormalWeb"/>
+        <w:numPr>
+          <w:ilvl w:val="0"/>
+          <w:numId w:val="8"/>
+        </w:numPr>
+      </w:pPr>
+      <w:r>
+        <w:rPr>
+          <w:b/>
+          <w:bCs/>
+        </w:rPr>
+        <w:t>Common Use Cases:</w:t>
+      </w:r>
+    </w:p>
+    <w:p>
+      <w:pPr>
+        <w:pStyle w:val="NormalWeb"/>
+        <w:numPr>
+          <w:ilvl w:val="1"/>
+          <w:numId w:val="8"/>
+        </w:numPr>
+      </w:pPr>
+      <w:r>
+        <w:t>Initializing data (e.g., loading cache from a database on startup).</w:t>
+      </w:r>
+    </w:p>
+    <w:p>
+      <w:pPr>
+        <w:pStyle w:val="NormalWeb"/>
+        <w:numPr>
+          <w:ilvl w:val="1"/>
+          <w:numId w:val="8"/>
+        </w:numPr>
+      </w:pPr>
+      <w:r>
+        <w:t>Validating that mandatory configuration properties were correctly injected.</w:t>
+      </w:r>
+    </w:p>
+    <w:p>
+      <w:pPr>
+        <w:pStyle w:val="NormalWeb"/>
+        <w:numPr>
+          <w:ilvl w:val="1"/>
+          <w:numId w:val="8"/>
+        </w:numPr>
+      </w:pPr>
+      <w:r>
+        <w:t>Opening a network connection or starting a background task.</w:t>
+      </w:r>
+    </w:p>
+    <w:p>
+      <w:pPr>
+        <w:pStyle w:val="Heading3"/>
+      </w:pPr>
+      <w:r>
+        <w:t xml:space="preserve">2. </w:t>
+      </w:r>
+      <w:r>
+        <w:rPr>
+          <w:rStyle w:val="HTMLCode"/>
+          <w:rFonts w:eastAsiaTheme="majorEastAsia"/>
+        </w:rPr>
+        <w:t>@PreDestroy</w:t>
+      </w:r>
+    </w:p>
+    <w:p>
+      <w:pPr>
+        <w:pStyle w:val="NormalWeb"/>
+        <w:numPr>
+          <w:ilvl w:val="0"/>
+          <w:numId w:val="9"/>
+        </w:numPr>
+      </w:pPr>
+      <w:r>
+        <w:rPr>
+          <w:b/>
+          <w:bCs/>
+        </w:rPr>
+        <w:t>What it does:</w:t>
+      </w:r>
+      <w:r>
+        <w:t xml:space="preserve"> A method annotated with </w:t>
+      </w:r>
+      <w:r>
+        <w:rPr>
+          <w:rStyle w:val="HTMLCode"/>
+        </w:rPr>
+        <w:t>@PreDestroy</w:t>
+      </w:r>
+      <w:r>
+        <w:t xml:space="preserve"> is automatically executed right </w:t>
+      </w:r>
+      <w:r>
+        <w:rPr>
+          <w:b/>
+          <w:bCs/>
+        </w:rPr>
+        <w:t>before</w:t>
+      </w:r>
+      <w:r>
+        <w:t xml:space="preserve"> the bean is removed from the container (e.g., when the application shuts down or the bean's scope expires).</w:t>
+      </w:r>
+    </w:p>
+    <w:p>
+      <w:pPr>
+        <w:pStyle w:val="NormalWeb"/>
+        <w:numPr>
+          <w:ilvl w:val="0"/>
+          <w:numId w:val="9"/>
+        </w:numPr>
+      </w:pPr>
+      <w:r>
+        <w:rPr>
+          <w:b/>
+          <w:bCs/>
+        </w:rPr>
+        <w:t>Common Use Cases:</w:t>
+      </w:r>
+    </w:p>
+    <w:p>
+      <w:pPr>
+        <w:pStyle w:val="NormalWeb"/>
+        <w:numPr>
+          <w:ilvl w:val="1"/>
+          <w:numId w:val="9"/>
+        </w:numPr>
+      </w:pPr>
+      <w:r>
+        <w:t>Closing database connections or file streams.</w:t>
+      </w:r>
+    </w:p>
+    <w:p>
+      <w:pPr>
+        <w:pStyle w:val="NormalWeb"/>
+        <w:numPr>
+          <w:ilvl w:val="1"/>
+          <w:numId w:val="9"/>
+        </w:numPr>
+      </w:pPr>
+      <w:r>
+        <w:t>Stopping active background threads or timers.</w:t>
+      </w:r>
+    </w:p>
+    <w:p>
+      <w:pPr>
+        <w:pStyle w:val="NormalWeb"/>
+        <w:numPr>
+          <w:ilvl w:val="1"/>
+          <w:numId w:val="9"/>
+        </w:numPr>
+      </w:pPr>
+      <w:r>
+        <w:t>Saving final application states.</w:t>
+      </w:r>
+    </w:p>
+    <w:p>
+      <w:pPr>
+        <w:pStyle w:val="Heading3"/>
+      </w:pPr>
+      <w:r>
+        <w:t>Why not just use the Constructor?</w:t>
+      </w:r>
+    </w:p>
+    <w:p>
+      <w:pPr>
+        <w:pStyle w:val="NormalWeb"/>
+      </w:pPr>
+      <w:r>
+        <w:t xml:space="preserve">A common question is: </w:t>
+      </w:r>
+      <w:r>
+        <w:rPr>
+          <w:i/>
+          <w:iCs/>
+        </w:rPr>
+        <w:t xml:space="preserve">Why do we need </w:t>
+      </w:r>
+      <w:r>
+        <w:rPr>
+          <w:rStyle w:val="HTMLCode"/>
+          <w:i/>
+          <w:iCs/>
+        </w:rPr>
+        <w:t>@PostConstruct</w:t>
+      </w:r>
+      <w:r>
+        <w:rPr>
+          <w:i/>
+          <w:iCs/>
+        </w:rPr>
+        <w:t xml:space="preserve"> if we already have a class constructor?</w:t>
+      </w:r>
+    </w:p>
+    <w:p>
+      <w:pPr>
+        <w:pStyle w:val="NormalWeb"/>
+        <w:numPr>
+          <w:ilvl w:val="0"/>
+          <w:numId w:val="10"/>
+        </w:numPr>
+      </w:pPr>
+      <w:r>
+        <w:rPr>
+          <w:b/>
+          <w:bCs/>
+        </w:rPr>
+        <w:t>In a constructor:</w:t>
+      </w:r>
+      <w:r>
+        <w:t xml:space="preserve"> Dependencies (injected via </w:t>
+      </w:r>
+      <w:r>
+        <w:rPr>
+          <w:rStyle w:val="HTMLCode"/>
+        </w:rPr>
+        <w:t>@Autowired</w:t>
+      </w:r>
+      <w:r>
+        <w:t xml:space="preserve"> or fields) </w:t>
+      </w:r>
+      <w:r>
+        <w:rPr>
+          <w:b/>
+          <w:bCs/>
+        </w:rPr>
+        <w:t>have not been injected yet</w:t>
+      </w:r>
+      <w:r>
+        <w:t xml:space="preserve">. If you try to use an injected service inside a constructor, it will throw a </w:t>
+      </w:r>
+      <w:r>
+        <w:rPr>
+          <w:rStyle w:val="HTMLCode"/>
+        </w:rPr>
+        <w:t>NullPointerException</w:t>
+      </w:r>
+      <w:r>
+        <w:t xml:space="preserve"> because it's still </w:t>
+      </w:r>
+      <w:r>
+        <w:rPr>
+          <w:rStyle w:val="HTMLCode"/>
+        </w:rPr>
+        <w:t>null</w:t>
+      </w:r>
+      <w:r>
+        <w:t>.</w:t>
+      </w:r>
+    </w:p>
+    <w:p>
+      <w:pPr>
+        <w:pStyle w:val="NormalWeb"/>
+        <w:numPr>
+          <w:ilvl w:val="0"/>
+          <w:numId w:val="10"/>
+        </w:numPr>
+      </w:pPr>
+      <w:r>
+        <w:rPr>
+          <w:b/>
+          <w:bCs/>
+        </w:rPr>
+        <w:t xml:space="preserve">In </w:t>
+      </w:r>
+      <w:r>
+        <w:rPr>
+          <w:rStyle w:val="HTMLCode"/>
+          <w:b/>
+          <w:bCs/>
+        </w:rPr>
+        <w:t>@PostConstruct</w:t>
+      </w:r>
+      <w:r>
+        <w:rPr>
+          <w:b/>
+          <w:bCs/>
+        </w:rPr>
+        <w:t>:</w:t>
+      </w:r>
+      <w:r>
+        <w:t xml:space="preserve"> All dependency injection is </w:t>
+      </w:r>
+      <w:r>
+        <w:rPr>
+          <w:b/>
+          <w:bCs/>
+        </w:rPr>
+        <w:t>fully complete</w:t>
+      </w:r>
+      <w:r>
+        <w:t>, so it is safe to use any injected services or variables.</w:t>
+      </w:r>
+    </w:p>
+    <w:p>
+      <w:pPr>
+        <w:pStyle w:val="Heading3"/>
+      </w:pPr>
+      <w:r>
+        <w:t>Code Example (Spring Boot)</w:t>
+      </w:r>
+    </w:p>
+    <w:p>
+      <w:pPr>
+        <w:pStyle w:val="NormalWeb"/>
+      </w:pPr>
+      <w:r>
+        <w:t>Here is a practical example showing how both annotations are used in a Spring service:</w:t>
+      </w:r>
+    </w:p>
+    <w:p>
+      <w:r>
+        <w:rPr>
+          <w:rStyle w:val="ng-tns-c3859906382-99"/>
+        </w:rPr>
+        <w:t>Java</w:t>
+      </w:r>
+    </w:p>
+    <w:p>
+      <w:pPr>
+        <w:pStyle w:val="HTMLPreformatted"/>
+        <w:rPr>
+          <w:rStyle w:val="HTMLCode"/>
+        </w:rPr>
+      </w:pPr>
+      <w:r>
+        <w:rPr>
+          <w:rStyle w:val="hljs-keyword"/>
+        </w:rPr>
+        <w:t>import</w:t>
+      </w:r>
+      <w:r>
+        <w:rPr>
+          <w:rStyle w:val="HTMLCode"/>
+        </w:rPr>
+        <w:t xml:space="preserve"> </w:t>
+      </w:r>
+      <w:proofErr w:type="gramStart"/>
+      <w:r>
+        <w:rPr>
+          <w:rStyle w:val="HTMLCode"/>
+        </w:rPr>
+        <w:t>jakarta.annotation</w:t>
+      </w:r>
+      <w:proofErr w:type="gramEnd"/>
+      <w:r>
+        <w:rPr>
+          <w:rStyle w:val="HTMLCode"/>
+        </w:rPr>
+        <w:t>.PostConstruct;</w:t>
+      </w:r>
+    </w:p>
+    <w:p>
+      <w:pPr>
+        <w:pStyle w:val="HTMLPreformatted"/>
+        <w:rPr>
+          <w:rStyle w:val="HTMLCode"/>
+        </w:rPr>
+      </w:pPr>
+      <w:r>
+        <w:rPr>
+          <w:rStyle w:val="hljs-keyword"/>
+        </w:rPr>
+        <w:lastRenderedPageBreak/>
+        <w:t>import</w:t>
+      </w:r>
+      <w:r>
+        <w:rPr>
+          <w:rStyle w:val="HTMLCode"/>
+        </w:rPr>
+        <w:t xml:space="preserve"> </w:t>
+      </w:r>
+      <w:proofErr w:type="gramStart"/>
+      <w:r>
+        <w:rPr>
+          <w:rStyle w:val="HTMLCode"/>
+        </w:rPr>
+        <w:t>jakarta.annotation</w:t>
+      </w:r>
+      <w:proofErr w:type="gramEnd"/>
+      <w:r>
+        <w:rPr>
+          <w:rStyle w:val="HTMLCode"/>
+        </w:rPr>
+        <w:t>.PreDestroy;</w:t>
+      </w:r>
+    </w:p>
+    <w:p>
+      <w:pPr>
+        <w:pStyle w:val="HTMLPreformatted"/>
+        <w:rPr>
+          <w:rStyle w:val="HTMLCode"/>
+        </w:rPr>
+      </w:pPr>
+      <w:r>
+        <w:rPr>
+          <w:rStyle w:val="hljs-keyword"/>
+        </w:rPr>
+        <w:t>import</w:t>
+      </w:r>
+      <w:r>
+        <w:rPr>
+          <w:rStyle w:val="HTMLCode"/>
+        </w:rPr>
+        <w:t xml:space="preserve"> </w:t>
+      </w:r>
+      <w:proofErr w:type="gramStart"/>
+      <w:r>
+        <w:rPr>
+          <w:rStyle w:val="HTMLCode"/>
+        </w:rPr>
+        <w:t>org.springframework</w:t>
+      </w:r>
+      <w:proofErr w:type="gramEnd"/>
+      <w:r>
+        <w:rPr>
+          <w:rStyle w:val="HTMLCode"/>
+        </w:rPr>
+        <w:t>.stereotype.Component;</w:t>
+      </w:r>
+    </w:p>
+    <w:p>
+      <w:pPr>
+        <w:pStyle w:val="HTMLPreformatted"/>
+        <w:rPr>
+          <w:rStyle w:val="HTMLCode"/>
+        </w:rPr>
+      </w:pPr>
+    </w:p>
+    <w:p>
+      <w:pPr>
+        <w:pStyle w:val="HTMLPreformatted"/>
+        <w:rPr>
+          <w:rStyle w:val="HTMLCode"/>
+        </w:rPr>
+      </w:pPr>
+      <w:r>
+        <w:rPr>
+          <w:rStyle w:val="hljs-meta"/>
+        </w:rPr>
+        <w:t>@Component</w:t>
+      </w:r>
+    </w:p>
+    <w:p>
+      <w:pPr>
+        <w:pStyle w:val="HTMLPreformatted"/>
+        <w:rPr>
+          <w:rStyle w:val="HTMLCode"/>
+        </w:rPr>
+      </w:pPr>
+      <w:r>
+        <w:rPr>
+          <w:rStyle w:val="hljs-keyword"/>
+        </w:rPr>
+        <w:t>public</w:t>
+      </w:r>
+      <w:r>
+        <w:rPr>
+          <w:rStyle w:val="HTMLCode"/>
+        </w:rPr>
+        <w:t xml:space="preserve"> </w:t>
+      </w:r>
+      <w:r>
+        <w:rPr>
+          <w:rStyle w:val="hljs-keyword"/>
+        </w:rPr>
+        <w:t>class</w:t>
+      </w:r>
+      <w:r>
+        <w:rPr>
+          <w:rStyle w:val="hljs-class"/>
+        </w:rPr>
+        <w:t xml:space="preserve"> </w:t>
+      </w:r>
+      <w:r>
+        <w:rPr>
+          <w:rStyle w:val="hljs-title"/>
+        </w:rPr>
+        <w:t>CacheManagerService</w:t>
+      </w:r>
+      <w:r>
+        <w:rPr>
+          <w:rStyle w:val="hljs-class"/>
+        </w:rPr>
+        <w:t xml:space="preserve"> </w:t>
+      </w:r>
+      <w:r>
+        <w:rPr>
+          <w:rStyle w:val="HTMLCode"/>
+        </w:rPr>
+        <w:t>{</w:t>
+      </w:r>
+    </w:p>
+    <w:p>
+      <w:pPr>
+        <w:pStyle w:val="HTMLPreformatted"/>
+        <w:rPr>
+          <w:rStyle w:val="HTMLCode"/>
+        </w:rPr>
+      </w:pPr>
+    </w:p>
+    <w:p>
+      <w:pPr>
+        <w:pStyle w:val="HTMLPreformatted"/>
+        <w:rPr>
+          <w:rStyle w:val="HTMLCode"/>
+        </w:rPr>
+      </w:pPr>
+      <w:r>
+        <w:rPr>
+          <w:rStyle w:val="HTMLCode"/>
+        </w:rPr>
+        <w:t xml:space="preserve">    </w:t>
+      </w:r>
+      <w:r>
+        <w:rPr>
+          <w:rStyle w:val="hljs-keyword"/>
+        </w:rPr>
+        <w:t>private</w:t>
+      </w:r>
+      <w:r>
+        <w:rPr>
+          <w:rStyle w:val="HTMLCode"/>
+        </w:rPr>
+        <w:t xml:space="preserve"> </w:t>
+      </w:r>
+      <w:r>
+        <w:rPr>
+          <w:rStyle w:val="hljs-keyword"/>
+        </w:rPr>
+        <w:t>boolean</w:t>
+      </w:r>
+      <w:r>
+        <w:rPr>
+          <w:rStyle w:val="HTMLCode"/>
+        </w:rPr>
+        <w:t xml:space="preserve"> isCacheLoaded = </w:t>
+      </w:r>
+      <w:r>
+        <w:rPr>
+          <w:rStyle w:val="hljs-keyword"/>
+        </w:rPr>
+        <w:t>false</w:t>
+      </w:r>
+      <w:r>
+        <w:rPr>
+          <w:rStyle w:val="HTMLCode"/>
+        </w:rPr>
+        <w:t>;</w:t>
+      </w:r>
+    </w:p>
+    <w:p>
+      <w:pPr>
+        <w:pStyle w:val="HTMLPreformatted"/>
+        <w:rPr>
+          <w:rStyle w:val="HTMLCode"/>
+        </w:rPr>
+      </w:pPr>
+    </w:p>
+    <w:p>
+      <w:pPr>
+        <w:pStyle w:val="HTMLPreformatted"/>
+        <w:rPr>
+          <w:rStyle w:val="HTMLCode"/>
+        </w:rPr>
+      </w:pPr>
+      <w:r>
+        <w:rPr>
+          <w:rStyle w:val="HTMLCode"/>
+        </w:rPr>
+        <w:t xml:space="preserve">    </w:t>
+      </w:r>
+      <w:r>
+        <w:rPr>
+          <w:rStyle w:val="hljs-comment"/>
+        </w:rPr>
+        <w:t>// 1. Runs automatically after the bean is created and dependencies are injected</w:t>
+      </w:r>
+    </w:p>
+    <w:p>
+      <w:pPr>
+        <w:pStyle w:val="HTMLPreformatted"/>
+        <w:rPr>
+          <w:rStyle w:val="HTMLCode"/>
+        </w:rPr>
+      </w:pPr>
+      <w:r>
+        <w:rPr>
+          <w:rStyle w:val="HTMLCode"/>
+        </w:rPr>
+        <w:t xml:space="preserve">    </w:t>
+      </w:r>
+      <w:r>
+        <w:rPr>
+          <w:rStyle w:val="hljs-meta"/>
+        </w:rPr>
+        <w:t>@PostConstruct</w:t>
+      </w:r>
+    </w:p>
+    <w:p>
+      <w:pPr>
+        <w:pStyle w:val="HTMLPreformatted"/>
+        <w:rPr>
+          <w:rStyle w:val="HTMLCode"/>
+        </w:rPr>
+      </w:pPr>
+      <w:r>
+        <w:rPr>
+          <w:rStyle w:val="HTMLCode"/>
+        </w:rPr>
+        <w:t xml:space="preserve">    </w:t>
+      </w:r>
+      <w:r>
+        <w:rPr>
+          <w:rStyle w:val="hljs-keyword"/>
+        </w:rPr>
+        <w:t>public</w:t>
+      </w:r>
+      <w:r>
+        <w:rPr>
+          <w:rStyle w:val="hljs-function"/>
+        </w:rPr>
+        <w:t xml:space="preserve"> </w:t>
+      </w:r>
+      <w:r>
+        <w:rPr>
+          <w:rStyle w:val="hljs-keyword"/>
+        </w:rPr>
+        <w:t>void</w:t>
+      </w:r>
+      <w:r>
+        <w:rPr>
+          <w:rStyle w:val="hljs-function"/>
+        </w:rPr>
+        <w:t xml:space="preserve"> </w:t>
+      </w:r>
+      <w:proofErr w:type="gramStart"/>
+      <w:r>
+        <w:rPr>
+          <w:rStyle w:val="hljs-title"/>
+        </w:rPr>
+        <w:t>initializeCache</w:t>
+      </w:r>
+      <w:r>
+        <w:rPr>
+          <w:rStyle w:val="hljs-params"/>
+        </w:rPr>
+        <w:t>(</w:t>
+      </w:r>
+      <w:proofErr w:type="gramEnd"/>
+      <w:r>
+        <w:rPr>
+          <w:rStyle w:val="hljs-params"/>
+        </w:rPr>
+        <w:t>)</w:t>
+      </w:r>
+      <w:r>
+        <w:rPr>
+          <w:rStyle w:val="hljs-function"/>
+        </w:rPr>
+        <w:t xml:space="preserve"> </w:t>
+      </w:r>
+      <w:r>
+        <w:rPr>
+          <w:rStyle w:val="HTMLCode"/>
+        </w:rPr>
+        <w:t>{</w:t>
+      </w:r>
+    </w:p>
+    <w:p>
+      <w:pPr>
+        <w:pStyle w:val="HTMLPreformatted"/>
+        <w:rPr>
+          <w:rStyle w:val="HTMLCode"/>
+        </w:rPr>
+      </w:pPr>
+      <w:r>
+        <w:rPr>
+          <w:rStyle w:val="HTMLCode"/>
+        </w:rPr>
+        <w:t xml:space="preserve">        System.out.println(</w:t>
+      </w:r>
+      <w:r>
+        <w:rPr>
+          <w:rStyle w:val="hljs-string"/>
+        </w:rPr>
+        <w:t>"[Lifecycle] Bean is created! Loading data into cache..."</w:t>
+      </w:r>
+      <w:r>
+        <w:rPr>
+          <w:rStyle w:val="HTMLCode"/>
+        </w:rPr>
+        <w:t>);</w:t>
+      </w:r>
+    </w:p>
+    <w:p>
+      <w:pPr>
+        <w:pStyle w:val="HTMLPreformatted"/>
+        <w:rPr>
+          <w:rStyle w:val="HTMLCode"/>
+        </w:rPr>
+      </w:pPr>
+      <w:r>
+        <w:rPr>
+          <w:rStyle w:val="HTMLCode"/>
+        </w:rPr>
+        <w:t xml:space="preserve">        </w:t>
+      </w:r>
+      <w:proofErr w:type="gramStart"/>
+      <w:r>
+        <w:rPr>
+          <w:rStyle w:val="hljs-keyword"/>
+        </w:rPr>
+        <w:t>this</w:t>
+      </w:r>
+      <w:r>
+        <w:rPr>
+          <w:rStyle w:val="HTMLCode"/>
+        </w:rPr>
+        <w:t>.isCacheLoaded</w:t>
+      </w:r>
+      <w:proofErr w:type="gramEnd"/>
+      <w:r>
+        <w:rPr>
+          <w:rStyle w:val="HTMLCode"/>
+        </w:rPr>
+        <w:t xml:space="preserve"> = </w:t>
+      </w:r>
+      <w:r>
+        <w:rPr>
+          <w:rStyle w:val="hljs-keyword"/>
+        </w:rPr>
+        <w:t>true</w:t>
+      </w:r>
+      <w:r>
+        <w:rPr>
+          <w:rStyle w:val="HTMLCode"/>
+        </w:rPr>
+        <w:t>;</w:t>
+      </w:r>
+    </w:p>
+    <w:p>
+      <w:pPr>
+        <w:pStyle w:val="HTMLPreformatted"/>
+        <w:rPr>
+          <w:rStyle w:val="HTMLCode"/>
+        </w:rPr>
+      </w:pPr>
+      <w:r>
+        <w:rPr>
+          <w:rStyle w:val="HTMLCode"/>
+        </w:rPr>
+        <w:t xml:space="preserve">        </w:t>
+      </w:r>
+      <w:r>
+        <w:rPr>
+          <w:rStyle w:val="hljs-comment"/>
+        </w:rPr>
+        <w:t xml:space="preserve">// e.g., </w:t>
+      </w:r>
+      <w:proofErr w:type="gramStart"/>
+      <w:r>
+        <w:rPr>
+          <w:rStyle w:val="hljs-comment"/>
+        </w:rPr>
+        <w:t>fetchFromDatabase(</w:t>
+      </w:r>
+      <w:proofErr w:type="gramEnd"/>
+      <w:r>
+        <w:rPr>
+          <w:rStyle w:val="hljs-comment"/>
+        </w:rPr>
+        <w:t>);</w:t>
+      </w:r>
+    </w:p>
+    <w:p>
+      <w:pPr>
+        <w:pStyle w:val="HTMLPreformatted"/>
+        <w:rPr>
+          <w:rStyle w:val="HTMLCode"/>
+        </w:rPr>
+      </w:pPr>
+      <w:r>
+        <w:rPr>
+          <w:rStyle w:val="HTMLCode"/>
+        </w:rPr>
+        <w:t xml:space="preserve">    }</w:t>
+      </w:r>
+    </w:p>
+    <w:p>
+      <w:pPr>
+        <w:pStyle w:val="HTMLPreformatted"/>
+        <w:rPr>
+          <w:rStyle w:val="HTMLCode"/>
+        </w:rPr>
+      </w:pPr>
+    </w:p>
+    <w:p>
+      <w:pPr>
+        <w:pStyle w:val="HTMLPreformatted"/>
+        <w:rPr>
+          <w:rStyle w:val="HTMLCode"/>
+        </w:rPr>
+      </w:pPr>
+      <w:r>
+        <w:rPr>
+          <w:rStyle w:val="HTMLCode"/>
+        </w:rPr>
+        <w:t xml:space="preserve">    </w:t>
+      </w:r>
+      <w:r>
+        <w:rPr>
+          <w:rStyle w:val="hljs-keyword"/>
+        </w:rPr>
+        <w:t>public</w:t>
+      </w:r>
+      <w:r>
+        <w:rPr>
+          <w:rStyle w:val="hljs-function"/>
+        </w:rPr>
+        <w:t xml:space="preserve"> </w:t>
+      </w:r>
+      <w:r>
+        <w:rPr>
+          <w:rStyle w:val="hljs-keyword"/>
+        </w:rPr>
+        <w:t>void</w:t>
+      </w:r>
+      <w:r>
+        <w:rPr>
+          <w:rStyle w:val="hljs-function"/>
+        </w:rPr>
+        <w:t xml:space="preserve"> </w:t>
+      </w:r>
+      <w:proofErr w:type="gramStart"/>
+      <w:r>
+        <w:rPr>
+          <w:rStyle w:val="hljs-title"/>
+        </w:rPr>
+        <w:t>doSomething</w:t>
+      </w:r>
+      <w:r>
+        <w:rPr>
+          <w:rStyle w:val="hljs-params"/>
+        </w:rPr>
+        <w:t>(</w:t>
+      </w:r>
+      <w:proofErr w:type="gramEnd"/>
+      <w:r>
+        <w:rPr>
+          <w:rStyle w:val="hljs-params"/>
+        </w:rPr>
+        <w:t>)</w:t>
+      </w:r>
+      <w:r>
+        <w:rPr>
+          <w:rStyle w:val="hljs-function"/>
+        </w:rPr>
+        <w:t xml:space="preserve"> </w:t>
+      </w:r>
+      <w:r>
+        <w:rPr>
+          <w:rStyle w:val="HTMLCode"/>
+        </w:rPr>
+        <w:t>{</w:t>
+      </w:r>
+    </w:p>
+    <w:p>
+      <w:pPr>
+        <w:pStyle w:val="HTMLPreformatted"/>
+        <w:rPr>
+          <w:rStyle w:val="HTMLCode"/>
+        </w:rPr>
+      </w:pPr>
+      <w:r>
+        <w:rPr>
+          <w:rStyle w:val="HTMLCode"/>
+        </w:rPr>
+        <w:t xml:space="preserve">        </w:t>
+      </w:r>
+      <w:r>
+        <w:rPr>
+          <w:rStyle w:val="hljs-keyword"/>
+        </w:rPr>
+        <w:t>if</w:t>
+      </w:r>
+      <w:r>
+        <w:rPr>
+          <w:rStyle w:val="HTMLCode"/>
+        </w:rPr>
+        <w:t xml:space="preserve"> (isCacheLoaded) {</w:t>
+      </w:r>
+    </w:p>
+    <w:p>
+      <w:pPr>
+        <w:pStyle w:val="HTMLPreformatted"/>
+        <w:rPr>
+          <w:rStyle w:val="HTMLCode"/>
+        </w:rPr>
+      </w:pPr>
+      <w:r>
+        <w:rPr>
+          <w:rStyle w:val="HTMLCode"/>
+        </w:rPr>
+        <w:t xml:space="preserve">            System.out.println(</w:t>
+      </w:r>
+      <w:r>
+        <w:rPr>
+          <w:rStyle w:val="hljs-string"/>
+        </w:rPr>
+        <w:t>"Doing work using the cache..."</w:t>
+      </w:r>
+      <w:r>
+        <w:rPr>
+          <w:rStyle w:val="HTMLCode"/>
+        </w:rPr>
+        <w:t>);</w:t>
+      </w:r>
+    </w:p>
+    <w:p>
+      <w:pPr>
+        <w:pStyle w:val="HTMLPreformatted"/>
+        <w:rPr>
+          <w:rStyle w:val="HTMLCode"/>
+        </w:rPr>
+      </w:pPr>
+      <w:r>
+        <w:rPr>
+          <w:rStyle w:val="HTMLCode"/>
+        </w:rPr>
+        <w:t xml:space="preserve">        }</w:t>
+      </w:r>
+    </w:p>
+    <w:p>
+      <w:pPr>
+        <w:pStyle w:val="HTMLPreformatted"/>
+        <w:rPr>
+          <w:rStyle w:val="HTMLCode"/>
+        </w:rPr>
+      </w:pPr>
+      <w:r>
+        <w:rPr>
+          <w:rStyle w:val="HTMLCode"/>
+        </w:rPr>
+        <w:t xml:space="preserve">    }</w:t>
+      </w:r>
+    </w:p>
+    <w:p>
+      <w:pPr>
+        <w:pStyle w:val="HTMLPreformatted"/>
+        <w:rPr>
+          <w:rStyle w:val="HTMLCode"/>
+        </w:rPr>
+      </w:pPr>
+    </w:p>
+    <w:p>
+      <w:pPr>
+        <w:pStyle w:val="HTMLPreformatted"/>
+        <w:rPr>
+          <w:rStyle w:val="HTMLCode"/>
+        </w:rPr>
+      </w:pPr>
+      <w:r>
+        <w:rPr>
+          <w:rStyle w:val="HTMLCode"/>
+        </w:rPr>
+        <w:t xml:space="preserve">    </w:t>
+      </w:r>
+      <w:r>
+        <w:rPr>
+          <w:rStyle w:val="hljs-comment"/>
+        </w:rPr>
+        <w:t>// 2. Runs automatically right before the application or bean shuts down</w:t>
+      </w:r>
+    </w:p>
+    <w:p>
+      <w:pPr>
+        <w:pStyle w:val="HTMLPreformatted"/>
+        <w:rPr>
+          <w:rStyle w:val="HTMLCode"/>
+        </w:rPr>
+      </w:pPr>
+      <w:r>
+        <w:rPr>
+          <w:rStyle w:val="HTMLCode"/>
+        </w:rPr>
+        <w:t xml:space="preserve">    </w:t>
+      </w:r>
+      <w:r>
+        <w:rPr>
+          <w:rStyle w:val="hljs-meta"/>
+        </w:rPr>
+        <w:t>@PreDestroy</w:t>
+      </w:r>
+    </w:p>
+    <w:p>
+      <w:pPr>
+        <w:pStyle w:val="HTMLPreformatted"/>
+        <w:rPr>
+          <w:rStyle w:val="HTMLCode"/>
+        </w:rPr>
+      </w:pPr>
+      <w:r>
+        <w:rPr>
+          <w:rStyle w:val="HTMLCode"/>
+        </w:rPr>
+        <w:t xml:space="preserve">    </w:t>
+      </w:r>
+      <w:r>
+        <w:rPr>
+          <w:rStyle w:val="hljs-keyword"/>
+        </w:rPr>
+        <w:t>public</w:t>
+      </w:r>
+      <w:r>
+        <w:rPr>
+          <w:rStyle w:val="hljs-function"/>
+        </w:rPr>
+        <w:t xml:space="preserve"> </w:t>
+      </w:r>
+      <w:r>
+        <w:rPr>
+          <w:rStyle w:val="hljs-keyword"/>
+        </w:rPr>
+        <w:t>void</w:t>
+      </w:r>
+      <w:r>
+        <w:rPr>
+          <w:rStyle w:val="hljs-function"/>
+        </w:rPr>
+        <w:t xml:space="preserve"> </w:t>
+      </w:r>
+      <w:proofErr w:type="gramStart"/>
+      <w:r>
+        <w:rPr>
+          <w:rStyle w:val="hljs-title"/>
+        </w:rPr>
+        <w:t>clearCache</w:t>
+      </w:r>
+      <w:r>
+        <w:rPr>
+          <w:rStyle w:val="hljs-params"/>
+        </w:rPr>
+        <w:t>(</w:t>
+      </w:r>
+      <w:proofErr w:type="gramEnd"/>
+      <w:r>
+        <w:rPr>
+          <w:rStyle w:val="hljs-params"/>
+        </w:rPr>
+        <w:t>)</w:t>
+      </w:r>
+      <w:r>
+        <w:rPr>
+          <w:rStyle w:val="hljs-function"/>
+        </w:rPr>
+        <w:t xml:space="preserve"> </w:t>
+      </w:r>
+      <w:r>
+        <w:rPr>
+          <w:rStyle w:val="HTMLCode"/>
+        </w:rPr>
+        <w:t>{</w:t>
+      </w:r>
+    </w:p>
+    <w:p>
+      <w:pPr>
+        <w:pStyle w:val="HTMLPreformatted"/>
+        <w:rPr>
+          <w:rStyle w:val="HTMLCode"/>
+        </w:rPr>
+      </w:pPr>
+      <w:r>
+        <w:rPr>
+          <w:rStyle w:val="HTMLCode"/>
+        </w:rPr>
+        <w:t xml:space="preserve">        System.out.println(</w:t>
+      </w:r>
+      <w:r>
+        <w:rPr>
+          <w:rStyle w:val="hljs-string"/>
+        </w:rPr>
+        <w:t>"[Lifecycle] Application is shutting down! Cleaning up resources..."</w:t>
+      </w:r>
+      <w:r>
+        <w:rPr>
+          <w:rStyle w:val="HTMLCode"/>
+        </w:rPr>
+        <w:t>);</w:t>
+      </w:r>
+    </w:p>
+    <w:p>
+      <w:pPr>
+        <w:pStyle w:val="HTMLPreformatted"/>
+        <w:rPr>
+          <w:rStyle w:val="HTMLCode"/>
+        </w:rPr>
+      </w:pPr>
+      <w:r>
+        <w:rPr>
+          <w:rStyle w:val="HTMLCode"/>
+        </w:rPr>
+        <w:t xml:space="preserve">        </w:t>
+      </w:r>
+      <w:proofErr w:type="gramStart"/>
+      <w:r>
+        <w:rPr>
+          <w:rStyle w:val="hljs-keyword"/>
+        </w:rPr>
+        <w:t>this</w:t>
+      </w:r>
+      <w:r>
+        <w:rPr>
+          <w:rStyle w:val="HTMLCode"/>
+        </w:rPr>
+        <w:t>.isCacheLoaded</w:t>
+      </w:r>
+      <w:proofErr w:type="gramEnd"/>
+      <w:r>
+        <w:rPr>
+          <w:rStyle w:val="HTMLCode"/>
+        </w:rPr>
+        <w:t xml:space="preserve"> = </w:t>
+      </w:r>
+      <w:r>
+        <w:rPr>
+          <w:rStyle w:val="hljs-keyword"/>
+        </w:rPr>
+        <w:t>false</w:t>
+      </w:r>
+      <w:r>
+        <w:rPr>
+          <w:rStyle w:val="HTMLCode"/>
+        </w:rPr>
+        <w:t>;</w:t>
+      </w:r>
+    </w:p>
+    <w:p>
+      <w:pPr>
+        <w:pStyle w:val="HTMLPreformatted"/>
+        <w:rPr>
+          <w:rStyle w:val="HTMLCode"/>
+        </w:rPr>
+      </w:pPr>
+      <w:r>
+        <w:rPr>
+          <w:rStyle w:val="HTMLCode"/>
+        </w:rPr>
+        <w:t xml:space="preserve">        </w:t>
+      </w:r>
+      <w:r>
+        <w:rPr>
+          <w:rStyle w:val="hljs-comment"/>
+        </w:rPr>
+        <w:t xml:space="preserve">// e.g., </w:t>
+      </w:r>
+      <w:proofErr w:type="gramStart"/>
+      <w:r>
+        <w:rPr>
+          <w:rStyle w:val="hljs-comment"/>
+        </w:rPr>
+        <w:t>closeConnections(</w:t>
+      </w:r>
+      <w:proofErr w:type="gramEnd"/>
+      <w:r>
+        <w:rPr>
+          <w:rStyle w:val="hljs-comment"/>
+        </w:rPr>
+        <w:t>);</w:t>
+      </w:r>
+    </w:p>
+    <w:p>
+      <w:pPr>
+        <w:pStyle w:val="HTMLPreformatted"/>
+        <w:rPr>
+          <w:rStyle w:val="HTMLCode"/>
+        </w:rPr>
+      </w:pPr>
+      <w:r>
+        <w:rPr>
+          <w:rStyle w:val="HTMLCode"/>
+        </w:rPr>
+        <w:t xml:space="preserve">    }</w:t>
+      </w:r>
+    </w:p>
+    <w:p>
+      <w:pPr>
+        <w:pStyle w:val="HTMLPreformatted"/>
+        <w:rPr>
+          <w:rStyle w:val="HTMLCode"/>
+        </w:rPr>
+      </w:pPr>
+      <w:r>
+        <w:rPr>
+          <w:rStyle w:val="HTMLCode"/>
+        </w:rPr>
+        <w:t>}</w:t>
+      </w:r>
+    </w:p>
+    <w:p>
+      <w:pPr>
+        <w:pStyle w:val="Heading3"/>
+      </w:pPr>
+      <w:r>
+        <w:t>What you will see in the console:</w:t>
+      </w:r>
+    </w:p>
+    <w:p>
+      <w:pPr>
+        <w:pStyle w:val="NormalWeb"/>
+        <w:numPr>
+          <w:ilvl w:val="0"/>
+          <w:numId w:val="11"/>
+        </w:numPr>
+      </w:pPr>
+      <w:r>
+        <w:rPr>
+          <w:b/>
+          <w:bCs/>
+        </w:rPr>
+        <w:t>When the application starts:</w:t>
+      </w:r>
+    </w:p>
+    <w:p>
+      <w:pPr>
+        <w:spacing w:beforeAutospacing="1" w:afterAutospacing="1"/>
+        <w:ind w:left="720"/>
+      </w:pPr>
+      <w:r>
+        <w:rPr>
+          <w:rStyle w:val="ng-tns-c3859906382-100"/>
+        </w:rPr>
+        <w:t>Plaintext</w:t>
+      </w:r>
+    </w:p>
+    <w:p>
+      <w:pPr>
+        <w:pStyle w:val="HTMLPreformatted"/>
+        <w:ind w:left="720"/>
+        <w:rPr>
+          <w:rStyle w:val="HTMLCode"/>
+        </w:rPr>
+      </w:pPr>
+      <w:r>
+        <w:rPr>
+          <w:rStyle w:val="HTMLCode"/>
+        </w:rPr>
+        <w:t>[Lifecycle] Bean is created! Loading data into cache...</w:t>
+      </w:r>
+    </w:p>
+    <w:p>
+      <w:pPr>
+        <w:pStyle w:val="NormalWeb"/>
+        <w:numPr>
+          <w:ilvl w:val="0"/>
+          <w:numId w:val="11"/>
+        </w:numPr>
+      </w:pPr>
+      <w:r>
+        <w:rPr>
+          <w:b/>
+          <w:bCs/>
+        </w:rPr>
+        <w:t>When the application shuts down:</w:t>
+      </w:r>
+    </w:p>
+    <w:p>
+      <w:pPr>
+        <w:spacing w:beforeAutospacing="1" w:afterAutospacing="1"/>
+        <w:ind w:left="720"/>
+      </w:pPr>
+      <w:r>
+        <w:rPr>
+          <w:rStyle w:val="ng-tns-c3859906382-101"/>
+        </w:rPr>
+        <w:t>Plaintext</w:t>
+      </w:r>
+    </w:p>
+    <w:p>
+      <w:pPr>
+        <w:pStyle w:val="HTMLPreformatted"/>
+        <w:ind w:left="720"/>
+        <w:rPr>
+          <w:rStyle w:val="HTMLCode"/>
+        </w:rPr>
+      </w:pPr>
+      <w:r>
+        <w:rPr>
+          <w:rStyle w:val="HTMLCode"/>
+        </w:rPr>
+        <w:t>[Lifecycle] Application is shutting down! Cleaning up resources...</w:t>
+      </w:r>
+    </w:p>
+    <w:p>
+      <w:pPr>
+        <w:pStyle w:val="Heading3"/>
+      </w:pPr>
+      <w:r>
+        <w:t>Quick Import Note</w:t>
+      </w:r>
+    </w:p>
+    <w:p>
+      <w:pPr>
+        <w:pStyle w:val="NormalWeb"/>
+        <w:numPr>
+          <w:ilvl w:val="0"/>
+          <w:numId w:val="12"/>
+        </w:numPr>
+      </w:pPr>
+      <w:r>
+        <w:t>Historically, these annotations lived in the Java EE package (</w:t>
+      </w:r>
+      <w:proofErr w:type="gramStart"/>
+      <w:r>
+        <w:rPr>
+          <w:rStyle w:val="HTMLCode"/>
+        </w:rPr>
+        <w:t>javax.annotation</w:t>
+      </w:r>
+      <w:proofErr w:type="gramEnd"/>
+      <w:r>
+        <w:rPr>
+          <w:rStyle w:val="HTMLCode"/>
+        </w:rPr>
+        <w:t>.PostConstruct</w:t>
+      </w:r>
+      <w:r>
+        <w:t>).</w:t>
+      </w:r>
+    </w:p>
+    <w:p>
+      <w:pPr>
+        <w:pStyle w:val="NormalWeb"/>
+        <w:numPr>
+          <w:ilvl w:val="0"/>
+          <w:numId w:val="12"/>
+        </w:numPr>
+      </w:pPr>
+      <w:r>
+        <w:t xml:space="preserve">In modern Java versions and Spring Boot 3+, they belong to Jakarta EE: </w:t>
+      </w:r>
+      <w:proofErr w:type="gramStart"/>
+      <w:r>
+        <w:rPr>
+          <w:rStyle w:val="HTMLCode"/>
+          <w:b/>
+          <w:bCs/>
+        </w:rPr>
+        <w:t>jakarta.annotation</w:t>
+      </w:r>
+      <w:proofErr w:type="gramEnd"/>
+      <w:r>
+        <w:rPr>
+          <w:rStyle w:val="HTMLCode"/>
+          <w:b/>
+          <w:bCs/>
+        </w:rPr>
+        <w:t>.PostConstruct</w:t>
+      </w:r>
+      <w:r>
+        <w:t xml:space="preserve"> and </w:t>
+      </w:r>
+      <w:r>
+        <w:rPr>
+          <w:rStyle w:val="HTMLCode"/>
+          <w:b/>
+          <w:bCs/>
+        </w:rPr>
+        <w:t>jakarta.annotation.PreDestroy</w:t>
+      </w:r>
+      <w:r>
+        <w:t>.</w:t>
       </w:r>
     </w:p>
     <w:p>
@@ -11887,9 +13583,158 @@
     </w:lvl>
   </w:abstractNum>
   <w:abstractNum w:abstractNumId="1" w15:restartNumberingAfterBreak="0">
-    <w:nsid w:val="1BF404F8"/>
+    <w:nsid w:val="0A3F4ED1"/>
     <w:multiLevelType w:val="multilevel"/>
-    <w:tmpl w:val="C10A3272"/>
+    <w:tmpl w:val="C5480CD2"/>
+    <w:lvl w:ilvl="0">
+      <w:start w:val="1"/>
+      <w:numFmt w:val="bullet"/>
+      <w:lvlText w:val=""/>
+      <w:lvlJc w:val="left"/>
+      <w:pPr>
+        <w:tabs>
+          <w:tab w:val="num" w:pos="720"/>
+        </w:tabs>
+        <w:ind w:left="720" w:hanging="360"/>
+      </w:pPr>
+      <w:rPr>
+        <w:rFonts w:ascii="Symbol" w:hAnsi="Symbol" w:hint="default"/>
+        <w:sz w:val="20"/>
+      </w:rPr>
+    </w:lvl>
+    <w:lvl w:ilvl="1" w:tentative="1">
+      <w:start w:val="1"/>
+      <w:numFmt w:val="bullet"/>
+      <w:lvlText w:val="o"/>
+      <w:lvlJc w:val="left"/>
+      <w:pPr>
+        <w:tabs>
+          <w:tab w:val="num" w:pos="1440"/>
+        </w:tabs>
+        <w:ind w:left="1440" w:hanging="360"/>
+      </w:pPr>
+      <w:rPr>
+        <w:rFonts w:ascii="Courier New" w:hAnsi="Courier New" w:hint="default"/>
+        <w:sz w:val="20"/>
+      </w:rPr>
+    </w:lvl>
+    <w:lvl w:ilvl="2" w:tentative="1">
+      <w:start w:val="1"/>
+      <w:numFmt w:val="bullet"/>
+      <w:lvlText w:val=""/>
+      <w:lvlJc w:val="left"/>
+      <w:pPr>
+        <w:tabs>
+          <w:tab w:val="num" w:pos="2160"/>
+        </w:tabs>
+        <w:ind w:left="2160" w:hanging="360"/>
+      </w:pPr>
+      <w:rPr>
+        <w:rFonts w:ascii="Wingdings" w:hAnsi="Wingdings" w:hint="default"/>
+        <w:sz w:val="20"/>
+      </w:rPr>
+    </w:lvl>
+    <w:lvl w:ilvl="3" w:tentative="1">
+      <w:start w:val="1"/>
+      <w:numFmt w:val="bullet"/>
+      <w:lvlText w:val=""/>
+      <w:lvlJc w:val="left"/>
+      <w:pPr>
+        <w:tabs>
+          <w:tab w:val="num" w:pos="2880"/>
+        </w:tabs>
+        <w:ind w:left="2880" w:hanging="360"/>
+      </w:pPr>
+      <w:rPr>
+        <w:rFonts w:ascii="Wingdings" w:hAnsi="Wingdings" w:hint="default"/>
+        <w:sz w:val="20"/>
+      </w:rPr>
+    </w:lvl>
+    <w:lvl w:ilvl="4" w:tentative="1">
+      <w:start w:val="1"/>
+      <w:numFmt w:val="bullet"/>
+      <w:lvlText w:val=""/>
+      <w:lvlJc w:val="left"/>
+      <w:pPr>
+        <w:tabs>
+          <w:tab w:val="num" w:pos="3600"/>
+        </w:tabs>
+        <w:ind w:left="3600" w:hanging="360"/>
+      </w:pPr>
+      <w:rPr>
+        <w:rFonts w:ascii="Wingdings" w:hAnsi="Wingdings" w:hint="default"/>
+        <w:sz w:val="20"/>
+      </w:rPr>
+    </w:lvl>
+    <w:lvl w:ilvl="5" w:tentative="1">
+      <w:start w:val="1"/>
+      <w:numFmt w:val="bullet"/>
+      <w:lvlText w:val=""/>
+      <w:lvlJc w:val="left"/>
+      <w:pPr>
+        <w:tabs>
+          <w:tab w:val="num" w:pos="4320"/>
+        </w:tabs>
+        <w:ind w:left="4320" w:hanging="360"/>
+      </w:pPr>
+      <w:rPr>
+        <w:rFonts w:ascii="Wingdings" w:hAnsi="Wingdings" w:hint="default"/>
+        <w:sz w:val="20"/>
+      </w:rPr>
+    </w:lvl>
+    <w:lvl w:ilvl="6" w:tentative="1">
+      <w:start w:val="1"/>
+      <w:numFmt w:val="bullet"/>
+      <w:lvlText w:val=""/>
+      <w:lvlJc w:val="left"/>
+      <w:pPr>
+        <w:tabs>
+          <w:tab w:val="num" w:pos="5040"/>
+        </w:tabs>
+        <w:ind w:left="5040" w:hanging="360"/>
+      </w:pPr>
+      <w:rPr>
+        <w:rFonts w:ascii="Wingdings" w:hAnsi="Wingdings" w:hint="default"/>
+        <w:sz w:val="20"/>
+      </w:rPr>
+    </w:lvl>
+    <w:lvl w:ilvl="7" w:tentative="1">
+      <w:start w:val="1"/>
+      <w:numFmt w:val="bullet"/>
+      <w:lvlText w:val=""/>
+      <w:lvlJc w:val="left"/>
+      <w:pPr>
+        <w:tabs>
+          <w:tab w:val="num" w:pos="5760"/>
+        </w:tabs>
+        <w:ind w:left="5760" w:hanging="360"/>
+      </w:pPr>
+      <w:rPr>
+        <w:rFonts w:ascii="Wingdings" w:hAnsi="Wingdings" w:hint="default"/>
+        <w:sz w:val="20"/>
+      </w:rPr>
+    </w:lvl>
+    <w:lvl w:ilvl="8" w:tentative="1">
+      <w:start w:val="1"/>
+      <w:numFmt w:val="bullet"/>
+      <w:lvlText w:val=""/>
+      <w:lvlJc w:val="left"/>
+      <w:pPr>
+        <w:tabs>
+          <w:tab w:val="num" w:pos="6480"/>
+        </w:tabs>
+        <w:ind w:left="6480" w:hanging="360"/>
+      </w:pPr>
+      <w:rPr>
+        <w:rFonts w:ascii="Wingdings" w:hAnsi="Wingdings" w:hint="default"/>
+        <w:sz w:val="20"/>
+      </w:rPr>
+    </w:lvl>
+  </w:abstractNum>
+  <w:abstractNum w:abstractNumId="2" w15:restartNumberingAfterBreak="0">
+    <w:nsid w:val="100C4DD2"/>
+    <w:multiLevelType w:val="multilevel"/>
+    <w:tmpl w:val="7130AB22"/>
     <w:lvl w:ilvl="0">
       <w:start w:val="1"/>
       <w:numFmt w:val="bullet"/>
@@ -12035,10 +13880,10 @@
       </w:rPr>
     </w:lvl>
   </w:abstractNum>
-  <w:abstractNum w:abstractNumId="2" w15:restartNumberingAfterBreak="0">
-    <w:nsid w:val="3D9E1C86"/>
+  <w:abstractNum w:abstractNumId="3" w15:restartNumberingAfterBreak="0">
+    <w:nsid w:val="1A171F5D"/>
     <w:multiLevelType w:val="multilevel"/>
-    <w:tmpl w:val="0E6203EC"/>
+    <w:tmpl w:val="C668F602"/>
     <w:lvl w:ilvl="0">
       <w:start w:val="1"/>
       <w:numFmt w:val="bullet"/>
@@ -12184,10 +14029,10 @@
       </w:rPr>
     </w:lvl>
   </w:abstractNum>
-  <w:abstractNum w:abstractNumId="3" w15:restartNumberingAfterBreak="0">
-    <w:nsid w:val="51724EB9"/>
+  <w:abstractNum w:abstractNumId="4" w15:restartNumberingAfterBreak="0">
+    <w:nsid w:val="1BF404F8"/>
     <w:multiLevelType w:val="multilevel"/>
-    <w:tmpl w:val="C8E8078A"/>
+    <w:tmpl w:val="C10A3272"/>
     <w:lvl w:ilvl="0">
       <w:start w:val="1"/>
       <w:numFmt w:val="bullet"/>
@@ -12333,236 +14178,10 @@
       </w:rPr>
     </w:lvl>
   </w:abstractNum>
-  <w:abstractNum w:abstractNumId="4" w15:restartNumberingAfterBreak="0">
-    <w:nsid w:val="6AD95838"/>
+  <w:abstractNum w:abstractNumId="5" w15:restartNumberingAfterBreak="0">
+    <w:nsid w:val="3D9E1C86"/>
     <w:multiLevelType w:val="multilevel"/>
-    <w:tmpl w:val="31362FBE"/>
-    <w:lvl w:ilvl="0">
-      <w:start w:val="1"/>
-      <w:numFmt w:val="decimal"/>
-      <w:lvlText w:val="%1."/>
-      <w:lvlJc w:val="left"/>
-      <w:pPr>
-        <w:tabs>
-          <w:tab w:val="num" w:pos="720"/>
-        </w:tabs>
-        <w:ind w:left="720" w:hanging="360"/>
-      </w:pPr>
-    </w:lvl>
-    <w:lvl w:ilvl="1" w:tentative="1">
-      <w:start w:val="1"/>
-      <w:numFmt w:val="decimal"/>
-      <w:lvlText w:val="%2."/>
-      <w:lvlJc w:val="left"/>
-      <w:pPr>
-        <w:tabs>
-          <w:tab w:val="num" w:pos="1440"/>
-        </w:tabs>
-        <w:ind w:left="1440" w:hanging="360"/>
-      </w:pPr>
-    </w:lvl>
-    <w:lvl w:ilvl="2" w:tentative="1">
-      <w:start w:val="1"/>
-      <w:numFmt w:val="decimal"/>
-      <w:lvlText w:val="%3."/>
-      <w:lvlJc w:val="left"/>
-      <w:pPr>
-        <w:tabs>
-          <w:tab w:val="num" w:pos="2160"/>
-        </w:tabs>
-        <w:ind w:left="2160" w:hanging="360"/>
-      </w:pPr>
-    </w:lvl>
-    <w:lvl w:ilvl="3" w:tentative="1">
-      <w:start w:val="1"/>
-      <w:numFmt w:val="decimal"/>
-      <w:lvlText w:val="%4."/>
-      <w:lvlJc w:val="left"/>
-      <w:pPr>
-        <w:tabs>
-          <w:tab w:val="num" w:pos="2880"/>
-        </w:tabs>
-        <w:ind w:left="2880" w:hanging="360"/>
-      </w:pPr>
-    </w:lvl>
-    <w:lvl w:ilvl="4" w:tentative="1">
-      <w:start w:val="1"/>
-      <w:numFmt w:val="decimal"/>
-      <w:lvlText w:val="%5."/>
-      <w:lvlJc w:val="left"/>
-      <w:pPr>
-        <w:tabs>
-          <w:tab w:val="num" w:pos="3600"/>
-        </w:tabs>
-        <w:ind w:left="3600" w:hanging="360"/>
-      </w:pPr>
-    </w:lvl>
-    <w:lvl w:ilvl="5" w:tentative="1">
-      <w:start w:val="1"/>
-      <w:numFmt w:val="decimal"/>
-      <w:lvlText w:val="%6."/>
-      <w:lvlJc w:val="left"/>
-      <w:pPr>
-        <w:tabs>
-          <w:tab w:val="num" w:pos="4320"/>
-        </w:tabs>
-        <w:ind w:left="4320" w:hanging="360"/>
-      </w:pPr>
-    </w:lvl>
-    <w:lvl w:ilvl="6" w:tentative="1">
-      <w:start w:val="1"/>
-      <w:numFmt w:val="decimal"/>
-      <w:lvlText w:val="%7."/>
-      <w:lvlJc w:val="left"/>
-      <w:pPr>
-        <w:tabs>
-          <w:tab w:val="num" w:pos="5040"/>
-        </w:tabs>
-        <w:ind w:left="5040" w:hanging="360"/>
-      </w:pPr>
-    </w:lvl>
-    <w:lvl w:ilvl="7" w:tentative="1">
-      <w:start w:val="1"/>
-      <w:numFmt w:val="decimal"/>
-      <w:lvlText w:val="%8."/>
-      <w:lvlJc w:val="left"/>
-      <w:pPr>
-        <w:tabs>
-          <w:tab w:val="num" w:pos="5760"/>
-        </w:tabs>
-        <w:ind w:left="5760" w:hanging="360"/>
-      </w:pPr>
-    </w:lvl>
-    <w:lvl w:ilvl="8" w:tentative="1">
-      <w:start w:val="1"/>
-      <w:numFmt w:val="decimal"/>
-      <w:lvlText w:val="%9."/>
-      <w:lvlJc w:val="left"/>
-      <w:pPr>
-        <w:tabs>
-          <w:tab w:val="num" w:pos="6480"/>
-        </w:tabs>
-        <w:ind w:left="6480" w:hanging="360"/>
-      </w:pPr>
-    </w:lvl>
-  </w:abstractNum>
-  <w:abstractNum w:abstractNumId="5" w15:restartNumberingAfterBreak="0">
-    <w:nsid w:val="6C5B2656"/>
-    <w:multiLevelType w:val="multilevel"/>
-    <w:tmpl w:val="DC5894CC"/>
-    <w:lvl w:ilvl="0">
-      <w:start w:val="1"/>
-      <w:numFmt w:val="decimal"/>
-      <w:lvlText w:val="%1."/>
-      <w:lvlJc w:val="left"/>
-      <w:pPr>
-        <w:tabs>
-          <w:tab w:val="num" w:pos="720"/>
-        </w:tabs>
-        <w:ind w:left="720" w:hanging="360"/>
-      </w:pPr>
-    </w:lvl>
-    <w:lvl w:ilvl="1" w:tentative="1">
-      <w:start w:val="1"/>
-      <w:numFmt w:val="decimal"/>
-      <w:lvlText w:val="%2."/>
-      <w:lvlJc w:val="left"/>
-      <w:pPr>
-        <w:tabs>
-          <w:tab w:val="num" w:pos="1440"/>
-        </w:tabs>
-        <w:ind w:left="1440" w:hanging="360"/>
-      </w:pPr>
-    </w:lvl>
-    <w:lvl w:ilvl="2" w:tentative="1">
-      <w:start w:val="1"/>
-      <w:numFmt w:val="decimal"/>
-      <w:lvlText w:val="%3."/>
-      <w:lvlJc w:val="left"/>
-      <w:pPr>
-        <w:tabs>
-          <w:tab w:val="num" w:pos="2160"/>
-        </w:tabs>
-        <w:ind w:left="2160" w:hanging="360"/>
-      </w:pPr>
-    </w:lvl>
-    <w:lvl w:ilvl="3" w:tentative="1">
-      <w:start w:val="1"/>
-      <w:numFmt w:val="decimal"/>
-      <w:lvlText w:val="%4."/>
-      <w:lvlJc w:val="left"/>
-      <w:pPr>
-        <w:tabs>
-          <w:tab w:val="num" w:pos="2880"/>
-        </w:tabs>
-        <w:ind w:left="2880" w:hanging="360"/>
-      </w:pPr>
-    </w:lvl>
-    <w:lvl w:ilvl="4" w:tentative="1">
-      <w:start w:val="1"/>
-      <w:numFmt w:val="decimal"/>
-      <w:lvlText w:val="%5."/>
-      <w:lvlJc w:val="left"/>
-      <w:pPr>
-        <w:tabs>
-          <w:tab w:val="num" w:pos="3600"/>
-        </w:tabs>
-        <w:ind w:left="3600" w:hanging="360"/>
-      </w:pPr>
-    </w:lvl>
-    <w:lvl w:ilvl="5" w:tentative="1">
-      <w:start w:val="1"/>
-      <w:numFmt w:val="decimal"/>
-      <w:lvlText w:val="%6."/>
-      <w:lvlJc w:val="left"/>
-      <w:pPr>
-        <w:tabs>
-          <w:tab w:val="num" w:pos="4320"/>
-        </w:tabs>
-        <w:ind w:left="4320" w:hanging="360"/>
-      </w:pPr>
-    </w:lvl>
-    <w:lvl w:ilvl="6" w:tentative="1">
-      <w:start w:val="1"/>
-      <w:numFmt w:val="decimal"/>
-      <w:lvlText w:val="%7."/>
-      <w:lvlJc w:val="left"/>
-      <w:pPr>
-        <w:tabs>
-          <w:tab w:val="num" w:pos="5040"/>
-        </w:tabs>
-        <w:ind w:left="5040" w:hanging="360"/>
-      </w:pPr>
-    </w:lvl>
-    <w:lvl w:ilvl="7" w:tentative="1">
-      <w:start w:val="1"/>
-      <w:numFmt w:val="decimal"/>
-      <w:lvlText w:val="%8."/>
-      <w:lvlJc w:val="left"/>
-      <w:pPr>
-        <w:tabs>
-          <w:tab w:val="num" w:pos="5760"/>
-        </w:tabs>
-        <w:ind w:left="5760" w:hanging="360"/>
-      </w:pPr>
-    </w:lvl>
-    <w:lvl w:ilvl="8" w:tentative="1">
-      <w:start w:val="1"/>
-      <w:numFmt w:val="decimal"/>
-      <w:lvlText w:val="%9."/>
-      <w:lvlJc w:val="left"/>
-      <w:pPr>
-        <w:tabs>
-          <w:tab w:val="num" w:pos="6480"/>
-        </w:tabs>
-        <w:ind w:left="6480" w:hanging="360"/>
-      </w:pPr>
-    </w:lvl>
-  </w:abstractNum>
-  <w:abstractNum w:abstractNumId="6" w15:restartNumberingAfterBreak="0">
-    <w:nsid w:val="774E3B1C"/>
-    <w:multiLevelType w:val="multilevel"/>
-    <w:tmpl w:val="D90AF88A"/>
+    <w:tmpl w:val="0E6203EC"/>
     <w:lvl w:ilvl="0">
       <w:start w:val="1"/>
       <w:numFmt w:val="bullet"/>
@@ -12708,26 +14327,863 @@
       </w:rPr>
     </w:lvl>
   </w:abstractNum>
+  <w:abstractNum w:abstractNumId="6" w15:restartNumberingAfterBreak="0">
+    <w:nsid w:val="4285214C"/>
+    <w:multiLevelType w:val="multilevel"/>
+    <w:tmpl w:val="14987B1A"/>
+    <w:lvl w:ilvl="0">
+      <w:start w:val="1"/>
+      <w:numFmt w:val="bullet"/>
+      <w:lvlText w:val=""/>
+      <w:lvlJc w:val="left"/>
+      <w:pPr>
+        <w:tabs>
+          <w:tab w:val="num" w:pos="720"/>
+        </w:tabs>
+        <w:ind w:left="720" w:hanging="360"/>
+      </w:pPr>
+      <w:rPr>
+        <w:rFonts w:ascii="Symbol" w:hAnsi="Symbol" w:hint="default"/>
+        <w:sz w:val="20"/>
+      </w:rPr>
+    </w:lvl>
+    <w:lvl w:ilvl="1" w:tentative="1">
+      <w:start w:val="1"/>
+      <w:numFmt w:val="bullet"/>
+      <w:lvlText w:val="o"/>
+      <w:lvlJc w:val="left"/>
+      <w:pPr>
+        <w:tabs>
+          <w:tab w:val="num" w:pos="1440"/>
+        </w:tabs>
+        <w:ind w:left="1440" w:hanging="360"/>
+      </w:pPr>
+      <w:rPr>
+        <w:rFonts w:ascii="Courier New" w:hAnsi="Courier New" w:hint="default"/>
+        <w:sz w:val="20"/>
+      </w:rPr>
+    </w:lvl>
+    <w:lvl w:ilvl="2" w:tentative="1">
+      <w:start w:val="1"/>
+      <w:numFmt w:val="bullet"/>
+      <w:lvlText w:val=""/>
+      <w:lvlJc w:val="left"/>
+      <w:pPr>
+        <w:tabs>
+          <w:tab w:val="num" w:pos="2160"/>
+        </w:tabs>
+        <w:ind w:left="2160" w:hanging="360"/>
+      </w:pPr>
+      <w:rPr>
+        <w:rFonts w:ascii="Wingdings" w:hAnsi="Wingdings" w:hint="default"/>
+        <w:sz w:val="20"/>
+      </w:rPr>
+    </w:lvl>
+    <w:lvl w:ilvl="3" w:tentative="1">
+      <w:start w:val="1"/>
+      <w:numFmt w:val="bullet"/>
+      <w:lvlText w:val=""/>
+      <w:lvlJc w:val="left"/>
+      <w:pPr>
+        <w:tabs>
+          <w:tab w:val="num" w:pos="2880"/>
+        </w:tabs>
+        <w:ind w:left="2880" w:hanging="360"/>
+      </w:pPr>
+      <w:rPr>
+        <w:rFonts w:ascii="Wingdings" w:hAnsi="Wingdings" w:hint="default"/>
+        <w:sz w:val="20"/>
+      </w:rPr>
+    </w:lvl>
+    <w:lvl w:ilvl="4" w:tentative="1">
+      <w:start w:val="1"/>
+      <w:numFmt w:val="bullet"/>
+      <w:lvlText w:val=""/>
+      <w:lvlJc w:val="left"/>
+      <w:pPr>
+        <w:tabs>
+          <w:tab w:val="num" w:pos="3600"/>
+        </w:tabs>
+        <w:ind w:left="3600" w:hanging="360"/>
+      </w:pPr>
+      <w:rPr>
+        <w:rFonts w:ascii="Wingdings" w:hAnsi="Wingdings" w:hint="default"/>
+        <w:sz w:val="20"/>
+      </w:rPr>
+    </w:lvl>
+    <w:lvl w:ilvl="5" w:tentative="1">
+      <w:start w:val="1"/>
+      <w:numFmt w:val="bullet"/>
+      <w:lvlText w:val=""/>
+      <w:lvlJc w:val="left"/>
+      <w:pPr>
+        <w:tabs>
+          <w:tab w:val="num" w:pos="4320"/>
+        </w:tabs>
+        <w:ind w:left="4320" w:hanging="360"/>
+      </w:pPr>
+      <w:rPr>
+        <w:rFonts w:ascii="Wingdings" w:hAnsi="Wingdings" w:hint="default"/>
+        <w:sz w:val="20"/>
+      </w:rPr>
+    </w:lvl>
+    <w:lvl w:ilvl="6" w:tentative="1">
+      <w:start w:val="1"/>
+      <w:numFmt w:val="bullet"/>
+      <w:lvlText w:val=""/>
+      <w:lvlJc w:val="left"/>
+      <w:pPr>
+        <w:tabs>
+          <w:tab w:val="num" w:pos="5040"/>
+        </w:tabs>
+        <w:ind w:left="5040" w:hanging="360"/>
+      </w:pPr>
+      <w:rPr>
+        <w:rFonts w:ascii="Wingdings" w:hAnsi="Wingdings" w:hint="default"/>
+        <w:sz w:val="20"/>
+      </w:rPr>
+    </w:lvl>
+    <w:lvl w:ilvl="7" w:tentative="1">
+      <w:start w:val="1"/>
+      <w:numFmt w:val="bullet"/>
+      <w:lvlText w:val=""/>
+      <w:lvlJc w:val="left"/>
+      <w:pPr>
+        <w:tabs>
+          <w:tab w:val="num" w:pos="5760"/>
+        </w:tabs>
+        <w:ind w:left="5760" w:hanging="360"/>
+      </w:pPr>
+      <w:rPr>
+        <w:rFonts w:ascii="Wingdings" w:hAnsi="Wingdings" w:hint="default"/>
+        <w:sz w:val="20"/>
+      </w:rPr>
+    </w:lvl>
+    <w:lvl w:ilvl="8" w:tentative="1">
+      <w:start w:val="1"/>
+      <w:numFmt w:val="bullet"/>
+      <w:lvlText w:val=""/>
+      <w:lvlJc w:val="left"/>
+      <w:pPr>
+        <w:tabs>
+          <w:tab w:val="num" w:pos="6480"/>
+        </w:tabs>
+        <w:ind w:left="6480" w:hanging="360"/>
+      </w:pPr>
+      <w:rPr>
+        <w:rFonts w:ascii="Wingdings" w:hAnsi="Wingdings" w:hint="default"/>
+        <w:sz w:val="20"/>
+      </w:rPr>
+    </w:lvl>
+  </w:abstractNum>
+  <w:abstractNum w:abstractNumId="7" w15:restartNumberingAfterBreak="0">
+    <w:nsid w:val="51724EB9"/>
+    <w:multiLevelType w:val="multilevel"/>
+    <w:tmpl w:val="C8E8078A"/>
+    <w:lvl w:ilvl="0">
+      <w:start w:val="1"/>
+      <w:numFmt w:val="bullet"/>
+      <w:lvlText w:val=""/>
+      <w:lvlJc w:val="left"/>
+      <w:pPr>
+        <w:tabs>
+          <w:tab w:val="num" w:pos="720"/>
+        </w:tabs>
+        <w:ind w:left="720" w:hanging="360"/>
+      </w:pPr>
+      <w:rPr>
+        <w:rFonts w:ascii="Symbol" w:hAnsi="Symbol" w:hint="default"/>
+        <w:sz w:val="20"/>
+      </w:rPr>
+    </w:lvl>
+    <w:lvl w:ilvl="1">
+      <w:start w:val="1"/>
+      <w:numFmt w:val="bullet"/>
+      <w:lvlText w:val="o"/>
+      <w:lvlJc w:val="left"/>
+      <w:pPr>
+        <w:tabs>
+          <w:tab w:val="num" w:pos="1440"/>
+        </w:tabs>
+        <w:ind w:left="1440" w:hanging="360"/>
+      </w:pPr>
+      <w:rPr>
+        <w:rFonts w:ascii="Courier New" w:hAnsi="Courier New" w:hint="default"/>
+        <w:sz w:val="20"/>
+      </w:rPr>
+    </w:lvl>
+    <w:lvl w:ilvl="2" w:tentative="1">
+      <w:start w:val="1"/>
+      <w:numFmt w:val="bullet"/>
+      <w:lvlText w:val=""/>
+      <w:lvlJc w:val="left"/>
+      <w:pPr>
+        <w:tabs>
+          <w:tab w:val="num" w:pos="2160"/>
+        </w:tabs>
+        <w:ind w:left="2160" w:hanging="360"/>
+      </w:pPr>
+      <w:rPr>
+        <w:rFonts w:ascii="Wingdings" w:hAnsi="Wingdings" w:hint="default"/>
+        <w:sz w:val="20"/>
+      </w:rPr>
+    </w:lvl>
+    <w:lvl w:ilvl="3" w:tentative="1">
+      <w:start w:val="1"/>
+      <w:numFmt w:val="bullet"/>
+      <w:lvlText w:val=""/>
+      <w:lvlJc w:val="left"/>
+      <w:pPr>
+        <w:tabs>
+          <w:tab w:val="num" w:pos="2880"/>
+        </w:tabs>
+        <w:ind w:left="2880" w:hanging="360"/>
+      </w:pPr>
+      <w:rPr>
+        <w:rFonts w:ascii="Wingdings" w:hAnsi="Wingdings" w:hint="default"/>
+        <w:sz w:val="20"/>
+      </w:rPr>
+    </w:lvl>
+    <w:lvl w:ilvl="4" w:tentative="1">
+      <w:start w:val="1"/>
+      <w:numFmt w:val="bullet"/>
+      <w:lvlText w:val=""/>
+      <w:lvlJc w:val="left"/>
+      <w:pPr>
+        <w:tabs>
+          <w:tab w:val="num" w:pos="3600"/>
+        </w:tabs>
+        <w:ind w:left="3600" w:hanging="360"/>
+      </w:pPr>
+      <w:rPr>
+        <w:rFonts w:ascii="Wingdings" w:hAnsi="Wingdings" w:hint="default"/>
+        <w:sz w:val="20"/>
+      </w:rPr>
+    </w:lvl>
+    <w:lvl w:ilvl="5" w:tentative="1">
+      <w:start w:val="1"/>
+      <w:numFmt w:val="bullet"/>
+      <w:lvlText w:val=""/>
+      <w:lvlJc w:val="left"/>
+      <w:pPr>
+        <w:tabs>
+          <w:tab w:val="num" w:pos="4320"/>
+        </w:tabs>
+        <w:ind w:left="4320" w:hanging="360"/>
+      </w:pPr>
+      <w:rPr>
+        <w:rFonts w:ascii="Wingdings" w:hAnsi="Wingdings" w:hint="default"/>
+        <w:sz w:val="20"/>
+      </w:rPr>
+    </w:lvl>
+    <w:lvl w:ilvl="6" w:tentative="1">
+      <w:start w:val="1"/>
+      <w:numFmt w:val="bullet"/>
+      <w:lvlText w:val=""/>
+      <w:lvlJc w:val="left"/>
+      <w:pPr>
+        <w:tabs>
+          <w:tab w:val="num" w:pos="5040"/>
+        </w:tabs>
+        <w:ind w:left="5040" w:hanging="360"/>
+      </w:pPr>
+      <w:rPr>
+        <w:rFonts w:ascii="Wingdings" w:hAnsi="Wingdings" w:hint="default"/>
+        <w:sz w:val="20"/>
+      </w:rPr>
+    </w:lvl>
+    <w:lvl w:ilvl="7" w:tentative="1">
+      <w:start w:val="1"/>
+      <w:numFmt w:val="bullet"/>
+      <w:lvlText w:val=""/>
+      <w:lvlJc w:val="left"/>
+      <w:pPr>
+        <w:tabs>
+          <w:tab w:val="num" w:pos="5760"/>
+        </w:tabs>
+        <w:ind w:left="5760" w:hanging="360"/>
+      </w:pPr>
+      <w:rPr>
+        <w:rFonts w:ascii="Wingdings" w:hAnsi="Wingdings" w:hint="default"/>
+        <w:sz w:val="20"/>
+      </w:rPr>
+    </w:lvl>
+    <w:lvl w:ilvl="8" w:tentative="1">
+      <w:start w:val="1"/>
+      <w:numFmt w:val="bullet"/>
+      <w:lvlText w:val=""/>
+      <w:lvlJc w:val="left"/>
+      <w:pPr>
+        <w:tabs>
+          <w:tab w:val="num" w:pos="6480"/>
+        </w:tabs>
+        <w:ind w:left="6480" w:hanging="360"/>
+      </w:pPr>
+      <w:rPr>
+        <w:rFonts w:ascii="Wingdings" w:hAnsi="Wingdings" w:hint="default"/>
+        <w:sz w:val="20"/>
+      </w:rPr>
+    </w:lvl>
+  </w:abstractNum>
+  <w:abstractNum w:abstractNumId="8" w15:restartNumberingAfterBreak="0">
+    <w:nsid w:val="56B51740"/>
+    <w:multiLevelType w:val="multilevel"/>
+    <w:tmpl w:val="42728D2A"/>
+    <w:lvl w:ilvl="0">
+      <w:start w:val="1"/>
+      <w:numFmt w:val="bullet"/>
+      <w:lvlText w:val=""/>
+      <w:lvlJc w:val="left"/>
+      <w:pPr>
+        <w:tabs>
+          <w:tab w:val="num" w:pos="720"/>
+        </w:tabs>
+        <w:ind w:left="720" w:hanging="360"/>
+      </w:pPr>
+      <w:rPr>
+        <w:rFonts w:ascii="Symbol" w:hAnsi="Symbol" w:hint="default"/>
+        <w:sz w:val="20"/>
+      </w:rPr>
+    </w:lvl>
+    <w:lvl w:ilvl="1">
+      <w:start w:val="1"/>
+      <w:numFmt w:val="bullet"/>
+      <w:lvlText w:val="o"/>
+      <w:lvlJc w:val="left"/>
+      <w:pPr>
+        <w:tabs>
+          <w:tab w:val="num" w:pos="1440"/>
+        </w:tabs>
+        <w:ind w:left="1440" w:hanging="360"/>
+      </w:pPr>
+      <w:rPr>
+        <w:rFonts w:ascii="Courier New" w:hAnsi="Courier New" w:hint="default"/>
+        <w:sz w:val="20"/>
+      </w:rPr>
+    </w:lvl>
+    <w:lvl w:ilvl="2" w:tentative="1">
+      <w:start w:val="1"/>
+      <w:numFmt w:val="bullet"/>
+      <w:lvlText w:val=""/>
+      <w:lvlJc w:val="left"/>
+      <w:pPr>
+        <w:tabs>
+          <w:tab w:val="num" w:pos="2160"/>
+        </w:tabs>
+        <w:ind w:left="2160" w:hanging="360"/>
+      </w:pPr>
+      <w:rPr>
+        <w:rFonts w:ascii="Wingdings" w:hAnsi="Wingdings" w:hint="default"/>
+        <w:sz w:val="20"/>
+      </w:rPr>
+    </w:lvl>
+    <w:lvl w:ilvl="3" w:tentative="1">
+      <w:start w:val="1"/>
+      <w:numFmt w:val="bullet"/>
+      <w:lvlText w:val=""/>
+      <w:lvlJc w:val="left"/>
+      <w:pPr>
+        <w:tabs>
+          <w:tab w:val="num" w:pos="2880"/>
+        </w:tabs>
+        <w:ind w:left="2880" w:hanging="360"/>
+      </w:pPr>
+      <w:rPr>
+        <w:rFonts w:ascii="Wingdings" w:hAnsi="Wingdings" w:hint="default"/>
+        <w:sz w:val="20"/>
+      </w:rPr>
+    </w:lvl>
+    <w:lvl w:ilvl="4" w:tentative="1">
+      <w:start w:val="1"/>
+      <w:numFmt w:val="bullet"/>
+      <w:lvlText w:val=""/>
+      <w:lvlJc w:val="left"/>
+      <w:pPr>
+        <w:tabs>
+          <w:tab w:val="num" w:pos="3600"/>
+        </w:tabs>
+        <w:ind w:left="3600" w:hanging="360"/>
+      </w:pPr>
+      <w:rPr>
+        <w:rFonts w:ascii="Wingdings" w:hAnsi="Wingdings" w:hint="default"/>
+        <w:sz w:val="20"/>
+      </w:rPr>
+    </w:lvl>
+    <w:lvl w:ilvl="5" w:tentative="1">
+      <w:start w:val="1"/>
+      <w:numFmt w:val="bullet"/>
+      <w:lvlText w:val=""/>
+      <w:lvlJc w:val="left"/>
+      <w:pPr>
+        <w:tabs>
+          <w:tab w:val="num" w:pos="4320"/>
+        </w:tabs>
+        <w:ind w:left="4320" w:hanging="360"/>
+      </w:pPr>
+      <w:rPr>
+        <w:rFonts w:ascii="Wingdings" w:hAnsi="Wingdings" w:hint="default"/>
+        <w:sz w:val="20"/>
+      </w:rPr>
+    </w:lvl>
+    <w:lvl w:ilvl="6" w:tentative="1">
+      <w:start w:val="1"/>
+      <w:numFmt w:val="bullet"/>
+      <w:lvlText w:val=""/>
+      <w:lvlJc w:val="left"/>
+      <w:pPr>
+        <w:tabs>
+          <w:tab w:val="num" w:pos="5040"/>
+        </w:tabs>
+        <w:ind w:left="5040" w:hanging="360"/>
+      </w:pPr>
+      <w:rPr>
+        <w:rFonts w:ascii="Wingdings" w:hAnsi="Wingdings" w:hint="default"/>
+        <w:sz w:val="20"/>
+      </w:rPr>
+    </w:lvl>
+    <w:lvl w:ilvl="7" w:tentative="1">
+      <w:start w:val="1"/>
+      <w:numFmt w:val="bullet"/>
+      <w:lvlText w:val=""/>
+      <w:lvlJc w:val="left"/>
+      <w:pPr>
+        <w:tabs>
+          <w:tab w:val="num" w:pos="5760"/>
+        </w:tabs>
+        <w:ind w:left="5760" w:hanging="360"/>
+      </w:pPr>
+      <w:rPr>
+        <w:rFonts w:ascii="Wingdings" w:hAnsi="Wingdings" w:hint="default"/>
+        <w:sz w:val="20"/>
+      </w:rPr>
+    </w:lvl>
+    <w:lvl w:ilvl="8" w:tentative="1">
+      <w:start w:val="1"/>
+      <w:numFmt w:val="bullet"/>
+      <w:lvlText w:val=""/>
+      <w:lvlJc w:val="left"/>
+      <w:pPr>
+        <w:tabs>
+          <w:tab w:val="num" w:pos="6480"/>
+        </w:tabs>
+        <w:ind w:left="6480" w:hanging="360"/>
+      </w:pPr>
+      <w:rPr>
+        <w:rFonts w:ascii="Wingdings" w:hAnsi="Wingdings" w:hint="default"/>
+        <w:sz w:val="20"/>
+      </w:rPr>
+    </w:lvl>
+  </w:abstractNum>
+  <w:abstractNum w:abstractNumId="9" w15:restartNumberingAfterBreak="0">
+    <w:nsid w:val="6AD95838"/>
+    <w:multiLevelType w:val="multilevel"/>
+    <w:tmpl w:val="31362FBE"/>
+    <w:lvl w:ilvl="0">
+      <w:start w:val="1"/>
+      <w:numFmt w:val="decimal"/>
+      <w:lvlText w:val="%1."/>
+      <w:lvlJc w:val="left"/>
+      <w:pPr>
+        <w:tabs>
+          <w:tab w:val="num" w:pos="720"/>
+        </w:tabs>
+        <w:ind w:left="720" w:hanging="360"/>
+      </w:pPr>
+    </w:lvl>
+    <w:lvl w:ilvl="1" w:tentative="1">
+      <w:start w:val="1"/>
+      <w:numFmt w:val="decimal"/>
+      <w:lvlText w:val="%2."/>
+      <w:lvlJc w:val="left"/>
+      <w:pPr>
+        <w:tabs>
+          <w:tab w:val="num" w:pos="1440"/>
+        </w:tabs>
+        <w:ind w:left="1440" w:hanging="360"/>
+      </w:pPr>
+    </w:lvl>
+    <w:lvl w:ilvl="2" w:tentative="1">
+      <w:start w:val="1"/>
+      <w:numFmt w:val="decimal"/>
+      <w:lvlText w:val="%3."/>
+      <w:lvlJc w:val="left"/>
+      <w:pPr>
+        <w:tabs>
+          <w:tab w:val="num" w:pos="2160"/>
+        </w:tabs>
+        <w:ind w:left="2160" w:hanging="360"/>
+      </w:pPr>
+    </w:lvl>
+    <w:lvl w:ilvl="3" w:tentative="1">
+      <w:start w:val="1"/>
+      <w:numFmt w:val="decimal"/>
+      <w:lvlText w:val="%4."/>
+      <w:lvlJc w:val="left"/>
+      <w:pPr>
+        <w:tabs>
+          <w:tab w:val="num" w:pos="2880"/>
+        </w:tabs>
+        <w:ind w:left="2880" w:hanging="360"/>
+      </w:pPr>
+    </w:lvl>
+    <w:lvl w:ilvl="4" w:tentative="1">
+      <w:start w:val="1"/>
+      <w:numFmt w:val="decimal"/>
+      <w:lvlText w:val="%5."/>
+      <w:lvlJc w:val="left"/>
+      <w:pPr>
+        <w:tabs>
+          <w:tab w:val="num" w:pos="3600"/>
+        </w:tabs>
+        <w:ind w:left="3600" w:hanging="360"/>
+      </w:pPr>
+    </w:lvl>
+    <w:lvl w:ilvl="5" w:tentative="1">
+      <w:start w:val="1"/>
+      <w:numFmt w:val="decimal"/>
+      <w:lvlText w:val="%6."/>
+      <w:lvlJc w:val="left"/>
+      <w:pPr>
+        <w:tabs>
+          <w:tab w:val="num" w:pos="4320"/>
+        </w:tabs>
+        <w:ind w:left="4320" w:hanging="360"/>
+      </w:pPr>
+    </w:lvl>
+    <w:lvl w:ilvl="6" w:tentative="1">
+      <w:start w:val="1"/>
+      <w:numFmt w:val="decimal"/>
+      <w:lvlText w:val="%7."/>
+      <w:lvlJc w:val="left"/>
+      <w:pPr>
+        <w:tabs>
+          <w:tab w:val="num" w:pos="5040"/>
+        </w:tabs>
+        <w:ind w:left="5040" w:hanging="360"/>
+      </w:pPr>
+    </w:lvl>
+    <w:lvl w:ilvl="7" w:tentative="1">
+      <w:start w:val="1"/>
+      <w:numFmt w:val="decimal"/>
+      <w:lvlText w:val="%8."/>
+      <w:lvlJc w:val="left"/>
+      <w:pPr>
+        <w:tabs>
+          <w:tab w:val="num" w:pos="5760"/>
+        </w:tabs>
+        <w:ind w:left="5760" w:hanging="360"/>
+      </w:pPr>
+    </w:lvl>
+    <w:lvl w:ilvl="8" w:tentative="1">
+      <w:start w:val="1"/>
+      <w:numFmt w:val="decimal"/>
+      <w:lvlText w:val="%9."/>
+      <w:lvlJc w:val="left"/>
+      <w:pPr>
+        <w:tabs>
+          <w:tab w:val="num" w:pos="6480"/>
+        </w:tabs>
+        <w:ind w:left="6480" w:hanging="360"/>
+      </w:pPr>
+    </w:lvl>
+  </w:abstractNum>
+  <w:abstractNum w:abstractNumId="10" w15:restartNumberingAfterBreak="0">
+    <w:nsid w:val="6C5B2656"/>
+    <w:multiLevelType w:val="multilevel"/>
+    <w:tmpl w:val="DC5894CC"/>
+    <w:lvl w:ilvl="0">
+      <w:start w:val="1"/>
+      <w:numFmt w:val="decimal"/>
+      <w:lvlText w:val="%1."/>
+      <w:lvlJc w:val="left"/>
+      <w:pPr>
+        <w:tabs>
+          <w:tab w:val="num" w:pos="720"/>
+        </w:tabs>
+        <w:ind w:left="720" w:hanging="360"/>
+      </w:pPr>
+    </w:lvl>
+    <w:lvl w:ilvl="1" w:tentative="1">
+      <w:start w:val="1"/>
+      <w:numFmt w:val="decimal"/>
+      <w:lvlText w:val="%2."/>
+      <w:lvlJc w:val="left"/>
+      <w:pPr>
+        <w:tabs>
+          <w:tab w:val="num" w:pos="1440"/>
+        </w:tabs>
+        <w:ind w:left="1440" w:hanging="360"/>
+      </w:pPr>
+    </w:lvl>
+    <w:lvl w:ilvl="2" w:tentative="1">
+      <w:start w:val="1"/>
+      <w:numFmt w:val="decimal"/>
+      <w:lvlText w:val="%3."/>
+      <w:lvlJc w:val="left"/>
+      <w:pPr>
+        <w:tabs>
+          <w:tab w:val="num" w:pos="2160"/>
+        </w:tabs>
+        <w:ind w:left="2160" w:hanging="360"/>
+      </w:pPr>
+    </w:lvl>
+    <w:lvl w:ilvl="3" w:tentative="1">
+      <w:start w:val="1"/>
+      <w:numFmt w:val="decimal"/>
+      <w:lvlText w:val="%4."/>
+      <w:lvlJc w:val="left"/>
+      <w:pPr>
+        <w:tabs>
+          <w:tab w:val="num" w:pos="2880"/>
+        </w:tabs>
+        <w:ind w:left="2880" w:hanging="360"/>
+      </w:pPr>
+    </w:lvl>
+    <w:lvl w:ilvl="4" w:tentative="1">
+      <w:start w:val="1"/>
+      <w:numFmt w:val="decimal"/>
+      <w:lvlText w:val="%5."/>
+      <w:lvlJc w:val="left"/>
+      <w:pPr>
+        <w:tabs>
+          <w:tab w:val="num" w:pos="3600"/>
+        </w:tabs>
+        <w:ind w:left="3600" w:hanging="360"/>
+      </w:pPr>
+    </w:lvl>
+    <w:lvl w:ilvl="5" w:tentative="1">
+      <w:start w:val="1"/>
+      <w:numFmt w:val="decimal"/>
+      <w:lvlText w:val="%6."/>
+      <w:lvlJc w:val="left"/>
+      <w:pPr>
+        <w:tabs>
+          <w:tab w:val="num" w:pos="4320"/>
+        </w:tabs>
+        <w:ind w:left="4320" w:hanging="360"/>
+      </w:pPr>
+    </w:lvl>
+    <w:lvl w:ilvl="6" w:tentative="1">
+      <w:start w:val="1"/>
+      <w:numFmt w:val="decimal"/>
+      <w:lvlText w:val="%7."/>
+      <w:lvlJc w:val="left"/>
+      <w:pPr>
+        <w:tabs>
+          <w:tab w:val="num" w:pos="5040"/>
+        </w:tabs>
+        <w:ind w:left="5040" w:hanging="360"/>
+      </w:pPr>
+    </w:lvl>
+    <w:lvl w:ilvl="7" w:tentative="1">
+      <w:start w:val="1"/>
+      <w:numFmt w:val="decimal"/>
+      <w:lvlText w:val="%8."/>
+      <w:lvlJc w:val="left"/>
+      <w:pPr>
+        <w:tabs>
+          <w:tab w:val="num" w:pos="5760"/>
+        </w:tabs>
+        <w:ind w:left="5760" w:hanging="360"/>
+      </w:pPr>
+    </w:lvl>
+    <w:lvl w:ilvl="8" w:tentative="1">
+      <w:start w:val="1"/>
+      <w:numFmt w:val="decimal"/>
+      <w:lvlText w:val="%9."/>
+      <w:lvlJc w:val="left"/>
+      <w:pPr>
+        <w:tabs>
+          <w:tab w:val="num" w:pos="6480"/>
+        </w:tabs>
+        <w:ind w:left="6480" w:hanging="360"/>
+      </w:pPr>
+    </w:lvl>
+  </w:abstractNum>
+  <w:abstractNum w:abstractNumId="11" w15:restartNumberingAfterBreak="0">
+    <w:nsid w:val="774E3B1C"/>
+    <w:multiLevelType w:val="multilevel"/>
+    <w:tmpl w:val="D90AF88A"/>
+    <w:lvl w:ilvl="0">
+      <w:start w:val="1"/>
+      <w:numFmt w:val="bullet"/>
+      <w:lvlText w:val=""/>
+      <w:lvlJc w:val="left"/>
+      <w:pPr>
+        <w:tabs>
+          <w:tab w:val="num" w:pos="720"/>
+        </w:tabs>
+        <w:ind w:left="720" w:hanging="360"/>
+      </w:pPr>
+      <w:rPr>
+        <w:rFonts w:ascii="Symbol" w:hAnsi="Symbol" w:hint="default"/>
+        <w:sz w:val="20"/>
+      </w:rPr>
+    </w:lvl>
+    <w:lvl w:ilvl="1" w:tentative="1">
+      <w:start w:val="1"/>
+      <w:numFmt w:val="bullet"/>
+      <w:lvlText w:val="o"/>
+      <w:lvlJc w:val="left"/>
+      <w:pPr>
+        <w:tabs>
+          <w:tab w:val="num" w:pos="1440"/>
+        </w:tabs>
+        <w:ind w:left="1440" w:hanging="360"/>
+      </w:pPr>
+      <w:rPr>
+        <w:rFonts w:ascii="Courier New" w:hAnsi="Courier New" w:hint="default"/>
+        <w:sz w:val="20"/>
+      </w:rPr>
+    </w:lvl>
+    <w:lvl w:ilvl="2" w:tentative="1">
+      <w:start w:val="1"/>
+      <w:numFmt w:val="bullet"/>
+      <w:lvlText w:val=""/>
+      <w:lvlJc w:val="left"/>
+      <w:pPr>
+        <w:tabs>
+          <w:tab w:val="num" w:pos="2160"/>
+        </w:tabs>
+        <w:ind w:left="2160" w:hanging="360"/>
+      </w:pPr>
+      <w:rPr>
+        <w:rFonts w:ascii="Wingdings" w:hAnsi="Wingdings" w:hint="default"/>
+        <w:sz w:val="20"/>
+      </w:rPr>
+    </w:lvl>
+    <w:lvl w:ilvl="3" w:tentative="1">
+      <w:start w:val="1"/>
+      <w:numFmt w:val="bullet"/>
+      <w:lvlText w:val=""/>
+      <w:lvlJc w:val="left"/>
+      <w:pPr>
+        <w:tabs>
+          <w:tab w:val="num" w:pos="2880"/>
+        </w:tabs>
+        <w:ind w:left="2880" w:hanging="360"/>
+      </w:pPr>
+      <w:rPr>
+        <w:rFonts w:ascii="Wingdings" w:hAnsi="Wingdings" w:hint="default"/>
+        <w:sz w:val="20"/>
+      </w:rPr>
+    </w:lvl>
+    <w:lvl w:ilvl="4" w:tentative="1">
+      <w:start w:val="1"/>
+      <w:numFmt w:val="bullet"/>
+      <w:lvlText w:val=""/>
+      <w:lvlJc w:val="left"/>
+      <w:pPr>
+        <w:tabs>
+          <w:tab w:val="num" w:pos="3600"/>
+        </w:tabs>
+        <w:ind w:left="3600" w:hanging="360"/>
+      </w:pPr>
+      <w:rPr>
+        <w:rFonts w:ascii="Wingdings" w:hAnsi="Wingdings" w:hint="default"/>
+        <w:sz w:val="20"/>
+      </w:rPr>
+    </w:lvl>
+    <w:lvl w:ilvl="5" w:tentative="1">
+      <w:start w:val="1"/>
+      <w:numFmt w:val="bullet"/>
+      <w:lvlText w:val=""/>
+      <w:lvlJc w:val="left"/>
+      <w:pPr>
+        <w:tabs>
+          <w:tab w:val="num" w:pos="4320"/>
+        </w:tabs>
+        <w:ind w:left="4320" w:hanging="360"/>
+      </w:pPr>
+      <w:rPr>
+        <w:rFonts w:ascii="Wingdings" w:hAnsi="Wingdings" w:hint="default"/>
+        <w:sz w:val="20"/>
+      </w:rPr>
+    </w:lvl>
+    <w:lvl w:ilvl="6" w:tentative="1">
+      <w:start w:val="1"/>
+      <w:numFmt w:val="bullet"/>
+      <w:lvlText w:val=""/>
+      <w:lvlJc w:val="left"/>
+      <w:pPr>
+        <w:tabs>
+          <w:tab w:val="num" w:pos="5040"/>
+        </w:tabs>
+        <w:ind w:left="5040" w:hanging="360"/>
+      </w:pPr>
+      <w:rPr>
+        <w:rFonts w:ascii="Wingdings" w:hAnsi="Wingdings" w:hint="default"/>
+        <w:sz w:val="20"/>
+      </w:rPr>
+    </w:lvl>
+    <w:lvl w:ilvl="7" w:tentative="1">
+      <w:start w:val="1"/>
+      <w:numFmt w:val="bullet"/>
+      <w:lvlText w:val=""/>
+      <w:lvlJc w:val="left"/>
+      <w:pPr>
+        <w:tabs>
+          <w:tab w:val="num" w:pos="5760"/>
+        </w:tabs>
+        <w:ind w:left="5760" w:hanging="360"/>
+      </w:pPr>
+      <w:rPr>
+        <w:rFonts w:ascii="Wingdings" w:hAnsi="Wingdings" w:hint="default"/>
+        <w:sz w:val="20"/>
+      </w:rPr>
+    </w:lvl>
+    <w:lvl w:ilvl="8" w:tentative="1">
+      <w:start w:val="1"/>
+      <w:numFmt w:val="bullet"/>
+      <w:lvlText w:val=""/>
+      <w:lvlJc w:val="left"/>
+      <w:pPr>
+        <w:tabs>
+          <w:tab w:val="num" w:pos="6480"/>
+        </w:tabs>
+        <w:ind w:left="6480" w:hanging="360"/>
+      </w:pPr>
+      <w:rPr>
+        <w:rFonts w:ascii="Wingdings" w:hAnsi="Wingdings" w:hint="default"/>
+        <w:sz w:val="20"/>
+      </w:rPr>
+    </w:lvl>
+  </w:abstractNum>
   <w:num w:numId="1">
-    <w:abstractNumId w:val="2"/>
+    <w:abstractNumId w:val="5"/>
   </w:num>
   <w:num w:numId="2">
-    <w:abstractNumId w:val="5"/>
+    <w:abstractNumId w:val="10"/>
   </w:num>
   <w:num w:numId="3">
-    <w:abstractNumId w:val="3"/>
+    <w:abstractNumId w:val="7"/>
   </w:num>
   <w:num w:numId="4">
-    <w:abstractNumId w:val="1"/>
+    <w:abstractNumId w:val="4"/>
   </w:num>
   <w:num w:numId="5">
-    <w:abstractNumId w:val="6"/>
+    <w:abstractNumId w:val="11"/>
   </w:num>
   <w:num w:numId="6">
     <w:abstractNumId w:val="0"/>
   </w:num>
   <w:num w:numId="7">
-    <w:abstractNumId w:val="4"/>
+    <w:abstractNumId w:val="9"/>
+  </w:num>
+  <w:num w:numId="8">
+    <w:abstractNumId w:val="2"/>
+  </w:num>
+  <w:num w:numId="9">
+    <w:abstractNumId w:val="8"/>
+  </w:num>
+  <w:num w:numId="10">
+    <w:abstractNumId w:val="1"/>
+  </w:num>
+  <w:num w:numId="11">
+    <w:abstractNumId w:val="3"/>
+  </w:num>
+  <w:num w:numId="12">
+    <w:abstractNumId w:val="6"/>
   </w:num>
 </w:numbering>
 </file>
@@ -13469,6 +15925,21 @@
     <w:basedOn w:val="DefaultParagraphFont"/>
     <w:rsid w:val="00B5475B"/>
   </w:style>
+  <w:style w:type="character" w:customStyle="1" w:styleId="ng-tns-c3859906382-99">
+    <w:name w:val="ng-tns-c3859906382-99"/>
+    <w:basedOn w:val="DefaultParagraphFont"/>
+    <w:rsid w:val="007F2748"/>
+  </w:style>
+  <w:style w:type="character" w:customStyle="1" w:styleId="ng-tns-c3859906382-100">
+    <w:name w:val="ng-tns-c3859906382-100"/>
+    <w:basedOn w:val="DefaultParagraphFont"/>
+    <w:rsid w:val="007F2748"/>
+  </w:style>
+  <w:style w:type="character" w:customStyle="1" w:styleId="ng-tns-c3859906382-101">
+    <w:name w:val="ng-tns-c3859906382-101"/>
+    <w:basedOn w:val="DefaultParagraphFont"/>
+    <w:rsid w:val="007F2748"/>
+  </w:style>
 </w:styles>
 </file>
 
